--- a/Deliverables/Deliverable 2.docx
+++ b/Deliverables/Deliverable 2.docx
@@ -354,7 +354,21 @@
           <w:rFonts w:ascii="Consolas" w:hAnsi="Consolas" w:cs="Consolas"/>
         </w:rPr>
         <w:br/>
-        <w:t xml:space="preserve">I believe the main areas in my initial design which require more detail or clarification are better outline of the main modules I intend to use (more modularisation) and also a </w:t>
+        <w:t xml:space="preserve">I believe the main areas in my initial design which require more detail or clarification are better outline of the main modules I intend to use (more modularisation) </w:t>
+      </w:r>
+      <w:proofErr w:type="gramStart"/>
+      <w:r>
+        <w:rPr>
+          <w:rFonts w:ascii="Consolas" w:hAnsi="Consolas" w:cs="Consolas"/>
+        </w:rPr>
+        <w:t>and also</w:t>
+      </w:r>
+      <w:proofErr w:type="gramEnd"/>
+      <w:r>
+        <w:rPr>
+          <w:rFonts w:ascii="Consolas" w:hAnsi="Consolas" w:cs="Consolas"/>
+        </w:rPr>
+        <w:t xml:space="preserve"> a </w:t>
       </w:r>
       <w:r>
         <w:rPr>
@@ -368,6 +382,142 @@
         </w:rPr>
         <w:t xml:space="preserve"> outline as to what the purpose of each of those modules is.</w:t>
       </w:r>
+    </w:p>
+    <w:p>
+      <w:pPr>
+        <w:rPr>
+          <w:rFonts w:ascii="Consolas" w:hAnsi="Consolas" w:cs="Consolas"/>
+          <w:u w:val="single"/>
+        </w:rPr>
+      </w:pPr>
+    </w:p>
+    <w:p>
+      <w:pPr>
+        <w:rPr>
+          <w:rFonts w:ascii="Consolas" w:hAnsi="Consolas" w:cs="Consolas"/>
+          <w:u w:val="single"/>
+        </w:rPr>
+      </w:pPr>
+    </w:p>
+    <w:p>
+      <w:pPr>
+        <w:rPr>
+          <w:rFonts w:ascii="Consolas" w:hAnsi="Consolas" w:cs="Consolas"/>
+          <w:u w:val="single"/>
+        </w:rPr>
+      </w:pPr>
+    </w:p>
+    <w:p>
+      <w:pPr>
+        <w:rPr>
+          <w:rFonts w:ascii="Consolas" w:hAnsi="Consolas" w:cs="Consolas"/>
+          <w:u w:val="single"/>
+        </w:rPr>
+      </w:pPr>
+    </w:p>
+    <w:p>
+      <w:pPr>
+        <w:rPr>
+          <w:rFonts w:ascii="Consolas" w:hAnsi="Consolas" w:cs="Consolas"/>
+          <w:u w:val="single"/>
+        </w:rPr>
+      </w:pPr>
+    </w:p>
+    <w:p>
+      <w:pPr>
+        <w:rPr>
+          <w:rFonts w:ascii="Consolas" w:hAnsi="Consolas" w:cs="Consolas"/>
+          <w:u w:val="single"/>
+        </w:rPr>
+      </w:pPr>
+    </w:p>
+    <w:p>
+      <w:pPr>
+        <w:rPr>
+          <w:rFonts w:ascii="Consolas" w:hAnsi="Consolas" w:cs="Consolas"/>
+          <w:u w:val="single"/>
+        </w:rPr>
+      </w:pPr>
+    </w:p>
+    <w:p>
+      <w:pPr>
+        <w:rPr>
+          <w:rFonts w:ascii="Consolas" w:hAnsi="Consolas" w:cs="Consolas"/>
+          <w:u w:val="single"/>
+        </w:rPr>
+      </w:pPr>
+    </w:p>
+    <w:p>
+      <w:pPr>
+        <w:rPr>
+          <w:rFonts w:ascii="Consolas" w:hAnsi="Consolas" w:cs="Consolas"/>
+          <w:u w:val="single"/>
+        </w:rPr>
+      </w:pPr>
+    </w:p>
+    <w:p>
+      <w:pPr>
+        <w:rPr>
+          <w:rFonts w:ascii="Consolas" w:hAnsi="Consolas" w:cs="Consolas"/>
+          <w:u w:val="single"/>
+        </w:rPr>
+      </w:pPr>
+    </w:p>
+    <w:p>
+      <w:pPr>
+        <w:rPr>
+          <w:rFonts w:ascii="Consolas" w:hAnsi="Consolas" w:cs="Consolas"/>
+          <w:u w:val="single"/>
+        </w:rPr>
+      </w:pPr>
+    </w:p>
+    <w:p>
+      <w:pPr>
+        <w:rPr>
+          <w:rFonts w:ascii="Consolas" w:hAnsi="Consolas" w:cs="Consolas"/>
+          <w:u w:val="single"/>
+        </w:rPr>
+      </w:pPr>
+    </w:p>
+    <w:p>
+      <w:pPr>
+        <w:rPr>
+          <w:rFonts w:ascii="Consolas" w:hAnsi="Consolas" w:cs="Consolas"/>
+          <w:u w:val="single"/>
+        </w:rPr>
+      </w:pPr>
+    </w:p>
+    <w:p>
+      <w:pPr>
+        <w:rPr>
+          <w:rFonts w:ascii="Consolas" w:hAnsi="Consolas" w:cs="Consolas"/>
+          <w:u w:val="single"/>
+        </w:rPr>
+      </w:pPr>
+    </w:p>
+    <w:p>
+      <w:pPr>
+        <w:rPr>
+          <w:rFonts w:ascii="Consolas" w:hAnsi="Consolas" w:cs="Consolas"/>
+          <w:u w:val="single"/>
+        </w:rPr>
+      </w:pPr>
+    </w:p>
+    <w:p>
+      <w:pPr>
+        <w:rPr>
+          <w:rFonts w:ascii="Consolas" w:hAnsi="Consolas" w:cs="Consolas"/>
+          <w:u w:val="single"/>
+        </w:rPr>
+      </w:pPr>
+    </w:p>
+    <w:p>
+      <w:pPr>
+        <w:rPr>
+          <w:rFonts w:ascii="Consolas" w:hAnsi="Consolas" w:cs="Consolas"/>
+          <w:u w:val="single"/>
+        </w:rPr>
+      </w:pPr>
     </w:p>
     <w:p>
       <w:pPr>
@@ -402,6 +552,7 @@
           <w:rFonts w:ascii="Consolas" w:hAnsi="Consolas" w:cs="Consolas"/>
           <w:u w:val="single"/>
         </w:rPr>
+        <w:lastRenderedPageBreak/>
         <w:t>Detailed Pseudocode (key modules and outline how and where OOP concepts are used)</w:t>
       </w:r>
     </w:p>
@@ -415,11 +566,6 @@
     </w:p>
     <w:p>
       <w:pPr>
-        <w:pStyle w:val="ListParagraph"/>
-        <w:numPr>
-          <w:ilvl w:val="1"/>
-          <w:numId w:val="8"/>
-        </w:numPr>
         <w:rPr>
           <w:rFonts w:ascii="Consolas" w:hAnsi="Consolas" w:cs="Consolas"/>
           <w:u w:val="single"/>
@@ -428,9 +574,2709 @@
       <w:r>
         <w:rPr>
           <w:rFonts w:ascii="Consolas" w:hAnsi="Consolas" w:cs="Consolas"/>
-          <w:u w:val="single"/>
-        </w:rPr>
-        <w:t>Checklist:</w:t>
+          <w:noProof/>
+          <w:u w:val="single"/>
+        </w:rPr>
+        <mc:AlternateContent>
+          <mc:Choice Requires="wps">
+            <w:drawing>
+              <wp:anchor distT="0" distB="0" distL="114300" distR="114300" simplePos="0" relativeHeight="251660288" behindDoc="0" locked="0" layoutInCell="1" allowOverlap="1" wp14:anchorId="792E4516" wp14:editId="56FC6D82">
+                <wp:simplePos x="0" y="0"/>
+                <wp:positionH relativeFrom="column">
+                  <wp:posOffset>-156210</wp:posOffset>
+                </wp:positionH>
+                <wp:positionV relativeFrom="paragraph">
+                  <wp:posOffset>64387</wp:posOffset>
+                </wp:positionV>
+                <wp:extent cx="7417942" cy="9616272"/>
+                <wp:effectExtent l="0" t="0" r="12065" b="10795"/>
+                <wp:wrapNone/>
+                <wp:docPr id="1148921418" name="Text Box 2"/>
+                <wp:cNvGraphicFramePr/>
+                <a:graphic xmlns:a="http://schemas.openxmlformats.org/drawingml/2006/main">
+                  <a:graphicData uri="http://schemas.microsoft.com/office/word/2010/wordprocessingShape">
+                    <wps:wsp>
+                      <wps:cNvSpPr txBox="1"/>
+                      <wps:spPr>
+                        <a:xfrm>
+                          <a:off x="0" y="0"/>
+                          <a:ext cx="7417942" cy="9616272"/>
+                        </a:xfrm>
+                        <a:prstGeom prst="rect">
+                          <a:avLst/>
+                        </a:prstGeom>
+                        <a:solidFill>
+                          <a:schemeClr val="lt1"/>
+                        </a:solidFill>
+                        <a:ln w="6350">
+                          <a:solidFill>
+                            <a:prstClr val="black"/>
+                          </a:solidFill>
+                        </a:ln>
+                      </wps:spPr>
+                      <wps:txbx>
+                        <w:txbxContent>
+                          <w:p>
+                            <w:pPr>
+                              <w:rPr>
+                                <w:rFonts w:ascii="Consolas" w:hAnsi="Consolas" w:cs="Consolas"/>
+                              </w:rPr>
+                            </w:pPr>
+                            <w:r>
+                              <w:rPr>
+                                <w:rFonts w:ascii="Consolas" w:hAnsi="Consolas" w:cs="Consolas"/>
+                              </w:rPr>
+                              <w:t xml:space="preserve">Module </w:t>
+                            </w:r>
+                            <w:proofErr w:type="spellStart"/>
+                            <w:r>
+                              <w:rPr>
+                                <w:rFonts w:ascii="Consolas" w:hAnsi="Consolas" w:cs="Consolas"/>
+                              </w:rPr>
+                              <w:t>buttonUtilities</w:t>
+                            </w:r>
+                            <w:proofErr w:type="spellEnd"/>
+                          </w:p>
+                          <w:p>
+                            <w:pPr>
+                              <w:ind w:firstLine="720"/>
+                              <w:rPr>
+                                <w:rFonts w:ascii="Consolas" w:hAnsi="Consolas" w:cs="Consolas"/>
+                              </w:rPr>
+                            </w:pPr>
+                          </w:p>
+                          <w:p>
+                            <w:pPr>
+                              <w:ind w:firstLine="720"/>
+                              <w:rPr>
+                                <w:rFonts w:ascii="Consolas" w:hAnsi="Consolas" w:cs="Consolas"/>
+                              </w:rPr>
+                            </w:pPr>
+                            <w:r>
+                              <w:rPr>
+                                <w:rFonts w:ascii="Consolas" w:hAnsi="Consolas" w:cs="Consolas"/>
+                              </w:rPr>
+                              <w:t>IF __name__ == ‘__main__’ THEN</w:t>
+                            </w:r>
+                          </w:p>
+                          <w:p>
+                            <w:pPr>
+                              <w:ind w:left="720"/>
+                              <w:rPr>
+                                <w:rFonts w:ascii="Consolas" w:hAnsi="Consolas" w:cs="Consolas"/>
+                              </w:rPr>
+                            </w:pPr>
+                            <w:r>
+                              <w:rPr>
+                                <w:rFonts w:ascii="Consolas" w:hAnsi="Consolas" w:cs="Consolas"/>
+                              </w:rPr>
+                              <w:tab/>
+                            </w:r>
+                            <w:proofErr w:type="gramStart"/>
+                            <w:r>
+                              <w:rPr>
+                                <w:rFonts w:ascii="Consolas" w:hAnsi="Consolas" w:cs="Consolas"/>
+                              </w:rPr>
+                              <w:t>PRINT(</w:t>
+                            </w:r>
+                            <w:proofErr w:type="gramEnd"/>
+                            <w:r>
+                              <w:rPr>
+                                <w:rFonts w:ascii="Consolas" w:hAnsi="Consolas" w:cs="Consolas"/>
+                              </w:rPr>
+                              <w:t>"Error incorrect file run please run __main__.py")</w:t>
+                            </w:r>
+                          </w:p>
+                          <w:p>
+                            <w:pPr>
+                              <w:ind w:left="720"/>
+                              <w:rPr>
+                                <w:rFonts w:ascii="Consolas" w:hAnsi="Consolas" w:cs="Consolas"/>
+                              </w:rPr>
+                            </w:pPr>
+                            <w:r>
+                              <w:rPr>
+                                <w:rFonts w:ascii="Consolas" w:hAnsi="Consolas" w:cs="Consolas"/>
+                              </w:rPr>
+                              <w:t xml:space="preserve">    </w:t>
+                            </w:r>
+                            <w:proofErr w:type="gramStart"/>
+                            <w:r>
+                              <w:rPr>
+                                <w:rFonts w:ascii="Consolas" w:hAnsi="Consolas" w:cs="Consolas"/>
+                              </w:rPr>
+                              <w:t>quit(</w:t>
+                            </w:r>
+                            <w:proofErr w:type="gramEnd"/>
+                            <w:r>
+                              <w:rPr>
+                                <w:rFonts w:ascii="Consolas" w:hAnsi="Consolas" w:cs="Consolas"/>
+                              </w:rPr>
+                              <w:t>)</w:t>
+                            </w:r>
+                          </w:p>
+                          <w:p>
+                            <w:pPr>
+                              <w:ind w:left="720"/>
+                              <w:rPr>
+                                <w:rFonts w:ascii="Consolas" w:hAnsi="Consolas" w:cs="Consolas"/>
+                              </w:rPr>
+                            </w:pPr>
+                            <w:r>
+                              <w:rPr>
+                                <w:rFonts w:ascii="Consolas" w:hAnsi="Consolas" w:cs="Consolas"/>
+                              </w:rPr>
+                              <w:t>END IF</w:t>
+                            </w:r>
+                          </w:p>
+                          <w:p>
+                            <w:pPr>
+                              <w:rPr>
+                                <w:rFonts w:ascii="Consolas" w:hAnsi="Consolas" w:cs="Consolas"/>
+                              </w:rPr>
+                            </w:pPr>
+                          </w:p>
+                          <w:p>
+                            <w:pPr>
+                              <w:rPr>
+                                <w:rFonts w:ascii="Consolas" w:hAnsi="Consolas" w:cs="Consolas"/>
+                                <w:highlight w:val="yellow"/>
+                              </w:rPr>
+                            </w:pPr>
+                            <w:r>
+                              <w:rPr>
+                                <w:rFonts w:ascii="Consolas" w:hAnsi="Consolas" w:cs="Consolas"/>
+                              </w:rPr>
+                              <w:tab/>
+                            </w:r>
+                            <w:r>
+                              <w:rPr>
+                                <w:rFonts w:ascii="Consolas" w:hAnsi="Consolas" w:cs="Consolas"/>
+                                <w:highlight w:val="yellow"/>
+                              </w:rPr>
+                              <w:t>TRY</w:t>
+                            </w:r>
+                          </w:p>
+                          <w:p>
+                            <w:pPr>
+                              <w:ind w:left="720"/>
+                              <w:rPr>
+                                <w:rFonts w:ascii="Consolas" w:hAnsi="Consolas" w:cs="Consolas"/>
+                                <w:highlight w:val="yellow"/>
+                              </w:rPr>
+                            </w:pPr>
+                            <w:r>
+                              <w:rPr>
+                                <w:rFonts w:ascii="Consolas" w:hAnsi="Consolas" w:cs="Consolas"/>
+                                <w:highlight w:val="yellow"/>
+                              </w:rPr>
+                              <w:t xml:space="preserve">    from world import World</w:t>
+                            </w:r>
+                          </w:p>
+                          <w:p>
+                            <w:pPr>
+                              <w:ind w:left="720"/>
+                              <w:rPr>
+                                <w:rFonts w:ascii="Consolas" w:hAnsi="Consolas" w:cs="Consolas"/>
+                                <w:highlight w:val="yellow"/>
+                              </w:rPr>
+                            </w:pPr>
+                            <w:r>
+                              <w:rPr>
+                                <w:rFonts w:ascii="Consolas" w:hAnsi="Consolas" w:cs="Consolas"/>
+                                <w:highlight w:val="yellow"/>
+                              </w:rPr>
+                              <w:t xml:space="preserve">    from turrets import Cannon, </w:t>
+                            </w:r>
+                            <w:proofErr w:type="spellStart"/>
+                            <w:r>
+                              <w:rPr>
+                                <w:rFonts w:ascii="Consolas" w:hAnsi="Consolas" w:cs="Consolas"/>
+                                <w:highlight w:val="yellow"/>
+                              </w:rPr>
+                              <w:t>Machinelaser</w:t>
+                            </w:r>
+                            <w:proofErr w:type="spellEnd"/>
+                          </w:p>
+                          <w:p>
+                            <w:pPr>
+                              <w:ind w:left="720"/>
+                              <w:rPr>
+                                <w:rFonts w:ascii="Consolas" w:hAnsi="Consolas" w:cs="Consolas"/>
+                                <w:highlight w:val="yellow"/>
+                              </w:rPr>
+                            </w:pPr>
+                            <w:r>
+                              <w:rPr>
+                                <w:rFonts w:ascii="Consolas" w:hAnsi="Consolas" w:cs="Consolas"/>
+                                <w:highlight w:val="yellow"/>
+                              </w:rPr>
+                              <w:t xml:space="preserve">    from constants import *</w:t>
+                            </w:r>
+                          </w:p>
+                          <w:p>
+                            <w:pPr>
+                              <w:ind w:left="720"/>
+                              <w:rPr>
+                                <w:rFonts w:ascii="Consolas" w:hAnsi="Consolas" w:cs="Consolas"/>
+                                <w:highlight w:val="yellow"/>
+                              </w:rPr>
+                            </w:pPr>
+                            <w:r>
+                              <w:rPr>
+                                <w:rFonts w:ascii="Consolas" w:hAnsi="Consolas" w:cs="Consolas"/>
+                                <w:highlight w:val="yellow"/>
+                              </w:rPr>
+                              <w:t>EXCEPT</w:t>
+                            </w:r>
+                            <w:r>
+                              <w:rPr>
+                                <w:rFonts w:ascii="Consolas" w:hAnsi="Consolas" w:cs="Consolas"/>
+                                <w:highlight w:val="yellow"/>
+                              </w:rPr>
+                              <w:t xml:space="preserve"> </w:t>
+                            </w:r>
+                            <w:proofErr w:type="spellStart"/>
+                            <w:r>
+                              <w:rPr>
+                                <w:rFonts w:ascii="Consolas" w:hAnsi="Consolas" w:cs="Consolas"/>
+                                <w:highlight w:val="yellow"/>
+                              </w:rPr>
+                              <w:t>ModuleNotFoundError</w:t>
+                            </w:r>
+                            <w:proofErr w:type="spellEnd"/>
+                            <w:r>
+                              <w:rPr>
+                                <w:rFonts w:ascii="Consolas" w:hAnsi="Consolas" w:cs="Consolas"/>
+                                <w:highlight w:val="yellow"/>
+                              </w:rPr>
+                              <w:t xml:space="preserve"> </w:t>
+                            </w:r>
+                            <w:r>
+                              <w:rPr>
+                                <w:rFonts w:ascii="Consolas" w:hAnsi="Consolas" w:cs="Consolas"/>
+                                <w:highlight w:val="yellow"/>
+                              </w:rPr>
+                              <w:t>AS err</w:t>
+                            </w:r>
+                          </w:p>
+                          <w:p>
+                            <w:pPr>
+                              <w:ind w:left="720"/>
+                              <w:rPr>
+                                <w:rFonts w:ascii="Consolas" w:hAnsi="Consolas" w:cs="Consolas"/>
+                                <w:highlight w:val="yellow"/>
+                              </w:rPr>
+                            </w:pPr>
+                            <w:r>
+                              <w:rPr>
+                                <w:rFonts w:ascii="Consolas" w:hAnsi="Consolas" w:cs="Consolas"/>
+                                <w:highlight w:val="yellow"/>
+                              </w:rPr>
+                              <w:t xml:space="preserve">    </w:t>
+                            </w:r>
+                            <w:proofErr w:type="gramStart"/>
+                            <w:r>
+                              <w:rPr>
+                                <w:rFonts w:ascii="Consolas" w:hAnsi="Consolas" w:cs="Consolas"/>
+                                <w:highlight w:val="yellow"/>
+                              </w:rPr>
+                              <w:t>PRINT</w:t>
+                            </w:r>
+                            <w:r>
+                              <w:rPr>
+                                <w:rFonts w:ascii="Consolas" w:hAnsi="Consolas" w:cs="Consolas"/>
+                                <w:highlight w:val="yellow"/>
+                              </w:rPr>
+                              <w:t>(</w:t>
+                            </w:r>
+                            <w:proofErr w:type="gramEnd"/>
+                            <w:r>
+                              <w:rPr>
+                                <w:rFonts w:ascii="Consolas" w:hAnsi="Consolas" w:cs="Consolas"/>
+                                <w:highlight w:val="yellow"/>
+                              </w:rPr>
+                              <w:t>err)</w:t>
+                            </w:r>
+                          </w:p>
+                          <w:p>
+                            <w:pPr>
+                              <w:ind w:left="720"/>
+                              <w:rPr>
+                                <w:rFonts w:ascii="Consolas" w:hAnsi="Consolas" w:cs="Consolas"/>
+                                <w:highlight w:val="yellow"/>
+                              </w:rPr>
+                            </w:pPr>
+                            <w:r>
+                              <w:rPr>
+                                <w:rFonts w:ascii="Consolas" w:hAnsi="Consolas" w:cs="Consolas"/>
+                                <w:highlight w:val="yellow"/>
+                              </w:rPr>
+                              <w:t xml:space="preserve">    </w:t>
+                            </w:r>
+                            <w:proofErr w:type="gramStart"/>
+                            <w:r>
+                              <w:rPr>
+                                <w:rFonts w:ascii="Consolas" w:hAnsi="Consolas" w:cs="Consolas"/>
+                                <w:highlight w:val="yellow"/>
+                              </w:rPr>
+                              <w:t>PRINT</w:t>
+                            </w:r>
+                            <w:r>
+                              <w:rPr>
+                                <w:rFonts w:ascii="Consolas" w:hAnsi="Consolas" w:cs="Consolas"/>
+                                <w:highlight w:val="yellow"/>
+                              </w:rPr>
+                              <w:t>(</w:t>
+                            </w:r>
+                            <w:proofErr w:type="gramEnd"/>
+                            <w:r>
+                              <w:rPr>
+                                <w:rFonts w:ascii="Consolas" w:hAnsi="Consolas" w:cs="Consolas"/>
+                                <w:highlight w:val="yellow"/>
+                              </w:rPr>
+                              <w:t>"Error missing module please ensure all this games modules are present in their original directory")</w:t>
+                            </w:r>
+                          </w:p>
+                          <w:p>
+                            <w:pPr>
+                              <w:ind w:left="720"/>
+                              <w:rPr>
+                                <w:rFonts w:ascii="Consolas" w:hAnsi="Consolas" w:cs="Consolas"/>
+                              </w:rPr>
+                            </w:pPr>
+                            <w:r>
+                              <w:rPr>
+                                <w:rFonts w:ascii="Consolas" w:hAnsi="Consolas" w:cs="Consolas"/>
+                                <w:highlight w:val="yellow"/>
+                              </w:rPr>
+                              <w:t xml:space="preserve">    </w:t>
+                            </w:r>
+                            <w:proofErr w:type="gramStart"/>
+                            <w:r>
+                              <w:rPr>
+                                <w:rFonts w:ascii="Consolas" w:hAnsi="Consolas" w:cs="Consolas"/>
+                                <w:highlight w:val="yellow"/>
+                              </w:rPr>
+                              <w:t>quit(</w:t>
+                            </w:r>
+                            <w:proofErr w:type="gramEnd"/>
+                            <w:r>
+                              <w:rPr>
+                                <w:rFonts w:ascii="Consolas" w:hAnsi="Consolas" w:cs="Consolas"/>
+                                <w:highlight w:val="yellow"/>
+                              </w:rPr>
+                              <w:t>)</w:t>
+                            </w:r>
+                          </w:p>
+                          <w:p>
+                            <w:pPr>
+                              <w:ind w:left="720"/>
+                              <w:rPr>
+                                <w:rFonts w:ascii="Consolas" w:hAnsi="Consolas" w:cs="Consolas"/>
+                              </w:rPr>
+                            </w:pPr>
+                          </w:p>
+                          <w:p>
+                            <w:pPr>
+                              <w:ind w:left="720"/>
+                              <w:rPr>
+                                <w:rFonts w:ascii="Consolas" w:hAnsi="Consolas" w:cs="Consolas"/>
+                              </w:rPr>
+                            </w:pPr>
+                            <w:r>
+                              <w:rPr>
+                                <w:rFonts w:ascii="Consolas" w:hAnsi="Consolas" w:cs="Consolas"/>
+                              </w:rPr>
+                              <w:t xml:space="preserve">FUNCTION </w:t>
+                            </w:r>
+                            <w:proofErr w:type="spellStart"/>
+                            <w:proofErr w:type="gramStart"/>
+                            <w:r>
+                              <w:rPr>
+                                <w:rFonts w:ascii="Consolas" w:hAnsi="Consolas" w:cs="Consolas"/>
+                              </w:rPr>
+                              <w:t>buttonSetup</w:t>
+                            </w:r>
+                            <w:proofErr w:type="spellEnd"/>
+                            <w:r>
+                              <w:rPr>
+                                <w:rFonts w:ascii="Consolas" w:hAnsi="Consolas" w:cs="Consolas"/>
+                              </w:rPr>
+                              <w:t>(</w:t>
+                            </w:r>
+                            <w:proofErr w:type="spellStart"/>
+                            <w:proofErr w:type="gramEnd"/>
+                            <w:r>
+                              <w:rPr>
+                                <w:rFonts w:ascii="Consolas" w:hAnsi="Consolas" w:cs="Consolas"/>
+                              </w:rPr>
+                              <w:t>doubleSpeed</w:t>
+                            </w:r>
+                            <w:proofErr w:type="spellEnd"/>
+                            <w:r>
+                              <w:rPr>
+                                <w:rFonts w:ascii="Consolas" w:hAnsi="Consolas" w:cs="Consolas"/>
+                              </w:rPr>
+                              <w:t xml:space="preserve">, </w:t>
+                            </w:r>
+                            <w:proofErr w:type="spellStart"/>
+                            <w:r>
+                              <w:rPr>
+                                <w:rFonts w:ascii="Consolas" w:hAnsi="Consolas" w:cs="Consolas"/>
+                              </w:rPr>
+                              <w:t>levelStarted</w:t>
+                            </w:r>
+                            <w:proofErr w:type="spellEnd"/>
+                            <w:r>
+                              <w:rPr>
+                                <w:rFonts w:ascii="Consolas" w:hAnsi="Consolas" w:cs="Consolas"/>
+                              </w:rPr>
+                              <w:t xml:space="preserve">, </w:t>
+                            </w:r>
+                            <w:proofErr w:type="spellStart"/>
+                            <w:r>
+                              <w:rPr>
+                                <w:rFonts w:ascii="Consolas" w:hAnsi="Consolas" w:cs="Consolas"/>
+                              </w:rPr>
+                              <w:t>placingTurrets</w:t>
+                            </w:r>
+                            <w:proofErr w:type="spellEnd"/>
+                            <w:r>
+                              <w:rPr>
+                                <w:rFonts w:ascii="Consolas" w:hAnsi="Consolas" w:cs="Consolas"/>
+                              </w:rPr>
+                              <w:t xml:space="preserve">, world, </w:t>
+                            </w:r>
+                            <w:proofErr w:type="spellStart"/>
+                            <w:r>
+                              <w:rPr>
+                                <w:rFonts w:ascii="Consolas" w:hAnsi="Consolas" w:cs="Consolas"/>
+                              </w:rPr>
+                              <w:t>demoCannon</w:t>
+                            </w:r>
+                            <w:proofErr w:type="spellEnd"/>
+                            <w:r>
+                              <w:rPr>
+                                <w:rFonts w:ascii="Consolas" w:hAnsi="Consolas" w:cs="Consolas"/>
+                              </w:rPr>
+                              <w:t xml:space="preserve">, </w:t>
+                            </w:r>
+                            <w:proofErr w:type="spellStart"/>
+                            <w:r>
+                              <w:rPr>
+                                <w:rFonts w:ascii="Consolas" w:hAnsi="Consolas" w:cs="Consolas"/>
+                              </w:rPr>
+                              <w:t>demoMachinelaser</w:t>
+                            </w:r>
+                            <w:proofErr w:type="spellEnd"/>
+                            <w:r>
+                              <w:rPr>
+                                <w:rFonts w:ascii="Consolas" w:hAnsi="Consolas" w:cs="Consolas"/>
+                              </w:rPr>
+                              <w:t xml:space="preserve">, </w:t>
+                            </w:r>
+                            <w:proofErr w:type="spellStart"/>
+                            <w:r>
+                              <w:rPr>
+                                <w:rFonts w:ascii="Consolas" w:hAnsi="Consolas" w:cs="Consolas"/>
+                              </w:rPr>
+                              <w:t>turretType</w:t>
+                            </w:r>
+                            <w:proofErr w:type="spellEnd"/>
+                            <w:r>
+                              <w:rPr>
+                                <w:rFonts w:ascii="Consolas" w:hAnsi="Consolas" w:cs="Consolas"/>
+                              </w:rPr>
+                              <w:t xml:space="preserve">, </w:t>
+                            </w:r>
+                            <w:proofErr w:type="spellStart"/>
+                            <w:r>
+                              <w:rPr>
+                                <w:rFonts w:ascii="Consolas" w:hAnsi="Consolas" w:cs="Consolas"/>
+                              </w:rPr>
+                              <w:t>selectedTurret</w:t>
+                            </w:r>
+                            <w:proofErr w:type="spellEnd"/>
+                            <w:r>
+                              <w:rPr>
+                                <w:rFonts w:ascii="Consolas" w:hAnsi="Consolas" w:cs="Consolas"/>
+                              </w:rPr>
+                              <w:t>)</w:t>
+                            </w:r>
+                          </w:p>
+                          <w:p>
+                            <w:pPr>
+                              <w:ind w:left="720"/>
+                              <w:rPr>
+                                <w:rFonts w:ascii="Consolas" w:hAnsi="Consolas" w:cs="Consolas"/>
+                              </w:rPr>
+                            </w:pPr>
+                          </w:p>
+                          <w:p>
+                            <w:pPr>
+                              <w:ind w:left="720" w:firstLine="720"/>
+                              <w:rPr>
+                                <w:rFonts w:ascii="Consolas" w:hAnsi="Consolas" w:cs="Consolas"/>
+                              </w:rPr>
+                            </w:pPr>
+                            <w:r>
+                              <w:rPr>
+                                <w:rFonts w:ascii="Consolas" w:hAnsi="Consolas" w:cs="Consolas"/>
+                              </w:rPr>
+                              <w:t xml:space="preserve">IF </w:t>
+                            </w:r>
+                            <w:proofErr w:type="spellStart"/>
+                            <w:r>
+                              <w:rPr>
+                                <w:rFonts w:ascii="Consolas" w:hAnsi="Consolas" w:cs="Consolas"/>
+                              </w:rPr>
+                              <w:t>doubleSpeed</w:t>
+                            </w:r>
+                            <w:proofErr w:type="spellEnd"/>
+                            <w:r>
+                              <w:rPr>
+                                <w:rFonts w:ascii="Consolas" w:hAnsi="Consolas" w:cs="Consolas"/>
+                              </w:rPr>
+                              <w:t xml:space="preserve"> THEN</w:t>
+                            </w:r>
+                          </w:p>
+                          <w:p>
+                            <w:pPr>
+                              <w:ind w:left="1440" w:firstLine="720"/>
+                              <w:rPr>
+                                <w:rFonts w:ascii="Consolas" w:hAnsi="Consolas" w:cs="Consolas"/>
+                              </w:rPr>
+                            </w:pPr>
+                            <w:proofErr w:type="spellStart"/>
+                            <w:r>
+                              <w:rPr>
+                                <w:rFonts w:ascii="Consolas" w:hAnsi="Consolas" w:cs="Consolas"/>
+                                <w:highlight w:val="green"/>
+                              </w:rPr>
+                              <w:t>speedButton.MouseCheck</w:t>
+                            </w:r>
+                            <w:proofErr w:type="spellEnd"/>
+                            <w:r>
+                              <w:rPr>
+                                <w:rFonts w:ascii="Consolas" w:hAnsi="Consolas" w:cs="Consolas"/>
+                                <w:highlight w:val="green"/>
+                              </w:rPr>
+                              <w:t xml:space="preserve">(SCREEN, </w:t>
+                            </w:r>
+                            <w:proofErr w:type="spellStart"/>
+                            <w:r>
+                              <w:rPr>
+                                <w:rFonts w:ascii="Consolas" w:hAnsi="Consolas" w:cs="Consolas"/>
+                                <w:highlight w:val="green"/>
+                              </w:rPr>
+                              <w:t>newText</w:t>
+                            </w:r>
+                            <w:proofErr w:type="spellEnd"/>
+                            <w:r>
+                              <w:rPr>
+                                <w:rFonts w:ascii="Consolas" w:hAnsi="Consolas" w:cs="Consolas"/>
+                                <w:highlight w:val="green"/>
+                              </w:rPr>
+                              <w:t>="1x Speed")</w:t>
+                            </w:r>
+                          </w:p>
+                          <w:p>
+                            <w:pPr>
+                              <w:ind w:left="720" w:firstLine="720"/>
+                              <w:rPr>
+                                <w:rFonts w:ascii="Consolas" w:hAnsi="Consolas" w:cs="Consolas"/>
+                              </w:rPr>
+                            </w:pPr>
+                            <w:r>
+                              <w:rPr>
+                                <w:rFonts w:ascii="Consolas" w:hAnsi="Consolas" w:cs="Consolas"/>
+                              </w:rPr>
+                              <w:t>ELSE</w:t>
+                            </w:r>
+                          </w:p>
+                          <w:p>
+                            <w:pPr>
+                              <w:ind w:left="1440" w:firstLine="720"/>
+                              <w:rPr>
+                                <w:rFonts w:ascii="Consolas" w:hAnsi="Consolas" w:cs="Consolas"/>
+                              </w:rPr>
+                            </w:pPr>
+                            <w:proofErr w:type="spellStart"/>
+                            <w:r>
+                              <w:rPr>
+                                <w:rFonts w:ascii="Consolas" w:hAnsi="Consolas" w:cs="Consolas"/>
+                                <w:highlight w:val="green"/>
+                              </w:rPr>
+                              <w:t>speedButton.MouseCheck</w:t>
+                            </w:r>
+                            <w:proofErr w:type="spellEnd"/>
+                            <w:r>
+                              <w:rPr>
+                                <w:rFonts w:ascii="Consolas" w:hAnsi="Consolas" w:cs="Consolas"/>
+                                <w:highlight w:val="green"/>
+                              </w:rPr>
+                              <w:t xml:space="preserve">(SCREEN, </w:t>
+                            </w:r>
+                            <w:proofErr w:type="spellStart"/>
+                            <w:r>
+                              <w:rPr>
+                                <w:rFonts w:ascii="Consolas" w:hAnsi="Consolas" w:cs="Consolas"/>
+                                <w:highlight w:val="green"/>
+                              </w:rPr>
+                              <w:t>newText</w:t>
+                            </w:r>
+                            <w:proofErr w:type="spellEnd"/>
+                            <w:r>
+                              <w:rPr>
+                                <w:rFonts w:ascii="Consolas" w:hAnsi="Consolas" w:cs="Consolas"/>
+                                <w:highlight w:val="green"/>
+                              </w:rPr>
+                              <w:t>="2x Speed")</w:t>
+                            </w:r>
+                          </w:p>
+                          <w:p>
+                            <w:pPr>
+                              <w:ind w:left="1440"/>
+                              <w:rPr>
+                                <w:rFonts w:ascii="Consolas" w:hAnsi="Consolas" w:cs="Consolas"/>
+                              </w:rPr>
+                            </w:pPr>
+                            <w:r>
+                              <w:rPr>
+                                <w:rFonts w:ascii="Consolas" w:hAnsi="Consolas" w:cs="Consolas"/>
+                              </w:rPr>
+                              <w:t>END IF</w:t>
+                            </w:r>
+                          </w:p>
+                          <w:p>
+                            <w:pPr>
+                              <w:ind w:left="720"/>
+                              <w:rPr>
+                                <w:rFonts w:ascii="Consolas" w:hAnsi="Consolas" w:cs="Consolas"/>
+                              </w:rPr>
+                            </w:pPr>
+                          </w:p>
+                          <w:p>
+                            <w:pPr>
+                              <w:ind w:left="720" w:firstLine="720"/>
+                              <w:rPr>
+                                <w:rFonts w:ascii="Consolas" w:hAnsi="Consolas" w:cs="Consolas"/>
+                              </w:rPr>
+                            </w:pPr>
+                            <w:r>
+                              <w:rPr>
+                                <w:rFonts w:ascii="Consolas" w:hAnsi="Consolas" w:cs="Consolas"/>
+                              </w:rPr>
+                              <w:t>IF</w:t>
+                            </w:r>
+                            <w:r>
+                              <w:rPr>
+                                <w:rFonts w:ascii="Consolas" w:hAnsi="Consolas" w:cs="Consolas"/>
+                              </w:rPr>
+                              <w:t xml:space="preserve"> </w:t>
+                            </w:r>
+                            <w:proofErr w:type="spellStart"/>
+                            <w:proofErr w:type="gramStart"/>
+                            <w:r>
+                              <w:rPr>
+                                <w:rFonts w:ascii="Consolas" w:hAnsi="Consolas" w:cs="Consolas"/>
+                              </w:rPr>
+                              <w:t>world.money</w:t>
+                            </w:r>
+                            <w:proofErr w:type="spellEnd"/>
+                            <w:proofErr w:type="gramEnd"/>
+                            <w:r>
+                              <w:rPr>
+                                <w:rFonts w:ascii="Consolas" w:hAnsi="Consolas" w:cs="Consolas"/>
+                              </w:rPr>
+                              <w:t xml:space="preserve"> &gt;= </w:t>
+                            </w:r>
+                            <w:proofErr w:type="spellStart"/>
+                            <w:r>
+                              <w:rPr>
+                                <w:rFonts w:ascii="Consolas" w:hAnsi="Consolas" w:cs="Consolas"/>
+                              </w:rPr>
+                              <w:t>demoCannon.cost</w:t>
+                            </w:r>
+                            <w:proofErr w:type="spellEnd"/>
+                            <w:r>
+                              <w:rPr>
+                                <w:rFonts w:ascii="Consolas" w:hAnsi="Consolas" w:cs="Consolas"/>
+                              </w:rPr>
+                              <w:t xml:space="preserve"> THEN</w:t>
+                            </w:r>
+                          </w:p>
+                          <w:p>
+                            <w:pPr>
+                              <w:ind w:left="1440" w:firstLine="720"/>
+                              <w:rPr>
+                                <w:rFonts w:ascii="Consolas" w:hAnsi="Consolas" w:cs="Consolas"/>
+                              </w:rPr>
+                            </w:pPr>
+                            <w:proofErr w:type="spellStart"/>
+                            <w:r>
+                              <w:rPr>
+                                <w:rFonts w:ascii="Consolas" w:hAnsi="Consolas" w:cs="Consolas"/>
+                                <w:highlight w:val="green"/>
+                              </w:rPr>
+                              <w:t>buyCannonButton.MouseCheck</w:t>
+                            </w:r>
+                            <w:proofErr w:type="spellEnd"/>
+                            <w:r>
+                              <w:rPr>
+                                <w:rFonts w:ascii="Consolas" w:hAnsi="Consolas" w:cs="Consolas"/>
+                                <w:highlight w:val="green"/>
+                              </w:rPr>
+                              <w:t>(SCREEN)</w:t>
+                            </w:r>
+                          </w:p>
+                          <w:p>
+                            <w:pPr>
+                              <w:ind w:left="720" w:firstLine="720"/>
+                              <w:rPr>
+                                <w:rFonts w:ascii="Consolas" w:hAnsi="Consolas" w:cs="Consolas"/>
+                              </w:rPr>
+                            </w:pPr>
+                            <w:r>
+                              <w:rPr>
+                                <w:rFonts w:ascii="Consolas" w:hAnsi="Consolas" w:cs="Consolas"/>
+                              </w:rPr>
+                              <w:t>ELSE</w:t>
+                            </w:r>
+                          </w:p>
+                          <w:p>
+                            <w:pPr>
+                              <w:ind w:left="1440" w:firstLine="720"/>
+                              <w:rPr>
+                                <w:rFonts w:ascii="Consolas" w:hAnsi="Consolas" w:cs="Consolas"/>
+                              </w:rPr>
+                            </w:pPr>
+                            <w:proofErr w:type="spellStart"/>
+                            <w:r>
+                              <w:rPr>
+                                <w:rFonts w:ascii="Consolas" w:hAnsi="Consolas" w:cs="Consolas"/>
+                                <w:highlight w:val="green"/>
+                              </w:rPr>
+                              <w:t>buyCannonButton.MouseCheck</w:t>
+                            </w:r>
+                            <w:proofErr w:type="spellEnd"/>
+                            <w:r>
+                              <w:rPr>
+                                <w:rFonts w:ascii="Consolas" w:hAnsi="Consolas" w:cs="Consolas"/>
+                                <w:highlight w:val="green"/>
+                              </w:rPr>
+                              <w:t>(SCREEN, True, (220, 220, 220))</w:t>
+                            </w:r>
+                          </w:p>
+                          <w:p>
+                            <w:pPr>
+                              <w:ind w:left="1440" w:firstLine="720"/>
+                              <w:rPr>
+                                <w:rFonts w:ascii="Consolas" w:hAnsi="Consolas" w:cs="Consolas"/>
+                              </w:rPr>
+                            </w:pPr>
+                          </w:p>
+                          <w:p>
+                            <w:pPr>
+                              <w:ind w:left="1440" w:firstLine="720"/>
+                              <w:rPr>
+                                <w:rFonts w:ascii="Consolas" w:hAnsi="Consolas" w:cs="Consolas"/>
+                              </w:rPr>
+                            </w:pPr>
+                            <w:r>
+                              <w:rPr>
+                                <w:rFonts w:ascii="Consolas" w:hAnsi="Consolas" w:cs="Consolas"/>
+                              </w:rPr>
+                              <w:t xml:space="preserve">IF </w:t>
+                            </w:r>
+                            <w:proofErr w:type="spellStart"/>
+                            <w:r>
+                              <w:rPr>
+                                <w:rFonts w:ascii="Consolas" w:hAnsi="Consolas" w:cs="Consolas"/>
+                              </w:rPr>
+                              <w:t>turretType</w:t>
+                            </w:r>
+                            <w:proofErr w:type="spellEnd"/>
+                            <w:r>
+                              <w:rPr>
+                                <w:rFonts w:ascii="Consolas" w:hAnsi="Consolas" w:cs="Consolas"/>
+                              </w:rPr>
+                              <w:t xml:space="preserve"> == "cannon"</w:t>
+                            </w:r>
+                            <w:r>
+                              <w:rPr>
+                                <w:rFonts w:ascii="Consolas" w:hAnsi="Consolas" w:cs="Consolas"/>
+                              </w:rPr>
+                              <w:t xml:space="preserve"> THEN</w:t>
+                            </w:r>
+                          </w:p>
+                          <w:p>
+                            <w:pPr>
+                              <w:ind w:left="2160" w:firstLine="720"/>
+                              <w:rPr>
+                                <w:rFonts w:ascii="Consolas" w:hAnsi="Consolas" w:cs="Consolas"/>
+                              </w:rPr>
+                            </w:pPr>
+                            <w:proofErr w:type="spellStart"/>
+                            <w:r>
+                              <w:rPr>
+                                <w:rFonts w:ascii="Consolas" w:hAnsi="Consolas" w:cs="Consolas"/>
+                              </w:rPr>
+                              <w:t>placingTurrets</w:t>
+                            </w:r>
+                            <w:proofErr w:type="spellEnd"/>
+                            <w:r>
+                              <w:rPr>
+                                <w:rFonts w:ascii="Consolas" w:hAnsi="Consolas" w:cs="Consolas"/>
+                              </w:rPr>
+                              <w:t xml:space="preserve"> = False</w:t>
+                            </w:r>
+                          </w:p>
+                          <w:p>
+                            <w:pPr>
+                              <w:rPr>
+                                <w:rFonts w:ascii="Consolas" w:hAnsi="Consolas" w:cs="Consolas"/>
+                              </w:rPr>
+                            </w:pPr>
+                            <w:r>
+                              <w:rPr>
+                                <w:rFonts w:ascii="Consolas" w:hAnsi="Consolas" w:cs="Consolas"/>
+                              </w:rPr>
+                              <w:tab/>
+                            </w:r>
+                            <w:r>
+                              <w:rPr>
+                                <w:rFonts w:ascii="Consolas" w:hAnsi="Consolas" w:cs="Consolas"/>
+                              </w:rPr>
+                              <w:tab/>
+                            </w:r>
+                            <w:r>
+                              <w:rPr>
+                                <w:rFonts w:ascii="Consolas" w:hAnsi="Consolas" w:cs="Consolas"/>
+                              </w:rPr>
+                              <w:tab/>
+                              <w:t>END IF</w:t>
+                            </w:r>
+                          </w:p>
+                          <w:p>
+                            <w:pPr>
+                              <w:ind w:left="1440"/>
+                              <w:rPr>
+                                <w:rFonts w:ascii="Consolas" w:hAnsi="Consolas" w:cs="Consolas"/>
+                              </w:rPr>
+                            </w:pPr>
+                            <w:r>
+                              <w:rPr>
+                                <w:rFonts w:ascii="Consolas" w:hAnsi="Consolas" w:cs="Consolas"/>
+                              </w:rPr>
+                              <w:t xml:space="preserve">         </w:t>
+                            </w:r>
+                          </w:p>
+                          <w:p>
+                            <w:pPr>
+                              <w:ind w:left="1440"/>
+                              <w:rPr>
+                                <w:rFonts w:ascii="Consolas" w:hAnsi="Consolas" w:cs="Consolas"/>
+                              </w:rPr>
+                            </w:pPr>
+                            <w:r>
+                              <w:rPr>
+                                <w:rFonts w:ascii="Consolas" w:hAnsi="Consolas" w:cs="Consolas"/>
+                              </w:rPr>
+                              <w:t>END IF</w:t>
+                            </w:r>
+                          </w:p>
+                          <w:p>
+                            <w:pPr>
+                              <w:ind w:left="1440"/>
+                              <w:rPr>
+                                <w:rFonts w:ascii="Consolas" w:hAnsi="Consolas" w:cs="Consolas"/>
+                              </w:rPr>
+                            </w:pPr>
+                          </w:p>
+                          <w:p>
+                            <w:pPr>
+                              <w:ind w:left="720" w:firstLine="720"/>
+                              <w:rPr>
+                                <w:rFonts w:ascii="Consolas" w:hAnsi="Consolas" w:cs="Consolas"/>
+                              </w:rPr>
+                            </w:pPr>
+                            <w:r>
+                              <w:rPr>
+                                <w:rFonts w:ascii="Consolas" w:hAnsi="Consolas" w:cs="Consolas"/>
+                              </w:rPr>
+                              <w:t>IF</w:t>
+                            </w:r>
+                            <w:r>
+                              <w:rPr>
+                                <w:rFonts w:ascii="Consolas" w:hAnsi="Consolas" w:cs="Consolas"/>
+                              </w:rPr>
+                              <w:t xml:space="preserve"> </w:t>
+                            </w:r>
+                            <w:proofErr w:type="spellStart"/>
+                            <w:proofErr w:type="gramStart"/>
+                            <w:r>
+                              <w:rPr>
+                                <w:rFonts w:ascii="Consolas" w:hAnsi="Consolas" w:cs="Consolas"/>
+                              </w:rPr>
+                              <w:t>world.money</w:t>
+                            </w:r>
+                            <w:proofErr w:type="spellEnd"/>
+                            <w:proofErr w:type="gramEnd"/>
+                            <w:r>
+                              <w:rPr>
+                                <w:rFonts w:ascii="Consolas" w:hAnsi="Consolas" w:cs="Consolas"/>
+                              </w:rPr>
+                              <w:t xml:space="preserve"> &gt;= </w:t>
+                            </w:r>
+                            <w:proofErr w:type="spellStart"/>
+                            <w:r>
+                              <w:rPr>
+                                <w:rFonts w:ascii="Consolas" w:hAnsi="Consolas" w:cs="Consolas"/>
+                              </w:rPr>
+                              <w:t>demoMachinelaser.cost</w:t>
+                            </w:r>
+                            <w:proofErr w:type="spellEnd"/>
+                            <w:r>
+                              <w:rPr>
+                                <w:rFonts w:ascii="Consolas" w:hAnsi="Consolas" w:cs="Consolas"/>
+                              </w:rPr>
+                              <w:t xml:space="preserve"> THEN</w:t>
+                            </w:r>
+                          </w:p>
+                          <w:p>
+                            <w:pPr>
+                              <w:ind w:left="1440"/>
+                              <w:rPr>
+                                <w:rFonts w:ascii="Consolas" w:hAnsi="Consolas" w:cs="Consolas"/>
+                              </w:rPr>
+                            </w:pPr>
+                            <w:r>
+                              <w:rPr>
+                                <w:rFonts w:ascii="Consolas" w:hAnsi="Consolas" w:cs="Consolas"/>
+                              </w:rPr>
+                              <w:t xml:space="preserve">        </w:t>
+                            </w:r>
+                            <w:proofErr w:type="spellStart"/>
+                            <w:r>
+                              <w:rPr>
+                                <w:rFonts w:ascii="Consolas" w:hAnsi="Consolas" w:cs="Consolas"/>
+                                <w:highlight w:val="green"/>
+                              </w:rPr>
+                              <w:t>buyMachinelaserButton.MouseCheck</w:t>
+                            </w:r>
+                            <w:proofErr w:type="spellEnd"/>
+                            <w:r>
+                              <w:rPr>
+                                <w:rFonts w:ascii="Consolas" w:hAnsi="Consolas" w:cs="Consolas"/>
+                                <w:highlight w:val="green"/>
+                              </w:rPr>
+                              <w:t>(SCREEN)</w:t>
+                            </w:r>
+                          </w:p>
+                          <w:p>
+                            <w:pPr>
+                              <w:ind w:left="720" w:firstLine="720"/>
+                              <w:rPr>
+                                <w:rFonts w:ascii="Consolas" w:hAnsi="Consolas" w:cs="Consolas"/>
+                              </w:rPr>
+                            </w:pPr>
+                            <w:r>
+                              <w:rPr>
+                                <w:rFonts w:ascii="Consolas" w:hAnsi="Consolas" w:cs="Consolas"/>
+                              </w:rPr>
+                              <w:t>ELSE</w:t>
+                            </w:r>
+                          </w:p>
+                          <w:p>
+                            <w:pPr>
+                              <w:ind w:left="1440" w:firstLine="720"/>
+                              <w:rPr>
+                                <w:rFonts w:ascii="Consolas" w:hAnsi="Consolas" w:cs="Consolas"/>
+                              </w:rPr>
+                            </w:pPr>
+                            <w:proofErr w:type="spellStart"/>
+                            <w:r>
+                              <w:rPr>
+                                <w:rFonts w:ascii="Consolas" w:hAnsi="Consolas" w:cs="Consolas"/>
+                                <w:highlight w:val="green"/>
+                              </w:rPr>
+                              <w:t>buyMachinelaserButton.MouseCheck</w:t>
+                            </w:r>
+                            <w:proofErr w:type="spellEnd"/>
+                            <w:r>
+                              <w:rPr>
+                                <w:rFonts w:ascii="Consolas" w:hAnsi="Consolas" w:cs="Consolas"/>
+                                <w:highlight w:val="green"/>
+                              </w:rPr>
+                              <w:t>(SCREEN, True, (220, 220, 220))</w:t>
+                            </w:r>
+                          </w:p>
+                          <w:p>
+                            <w:pPr>
+                              <w:ind w:left="1440" w:firstLine="720"/>
+                              <w:rPr>
+                                <w:rFonts w:ascii="Consolas" w:hAnsi="Consolas" w:cs="Consolas"/>
+                              </w:rPr>
+                            </w:pPr>
+                            <w:r>
+                              <w:rPr>
+                                <w:rFonts w:ascii="Consolas" w:hAnsi="Consolas" w:cs="Consolas"/>
+                              </w:rPr>
+                              <w:t>IF</w:t>
+                            </w:r>
+                            <w:r>
+                              <w:rPr>
+                                <w:rFonts w:ascii="Consolas" w:hAnsi="Consolas" w:cs="Consolas"/>
+                              </w:rPr>
+                              <w:t xml:space="preserve"> </w:t>
+                            </w:r>
+                            <w:proofErr w:type="spellStart"/>
+                            <w:r>
+                              <w:rPr>
+                                <w:rFonts w:ascii="Consolas" w:hAnsi="Consolas" w:cs="Consolas"/>
+                              </w:rPr>
+                              <w:t>turretType</w:t>
+                            </w:r>
+                            <w:proofErr w:type="spellEnd"/>
+                            <w:r>
+                              <w:rPr>
+                                <w:rFonts w:ascii="Consolas" w:hAnsi="Consolas" w:cs="Consolas"/>
+                              </w:rPr>
+                              <w:t xml:space="preserve"> == "</w:t>
+                            </w:r>
+                            <w:proofErr w:type="spellStart"/>
+                            <w:r>
+                              <w:rPr>
+                                <w:rFonts w:ascii="Consolas" w:hAnsi="Consolas" w:cs="Consolas"/>
+                              </w:rPr>
+                              <w:t>machinelaser</w:t>
+                            </w:r>
+                            <w:proofErr w:type="spellEnd"/>
+                            <w:r>
+                              <w:rPr>
+                                <w:rFonts w:ascii="Consolas" w:hAnsi="Consolas" w:cs="Consolas"/>
+                              </w:rPr>
+                              <w:t>"</w:t>
+                            </w:r>
+                            <w:r>
+                              <w:rPr>
+                                <w:rFonts w:ascii="Consolas" w:hAnsi="Consolas" w:cs="Consolas"/>
+                              </w:rPr>
+                              <w:t xml:space="preserve"> THEN</w:t>
+                            </w:r>
+                          </w:p>
+                          <w:p>
+                            <w:pPr>
+                              <w:ind w:left="2160" w:firstLine="720"/>
+                              <w:rPr>
+                                <w:rFonts w:ascii="Consolas" w:hAnsi="Consolas" w:cs="Consolas"/>
+                              </w:rPr>
+                            </w:pPr>
+                            <w:proofErr w:type="spellStart"/>
+                            <w:r>
+                              <w:rPr>
+                                <w:rFonts w:ascii="Consolas" w:hAnsi="Consolas" w:cs="Consolas"/>
+                              </w:rPr>
+                              <w:t>placingTurrets</w:t>
+                            </w:r>
+                            <w:proofErr w:type="spellEnd"/>
+                            <w:r>
+                              <w:rPr>
+                                <w:rFonts w:ascii="Consolas" w:hAnsi="Consolas" w:cs="Consolas"/>
+                              </w:rPr>
+                              <w:t xml:space="preserve"> = False</w:t>
+                            </w:r>
+                          </w:p>
+                          <w:p>
+                            <w:pPr>
+                              <w:ind w:left="1440" w:firstLine="720"/>
+                              <w:rPr>
+                                <w:rFonts w:ascii="Consolas" w:hAnsi="Consolas" w:cs="Consolas"/>
+                              </w:rPr>
+                            </w:pPr>
+                            <w:r>
+                              <w:rPr>
+                                <w:rFonts w:ascii="Consolas" w:hAnsi="Consolas" w:cs="Consolas"/>
+                              </w:rPr>
+                              <w:t>END IF</w:t>
+                            </w:r>
+                          </w:p>
+                          <w:p>
+                            <w:pPr>
+                              <w:ind w:left="1440"/>
+                              <w:rPr>
+                                <w:rFonts w:ascii="Consolas" w:hAnsi="Consolas" w:cs="Consolas"/>
+                              </w:rPr>
+                            </w:pPr>
+                            <w:r>
+                              <w:rPr>
+                                <w:rFonts w:ascii="Consolas" w:hAnsi="Consolas" w:cs="Consolas"/>
+                              </w:rPr>
+                              <w:t>END IF</w:t>
+                            </w:r>
+                          </w:p>
+                          <w:p>
+                            <w:pPr>
+                              <w:ind w:left="1440"/>
+                              <w:rPr>
+                                <w:rFonts w:ascii="Consolas" w:hAnsi="Consolas" w:cs="Consolas"/>
+                              </w:rPr>
+                            </w:pPr>
+                          </w:p>
+                          <w:p>
+                            <w:pPr>
+                              <w:ind w:left="720" w:firstLine="720"/>
+                              <w:rPr>
+                                <w:rFonts w:ascii="Consolas" w:hAnsi="Consolas" w:cs="Consolas"/>
+                              </w:rPr>
+                            </w:pPr>
+                            <w:r>
+                              <w:rPr>
+                                <w:rFonts w:ascii="Consolas" w:hAnsi="Consolas" w:cs="Consolas"/>
+                              </w:rPr>
+                              <w:t>IF</w:t>
+                            </w:r>
+                            <w:r>
+                              <w:rPr>
+                                <w:rFonts w:ascii="Consolas" w:hAnsi="Consolas" w:cs="Consolas"/>
+                              </w:rPr>
+                              <w:t xml:space="preserve"> </w:t>
+                            </w:r>
+                            <w:proofErr w:type="spellStart"/>
+                            <w:r>
+                              <w:rPr>
+                                <w:rFonts w:ascii="Consolas" w:hAnsi="Consolas" w:cs="Consolas"/>
+                              </w:rPr>
+                              <w:t>placingTurrets</w:t>
+                            </w:r>
+                            <w:proofErr w:type="spellEnd"/>
+                            <w:r>
+                              <w:rPr>
+                                <w:rFonts w:ascii="Consolas" w:hAnsi="Consolas" w:cs="Consolas"/>
+                              </w:rPr>
+                              <w:t xml:space="preserve"> THEN</w:t>
+                            </w:r>
+                          </w:p>
+                          <w:p>
+                            <w:pPr>
+                              <w:ind w:left="1440"/>
+                              <w:rPr>
+                                <w:rFonts w:ascii="Consolas" w:hAnsi="Consolas" w:cs="Consolas"/>
+                              </w:rPr>
+                            </w:pPr>
+                            <w:r>
+                              <w:rPr>
+                                <w:rFonts w:ascii="Consolas" w:hAnsi="Consolas" w:cs="Consolas"/>
+                              </w:rPr>
+                              <w:t xml:space="preserve">        </w:t>
+                            </w:r>
+                            <w:proofErr w:type="spellStart"/>
+                            <w:r>
+                              <w:rPr>
+                                <w:rFonts w:ascii="Consolas" w:hAnsi="Consolas" w:cs="Consolas"/>
+                                <w:highlight w:val="green"/>
+                              </w:rPr>
+                              <w:t>cancelButton.MouseCheck</w:t>
+                            </w:r>
+                            <w:proofErr w:type="spellEnd"/>
+                            <w:r>
+                              <w:rPr>
+                                <w:rFonts w:ascii="Consolas" w:hAnsi="Consolas" w:cs="Consolas"/>
+                                <w:highlight w:val="green"/>
+                              </w:rPr>
+                              <w:t>(SCREEN)</w:t>
+                            </w:r>
+                          </w:p>
+                          <w:p>
+                            <w:pPr>
+                              <w:ind w:left="720" w:firstLine="720"/>
+                              <w:rPr>
+                                <w:rFonts w:ascii="Consolas" w:hAnsi="Consolas" w:cs="Consolas"/>
+                              </w:rPr>
+                            </w:pPr>
+                            <w:r>
+                              <w:rPr>
+                                <w:rFonts w:ascii="Consolas" w:hAnsi="Consolas" w:cs="Consolas"/>
+                              </w:rPr>
+                              <w:t>ELSE</w:t>
+                            </w:r>
+                          </w:p>
+                          <w:p>
+                            <w:pPr>
+                              <w:ind w:left="1440"/>
+                              <w:rPr>
+                                <w:rFonts w:ascii="Consolas" w:hAnsi="Consolas" w:cs="Consolas"/>
+                              </w:rPr>
+                            </w:pPr>
+                            <w:r>
+                              <w:rPr>
+                                <w:rFonts w:ascii="Consolas" w:hAnsi="Consolas" w:cs="Consolas"/>
+                              </w:rPr>
+                              <w:t xml:space="preserve">        </w:t>
+                            </w:r>
+                            <w:proofErr w:type="spellStart"/>
+                            <w:r>
+                              <w:rPr>
+                                <w:rFonts w:ascii="Consolas" w:hAnsi="Consolas" w:cs="Consolas"/>
+                              </w:rPr>
+                              <w:t>cancelButton.active</w:t>
+                            </w:r>
+                            <w:proofErr w:type="spellEnd"/>
+                            <w:r>
+                              <w:rPr>
+                                <w:rFonts w:ascii="Consolas" w:hAnsi="Consolas" w:cs="Consolas"/>
+                              </w:rPr>
+                              <w:t xml:space="preserve"> = False</w:t>
+                            </w:r>
+                          </w:p>
+                          <w:p>
+                            <w:pPr>
+                              <w:ind w:left="1440"/>
+                              <w:rPr>
+                                <w:rFonts w:ascii="Consolas" w:hAnsi="Consolas" w:cs="Consolas"/>
+                              </w:rPr>
+                            </w:pPr>
+                            <w:r>
+                              <w:rPr>
+                                <w:rFonts w:ascii="Consolas" w:hAnsi="Consolas" w:cs="Consolas"/>
+                              </w:rPr>
+                              <w:t>END IF</w:t>
+                            </w:r>
+                          </w:p>
+                          <w:p>
+                            <w:pPr>
+                              <w:rPr>
+                                <w:rFonts w:ascii="Consolas" w:hAnsi="Consolas" w:cs="Consolas"/>
+                              </w:rPr>
+                            </w:pPr>
+                            <w:r>
+                              <w:rPr>
+                                <w:rFonts w:ascii="Consolas" w:hAnsi="Consolas" w:cs="Consolas"/>
+                              </w:rPr>
+                              <w:t>…</w:t>
+                            </w:r>
+                          </w:p>
+                          <w:p>
+                            <w:pPr>
+                              <w:ind w:left="1440"/>
+                              <w:rPr>
+                                <w:rFonts w:ascii="Consolas" w:hAnsi="Consolas" w:cs="Consolas"/>
+                              </w:rPr>
+                            </w:pPr>
+                          </w:p>
+                          <w:p>
+                            <w:pPr>
+                              <w:ind w:left="1440"/>
+                              <w:rPr>
+                                <w:rFonts w:ascii="Consolas" w:hAnsi="Consolas" w:cs="Consolas"/>
+                              </w:rPr>
+                            </w:pPr>
+                          </w:p>
+                          <w:p>
+                            <w:pPr>
+                              <w:ind w:left="720"/>
+                              <w:rPr>
+                                <w:rFonts w:ascii="Consolas" w:hAnsi="Consolas" w:cs="Consolas"/>
+                              </w:rPr>
+                            </w:pPr>
+                          </w:p>
+                          <w:p>
+                            <w:pPr>
+                              <w:ind w:left="720"/>
+                              <w:rPr>
+                                <w:rFonts w:ascii="Consolas" w:hAnsi="Consolas" w:cs="Consolas"/>
+                              </w:rPr>
+                            </w:pPr>
+                          </w:p>
+                          <w:p>
+                            <w:pPr>
+                              <w:ind w:left="720"/>
+                              <w:rPr>
+                                <w:rFonts w:ascii="Consolas" w:hAnsi="Consolas" w:cs="Consolas"/>
+                              </w:rPr>
+                            </w:pPr>
+                          </w:p>
+                          <w:p>
+                            <w:pPr>
+                              <w:ind w:left="720"/>
+                              <w:rPr>
+                                <w:rFonts w:ascii="Consolas" w:hAnsi="Consolas" w:cs="Consolas"/>
+                              </w:rPr>
+                            </w:pPr>
+                          </w:p>
+                          <w:p>
+                            <w:pPr>
+                              <w:ind w:left="720"/>
+                              <w:rPr>
+                                <w:rFonts w:ascii="Consolas" w:hAnsi="Consolas" w:cs="Consolas"/>
+                              </w:rPr>
+                            </w:pPr>
+                          </w:p>
+                          <w:p>
+                            <w:pPr>
+                              <w:ind w:left="720"/>
+                              <w:rPr>
+                                <w:rFonts w:ascii="Consolas" w:hAnsi="Consolas" w:cs="Consolas"/>
+                              </w:rPr>
+                            </w:pPr>
+                          </w:p>
+                          <w:p>
+                            <w:pPr>
+                              <w:rPr>
+                                <w:rFonts w:ascii="Consolas" w:hAnsi="Consolas" w:cs="Consolas"/>
+                              </w:rPr>
+                            </w:pPr>
+                          </w:p>
+                        </w:txbxContent>
+                      </wps:txbx>
+                      <wps:bodyPr rot="0" spcFirstLastPara="0" vertOverflow="overflow" horzOverflow="overflow" vert="horz" wrap="square" lIns="91440" tIns="45720" rIns="91440" bIns="45720" numCol="1" spcCol="0" rtlCol="0" fromWordArt="0" anchor="t" anchorCtr="0" forceAA="0" compatLnSpc="1">
+                        <a:prstTxWarp prst="textNoShape">
+                          <a:avLst/>
+                        </a:prstTxWarp>
+                        <a:noAutofit/>
+                      </wps:bodyPr>
+                    </wps:wsp>
+                  </a:graphicData>
+                </a:graphic>
+                <wp14:sizeRelH relativeFrom="margin">
+                  <wp14:pctWidth>0</wp14:pctWidth>
+                </wp14:sizeRelH>
+                <wp14:sizeRelV relativeFrom="margin">
+                  <wp14:pctHeight>0</wp14:pctHeight>
+                </wp14:sizeRelV>
+              </wp:anchor>
+            </w:drawing>
+          </mc:Choice>
+          <mc:Fallback>
+            <w:pict>
+              <v:shapetype w14:anchorId="792E4516" id="_x0000_t202" coordsize="21600,21600" o:spt="202" path="m,l,21600r21600,l21600,xe">
+                <v:stroke joinstyle="miter"/>
+                <v:path gradientshapeok="t" o:connecttype="rect"/>
+              </v:shapetype>
+              <v:shape id="Text Box 2" o:spid="_x0000_s1026" type="#_x0000_t202" style="position:absolute;margin-left:-12.3pt;margin-top:5.05pt;width:584.1pt;height:757.2pt;z-index:251660288;visibility:visible;mso-wrap-style:square;mso-width-percent:0;mso-height-percent:0;mso-wrap-distance-left:9pt;mso-wrap-distance-top:0;mso-wrap-distance-right:9pt;mso-wrap-distance-bottom:0;mso-position-horizontal:absolute;mso-position-horizontal-relative:text;mso-position-vertical:absolute;mso-position-vertical-relative:text;mso-width-percent:0;mso-height-percent:0;mso-width-relative:margin;mso-height-relative:margin;v-text-anchor:top" o:gfxdata="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" fillcolor="white [3201]" strokeweight=".5pt">
+                <v:textbox>
+                  <w:txbxContent>
+                    <w:p>
+                      <w:pPr>
+                        <w:rPr>
+                          <w:rFonts w:ascii="Consolas" w:hAnsi="Consolas" w:cs="Consolas"/>
+                        </w:rPr>
+                      </w:pPr>
+                      <w:r>
+                        <w:rPr>
+                          <w:rFonts w:ascii="Consolas" w:hAnsi="Consolas" w:cs="Consolas"/>
+                        </w:rPr>
+                        <w:t xml:space="preserve">Module </w:t>
+                      </w:r>
+                      <w:proofErr w:type="spellStart"/>
+                      <w:r>
+                        <w:rPr>
+                          <w:rFonts w:ascii="Consolas" w:hAnsi="Consolas" w:cs="Consolas"/>
+                        </w:rPr>
+                        <w:t>buttonUtilities</w:t>
+                      </w:r>
+                      <w:proofErr w:type="spellEnd"/>
+                    </w:p>
+                    <w:p>
+                      <w:pPr>
+                        <w:ind w:firstLine="720"/>
+                        <w:rPr>
+                          <w:rFonts w:ascii="Consolas" w:hAnsi="Consolas" w:cs="Consolas"/>
+                        </w:rPr>
+                      </w:pPr>
+                    </w:p>
+                    <w:p>
+                      <w:pPr>
+                        <w:ind w:firstLine="720"/>
+                        <w:rPr>
+                          <w:rFonts w:ascii="Consolas" w:hAnsi="Consolas" w:cs="Consolas"/>
+                        </w:rPr>
+                      </w:pPr>
+                      <w:r>
+                        <w:rPr>
+                          <w:rFonts w:ascii="Consolas" w:hAnsi="Consolas" w:cs="Consolas"/>
+                        </w:rPr>
+                        <w:t>IF __name__ == ‘__main__’ THEN</w:t>
+                      </w:r>
+                    </w:p>
+                    <w:p>
+                      <w:pPr>
+                        <w:ind w:left="720"/>
+                        <w:rPr>
+                          <w:rFonts w:ascii="Consolas" w:hAnsi="Consolas" w:cs="Consolas"/>
+                        </w:rPr>
+                      </w:pPr>
+                      <w:r>
+                        <w:rPr>
+                          <w:rFonts w:ascii="Consolas" w:hAnsi="Consolas" w:cs="Consolas"/>
+                        </w:rPr>
+                        <w:tab/>
+                      </w:r>
+                      <w:proofErr w:type="gramStart"/>
+                      <w:r>
+                        <w:rPr>
+                          <w:rFonts w:ascii="Consolas" w:hAnsi="Consolas" w:cs="Consolas"/>
+                        </w:rPr>
+                        <w:t>PRINT(</w:t>
+                      </w:r>
+                      <w:proofErr w:type="gramEnd"/>
+                      <w:r>
+                        <w:rPr>
+                          <w:rFonts w:ascii="Consolas" w:hAnsi="Consolas" w:cs="Consolas"/>
+                        </w:rPr>
+                        <w:t>"Error incorrect file run please run __main__.py")</w:t>
+                      </w:r>
+                    </w:p>
+                    <w:p>
+                      <w:pPr>
+                        <w:ind w:left="720"/>
+                        <w:rPr>
+                          <w:rFonts w:ascii="Consolas" w:hAnsi="Consolas" w:cs="Consolas"/>
+                        </w:rPr>
+                      </w:pPr>
+                      <w:r>
+                        <w:rPr>
+                          <w:rFonts w:ascii="Consolas" w:hAnsi="Consolas" w:cs="Consolas"/>
+                        </w:rPr>
+                        <w:t xml:space="preserve">    </w:t>
+                      </w:r>
+                      <w:proofErr w:type="gramStart"/>
+                      <w:r>
+                        <w:rPr>
+                          <w:rFonts w:ascii="Consolas" w:hAnsi="Consolas" w:cs="Consolas"/>
+                        </w:rPr>
+                        <w:t>quit(</w:t>
+                      </w:r>
+                      <w:proofErr w:type="gramEnd"/>
+                      <w:r>
+                        <w:rPr>
+                          <w:rFonts w:ascii="Consolas" w:hAnsi="Consolas" w:cs="Consolas"/>
+                        </w:rPr>
+                        <w:t>)</w:t>
+                      </w:r>
+                    </w:p>
+                    <w:p>
+                      <w:pPr>
+                        <w:ind w:left="720"/>
+                        <w:rPr>
+                          <w:rFonts w:ascii="Consolas" w:hAnsi="Consolas" w:cs="Consolas"/>
+                        </w:rPr>
+                      </w:pPr>
+                      <w:r>
+                        <w:rPr>
+                          <w:rFonts w:ascii="Consolas" w:hAnsi="Consolas" w:cs="Consolas"/>
+                        </w:rPr>
+                        <w:t>END IF</w:t>
+                      </w:r>
+                    </w:p>
+                    <w:p>
+                      <w:pPr>
+                        <w:rPr>
+                          <w:rFonts w:ascii="Consolas" w:hAnsi="Consolas" w:cs="Consolas"/>
+                        </w:rPr>
+                      </w:pPr>
+                    </w:p>
+                    <w:p>
+                      <w:pPr>
+                        <w:rPr>
+                          <w:rFonts w:ascii="Consolas" w:hAnsi="Consolas" w:cs="Consolas"/>
+                          <w:highlight w:val="yellow"/>
+                        </w:rPr>
+                      </w:pPr>
+                      <w:r>
+                        <w:rPr>
+                          <w:rFonts w:ascii="Consolas" w:hAnsi="Consolas" w:cs="Consolas"/>
+                        </w:rPr>
+                        <w:tab/>
+                      </w:r>
+                      <w:r>
+                        <w:rPr>
+                          <w:rFonts w:ascii="Consolas" w:hAnsi="Consolas" w:cs="Consolas"/>
+                          <w:highlight w:val="yellow"/>
+                        </w:rPr>
+                        <w:t>TRY</w:t>
+                      </w:r>
+                    </w:p>
+                    <w:p>
+                      <w:pPr>
+                        <w:ind w:left="720"/>
+                        <w:rPr>
+                          <w:rFonts w:ascii="Consolas" w:hAnsi="Consolas" w:cs="Consolas"/>
+                          <w:highlight w:val="yellow"/>
+                        </w:rPr>
+                      </w:pPr>
+                      <w:r>
+                        <w:rPr>
+                          <w:rFonts w:ascii="Consolas" w:hAnsi="Consolas" w:cs="Consolas"/>
+                          <w:highlight w:val="yellow"/>
+                        </w:rPr>
+                        <w:t xml:space="preserve">    from world import World</w:t>
+                      </w:r>
+                    </w:p>
+                    <w:p>
+                      <w:pPr>
+                        <w:ind w:left="720"/>
+                        <w:rPr>
+                          <w:rFonts w:ascii="Consolas" w:hAnsi="Consolas" w:cs="Consolas"/>
+                          <w:highlight w:val="yellow"/>
+                        </w:rPr>
+                      </w:pPr>
+                      <w:r>
+                        <w:rPr>
+                          <w:rFonts w:ascii="Consolas" w:hAnsi="Consolas" w:cs="Consolas"/>
+                          <w:highlight w:val="yellow"/>
+                        </w:rPr>
+                        <w:t xml:space="preserve">    from turrets import Cannon, </w:t>
+                      </w:r>
+                      <w:proofErr w:type="spellStart"/>
+                      <w:r>
+                        <w:rPr>
+                          <w:rFonts w:ascii="Consolas" w:hAnsi="Consolas" w:cs="Consolas"/>
+                          <w:highlight w:val="yellow"/>
+                        </w:rPr>
+                        <w:t>Machinelaser</w:t>
+                      </w:r>
+                      <w:proofErr w:type="spellEnd"/>
+                    </w:p>
+                    <w:p>
+                      <w:pPr>
+                        <w:ind w:left="720"/>
+                        <w:rPr>
+                          <w:rFonts w:ascii="Consolas" w:hAnsi="Consolas" w:cs="Consolas"/>
+                          <w:highlight w:val="yellow"/>
+                        </w:rPr>
+                      </w:pPr>
+                      <w:r>
+                        <w:rPr>
+                          <w:rFonts w:ascii="Consolas" w:hAnsi="Consolas" w:cs="Consolas"/>
+                          <w:highlight w:val="yellow"/>
+                        </w:rPr>
+                        <w:t xml:space="preserve">    from constants import *</w:t>
+                      </w:r>
+                    </w:p>
+                    <w:p>
+                      <w:pPr>
+                        <w:ind w:left="720"/>
+                        <w:rPr>
+                          <w:rFonts w:ascii="Consolas" w:hAnsi="Consolas" w:cs="Consolas"/>
+                          <w:highlight w:val="yellow"/>
+                        </w:rPr>
+                      </w:pPr>
+                      <w:r>
+                        <w:rPr>
+                          <w:rFonts w:ascii="Consolas" w:hAnsi="Consolas" w:cs="Consolas"/>
+                          <w:highlight w:val="yellow"/>
+                        </w:rPr>
+                        <w:t>EXCEPT</w:t>
+                      </w:r>
+                      <w:r>
+                        <w:rPr>
+                          <w:rFonts w:ascii="Consolas" w:hAnsi="Consolas" w:cs="Consolas"/>
+                          <w:highlight w:val="yellow"/>
+                        </w:rPr>
+                        <w:t xml:space="preserve"> </w:t>
+                      </w:r>
+                      <w:proofErr w:type="spellStart"/>
+                      <w:r>
+                        <w:rPr>
+                          <w:rFonts w:ascii="Consolas" w:hAnsi="Consolas" w:cs="Consolas"/>
+                          <w:highlight w:val="yellow"/>
+                        </w:rPr>
+                        <w:t>ModuleNotFoundError</w:t>
+                      </w:r>
+                      <w:proofErr w:type="spellEnd"/>
+                      <w:r>
+                        <w:rPr>
+                          <w:rFonts w:ascii="Consolas" w:hAnsi="Consolas" w:cs="Consolas"/>
+                          <w:highlight w:val="yellow"/>
+                        </w:rPr>
+                        <w:t xml:space="preserve"> </w:t>
+                      </w:r>
+                      <w:r>
+                        <w:rPr>
+                          <w:rFonts w:ascii="Consolas" w:hAnsi="Consolas" w:cs="Consolas"/>
+                          <w:highlight w:val="yellow"/>
+                        </w:rPr>
+                        <w:t>AS err</w:t>
+                      </w:r>
+                    </w:p>
+                    <w:p>
+                      <w:pPr>
+                        <w:ind w:left="720"/>
+                        <w:rPr>
+                          <w:rFonts w:ascii="Consolas" w:hAnsi="Consolas" w:cs="Consolas"/>
+                          <w:highlight w:val="yellow"/>
+                        </w:rPr>
+                      </w:pPr>
+                      <w:r>
+                        <w:rPr>
+                          <w:rFonts w:ascii="Consolas" w:hAnsi="Consolas" w:cs="Consolas"/>
+                          <w:highlight w:val="yellow"/>
+                        </w:rPr>
+                        <w:t xml:space="preserve">    </w:t>
+                      </w:r>
+                      <w:proofErr w:type="gramStart"/>
+                      <w:r>
+                        <w:rPr>
+                          <w:rFonts w:ascii="Consolas" w:hAnsi="Consolas" w:cs="Consolas"/>
+                          <w:highlight w:val="yellow"/>
+                        </w:rPr>
+                        <w:t>PRINT</w:t>
+                      </w:r>
+                      <w:r>
+                        <w:rPr>
+                          <w:rFonts w:ascii="Consolas" w:hAnsi="Consolas" w:cs="Consolas"/>
+                          <w:highlight w:val="yellow"/>
+                        </w:rPr>
+                        <w:t>(</w:t>
+                      </w:r>
+                      <w:proofErr w:type="gramEnd"/>
+                      <w:r>
+                        <w:rPr>
+                          <w:rFonts w:ascii="Consolas" w:hAnsi="Consolas" w:cs="Consolas"/>
+                          <w:highlight w:val="yellow"/>
+                        </w:rPr>
+                        <w:t>err)</w:t>
+                      </w:r>
+                    </w:p>
+                    <w:p>
+                      <w:pPr>
+                        <w:ind w:left="720"/>
+                        <w:rPr>
+                          <w:rFonts w:ascii="Consolas" w:hAnsi="Consolas" w:cs="Consolas"/>
+                          <w:highlight w:val="yellow"/>
+                        </w:rPr>
+                      </w:pPr>
+                      <w:r>
+                        <w:rPr>
+                          <w:rFonts w:ascii="Consolas" w:hAnsi="Consolas" w:cs="Consolas"/>
+                          <w:highlight w:val="yellow"/>
+                        </w:rPr>
+                        <w:t xml:space="preserve">    </w:t>
+                      </w:r>
+                      <w:proofErr w:type="gramStart"/>
+                      <w:r>
+                        <w:rPr>
+                          <w:rFonts w:ascii="Consolas" w:hAnsi="Consolas" w:cs="Consolas"/>
+                          <w:highlight w:val="yellow"/>
+                        </w:rPr>
+                        <w:t>PRINT</w:t>
+                      </w:r>
+                      <w:r>
+                        <w:rPr>
+                          <w:rFonts w:ascii="Consolas" w:hAnsi="Consolas" w:cs="Consolas"/>
+                          <w:highlight w:val="yellow"/>
+                        </w:rPr>
+                        <w:t>(</w:t>
+                      </w:r>
+                      <w:proofErr w:type="gramEnd"/>
+                      <w:r>
+                        <w:rPr>
+                          <w:rFonts w:ascii="Consolas" w:hAnsi="Consolas" w:cs="Consolas"/>
+                          <w:highlight w:val="yellow"/>
+                        </w:rPr>
+                        <w:t>"Error missing module please ensure all this games modules are present in their original directory")</w:t>
+                      </w:r>
+                    </w:p>
+                    <w:p>
+                      <w:pPr>
+                        <w:ind w:left="720"/>
+                        <w:rPr>
+                          <w:rFonts w:ascii="Consolas" w:hAnsi="Consolas" w:cs="Consolas"/>
+                        </w:rPr>
+                      </w:pPr>
+                      <w:r>
+                        <w:rPr>
+                          <w:rFonts w:ascii="Consolas" w:hAnsi="Consolas" w:cs="Consolas"/>
+                          <w:highlight w:val="yellow"/>
+                        </w:rPr>
+                        <w:t xml:space="preserve">    </w:t>
+                      </w:r>
+                      <w:proofErr w:type="gramStart"/>
+                      <w:r>
+                        <w:rPr>
+                          <w:rFonts w:ascii="Consolas" w:hAnsi="Consolas" w:cs="Consolas"/>
+                          <w:highlight w:val="yellow"/>
+                        </w:rPr>
+                        <w:t>quit(</w:t>
+                      </w:r>
+                      <w:proofErr w:type="gramEnd"/>
+                      <w:r>
+                        <w:rPr>
+                          <w:rFonts w:ascii="Consolas" w:hAnsi="Consolas" w:cs="Consolas"/>
+                          <w:highlight w:val="yellow"/>
+                        </w:rPr>
+                        <w:t>)</w:t>
+                      </w:r>
+                    </w:p>
+                    <w:p>
+                      <w:pPr>
+                        <w:ind w:left="720"/>
+                        <w:rPr>
+                          <w:rFonts w:ascii="Consolas" w:hAnsi="Consolas" w:cs="Consolas"/>
+                        </w:rPr>
+                      </w:pPr>
+                    </w:p>
+                    <w:p>
+                      <w:pPr>
+                        <w:ind w:left="720"/>
+                        <w:rPr>
+                          <w:rFonts w:ascii="Consolas" w:hAnsi="Consolas" w:cs="Consolas"/>
+                        </w:rPr>
+                      </w:pPr>
+                      <w:r>
+                        <w:rPr>
+                          <w:rFonts w:ascii="Consolas" w:hAnsi="Consolas" w:cs="Consolas"/>
+                        </w:rPr>
+                        <w:t xml:space="preserve">FUNCTION </w:t>
+                      </w:r>
+                      <w:proofErr w:type="spellStart"/>
+                      <w:proofErr w:type="gramStart"/>
+                      <w:r>
+                        <w:rPr>
+                          <w:rFonts w:ascii="Consolas" w:hAnsi="Consolas" w:cs="Consolas"/>
+                        </w:rPr>
+                        <w:t>buttonSetup</w:t>
+                      </w:r>
+                      <w:proofErr w:type="spellEnd"/>
+                      <w:r>
+                        <w:rPr>
+                          <w:rFonts w:ascii="Consolas" w:hAnsi="Consolas" w:cs="Consolas"/>
+                        </w:rPr>
+                        <w:t>(</w:t>
+                      </w:r>
+                      <w:proofErr w:type="spellStart"/>
+                      <w:proofErr w:type="gramEnd"/>
+                      <w:r>
+                        <w:rPr>
+                          <w:rFonts w:ascii="Consolas" w:hAnsi="Consolas" w:cs="Consolas"/>
+                        </w:rPr>
+                        <w:t>doubleSpeed</w:t>
+                      </w:r>
+                      <w:proofErr w:type="spellEnd"/>
+                      <w:r>
+                        <w:rPr>
+                          <w:rFonts w:ascii="Consolas" w:hAnsi="Consolas" w:cs="Consolas"/>
+                        </w:rPr>
+                        <w:t xml:space="preserve">, </w:t>
+                      </w:r>
+                      <w:proofErr w:type="spellStart"/>
+                      <w:r>
+                        <w:rPr>
+                          <w:rFonts w:ascii="Consolas" w:hAnsi="Consolas" w:cs="Consolas"/>
+                        </w:rPr>
+                        <w:t>levelStarted</w:t>
+                      </w:r>
+                      <w:proofErr w:type="spellEnd"/>
+                      <w:r>
+                        <w:rPr>
+                          <w:rFonts w:ascii="Consolas" w:hAnsi="Consolas" w:cs="Consolas"/>
+                        </w:rPr>
+                        <w:t xml:space="preserve">, </w:t>
+                      </w:r>
+                      <w:proofErr w:type="spellStart"/>
+                      <w:r>
+                        <w:rPr>
+                          <w:rFonts w:ascii="Consolas" w:hAnsi="Consolas" w:cs="Consolas"/>
+                        </w:rPr>
+                        <w:t>placingTurrets</w:t>
+                      </w:r>
+                      <w:proofErr w:type="spellEnd"/>
+                      <w:r>
+                        <w:rPr>
+                          <w:rFonts w:ascii="Consolas" w:hAnsi="Consolas" w:cs="Consolas"/>
+                        </w:rPr>
+                        <w:t xml:space="preserve">, world, </w:t>
+                      </w:r>
+                      <w:proofErr w:type="spellStart"/>
+                      <w:r>
+                        <w:rPr>
+                          <w:rFonts w:ascii="Consolas" w:hAnsi="Consolas" w:cs="Consolas"/>
+                        </w:rPr>
+                        <w:t>demoCannon</w:t>
+                      </w:r>
+                      <w:proofErr w:type="spellEnd"/>
+                      <w:r>
+                        <w:rPr>
+                          <w:rFonts w:ascii="Consolas" w:hAnsi="Consolas" w:cs="Consolas"/>
+                        </w:rPr>
+                        <w:t xml:space="preserve">, </w:t>
+                      </w:r>
+                      <w:proofErr w:type="spellStart"/>
+                      <w:r>
+                        <w:rPr>
+                          <w:rFonts w:ascii="Consolas" w:hAnsi="Consolas" w:cs="Consolas"/>
+                        </w:rPr>
+                        <w:t>demoMachinelaser</w:t>
+                      </w:r>
+                      <w:proofErr w:type="spellEnd"/>
+                      <w:r>
+                        <w:rPr>
+                          <w:rFonts w:ascii="Consolas" w:hAnsi="Consolas" w:cs="Consolas"/>
+                        </w:rPr>
+                        <w:t xml:space="preserve">, </w:t>
+                      </w:r>
+                      <w:proofErr w:type="spellStart"/>
+                      <w:r>
+                        <w:rPr>
+                          <w:rFonts w:ascii="Consolas" w:hAnsi="Consolas" w:cs="Consolas"/>
+                        </w:rPr>
+                        <w:t>turretType</w:t>
+                      </w:r>
+                      <w:proofErr w:type="spellEnd"/>
+                      <w:r>
+                        <w:rPr>
+                          <w:rFonts w:ascii="Consolas" w:hAnsi="Consolas" w:cs="Consolas"/>
+                        </w:rPr>
+                        <w:t xml:space="preserve">, </w:t>
+                      </w:r>
+                      <w:proofErr w:type="spellStart"/>
+                      <w:r>
+                        <w:rPr>
+                          <w:rFonts w:ascii="Consolas" w:hAnsi="Consolas" w:cs="Consolas"/>
+                        </w:rPr>
+                        <w:t>selectedTurret</w:t>
+                      </w:r>
+                      <w:proofErr w:type="spellEnd"/>
+                      <w:r>
+                        <w:rPr>
+                          <w:rFonts w:ascii="Consolas" w:hAnsi="Consolas" w:cs="Consolas"/>
+                        </w:rPr>
+                        <w:t>)</w:t>
+                      </w:r>
+                    </w:p>
+                    <w:p>
+                      <w:pPr>
+                        <w:ind w:left="720"/>
+                        <w:rPr>
+                          <w:rFonts w:ascii="Consolas" w:hAnsi="Consolas" w:cs="Consolas"/>
+                        </w:rPr>
+                      </w:pPr>
+                    </w:p>
+                    <w:p>
+                      <w:pPr>
+                        <w:ind w:left="720" w:firstLine="720"/>
+                        <w:rPr>
+                          <w:rFonts w:ascii="Consolas" w:hAnsi="Consolas" w:cs="Consolas"/>
+                        </w:rPr>
+                      </w:pPr>
+                      <w:r>
+                        <w:rPr>
+                          <w:rFonts w:ascii="Consolas" w:hAnsi="Consolas" w:cs="Consolas"/>
+                        </w:rPr>
+                        <w:t xml:space="preserve">IF </w:t>
+                      </w:r>
+                      <w:proofErr w:type="spellStart"/>
+                      <w:r>
+                        <w:rPr>
+                          <w:rFonts w:ascii="Consolas" w:hAnsi="Consolas" w:cs="Consolas"/>
+                        </w:rPr>
+                        <w:t>doubleSpeed</w:t>
+                      </w:r>
+                      <w:proofErr w:type="spellEnd"/>
+                      <w:r>
+                        <w:rPr>
+                          <w:rFonts w:ascii="Consolas" w:hAnsi="Consolas" w:cs="Consolas"/>
+                        </w:rPr>
+                        <w:t xml:space="preserve"> THEN</w:t>
+                      </w:r>
+                    </w:p>
+                    <w:p>
+                      <w:pPr>
+                        <w:ind w:left="1440" w:firstLine="720"/>
+                        <w:rPr>
+                          <w:rFonts w:ascii="Consolas" w:hAnsi="Consolas" w:cs="Consolas"/>
+                        </w:rPr>
+                      </w:pPr>
+                      <w:proofErr w:type="spellStart"/>
+                      <w:r>
+                        <w:rPr>
+                          <w:rFonts w:ascii="Consolas" w:hAnsi="Consolas" w:cs="Consolas"/>
+                          <w:highlight w:val="green"/>
+                        </w:rPr>
+                        <w:t>speedButton.MouseCheck</w:t>
+                      </w:r>
+                      <w:proofErr w:type="spellEnd"/>
+                      <w:r>
+                        <w:rPr>
+                          <w:rFonts w:ascii="Consolas" w:hAnsi="Consolas" w:cs="Consolas"/>
+                          <w:highlight w:val="green"/>
+                        </w:rPr>
+                        <w:t xml:space="preserve">(SCREEN, </w:t>
+                      </w:r>
+                      <w:proofErr w:type="spellStart"/>
+                      <w:r>
+                        <w:rPr>
+                          <w:rFonts w:ascii="Consolas" w:hAnsi="Consolas" w:cs="Consolas"/>
+                          <w:highlight w:val="green"/>
+                        </w:rPr>
+                        <w:t>newText</w:t>
+                      </w:r>
+                      <w:proofErr w:type="spellEnd"/>
+                      <w:r>
+                        <w:rPr>
+                          <w:rFonts w:ascii="Consolas" w:hAnsi="Consolas" w:cs="Consolas"/>
+                          <w:highlight w:val="green"/>
+                        </w:rPr>
+                        <w:t>="1x Speed")</w:t>
+                      </w:r>
+                    </w:p>
+                    <w:p>
+                      <w:pPr>
+                        <w:ind w:left="720" w:firstLine="720"/>
+                        <w:rPr>
+                          <w:rFonts w:ascii="Consolas" w:hAnsi="Consolas" w:cs="Consolas"/>
+                        </w:rPr>
+                      </w:pPr>
+                      <w:r>
+                        <w:rPr>
+                          <w:rFonts w:ascii="Consolas" w:hAnsi="Consolas" w:cs="Consolas"/>
+                        </w:rPr>
+                        <w:t>ELSE</w:t>
+                      </w:r>
+                    </w:p>
+                    <w:p>
+                      <w:pPr>
+                        <w:ind w:left="1440" w:firstLine="720"/>
+                        <w:rPr>
+                          <w:rFonts w:ascii="Consolas" w:hAnsi="Consolas" w:cs="Consolas"/>
+                        </w:rPr>
+                      </w:pPr>
+                      <w:proofErr w:type="spellStart"/>
+                      <w:r>
+                        <w:rPr>
+                          <w:rFonts w:ascii="Consolas" w:hAnsi="Consolas" w:cs="Consolas"/>
+                          <w:highlight w:val="green"/>
+                        </w:rPr>
+                        <w:t>speedButton.MouseCheck</w:t>
+                      </w:r>
+                      <w:proofErr w:type="spellEnd"/>
+                      <w:r>
+                        <w:rPr>
+                          <w:rFonts w:ascii="Consolas" w:hAnsi="Consolas" w:cs="Consolas"/>
+                          <w:highlight w:val="green"/>
+                        </w:rPr>
+                        <w:t xml:space="preserve">(SCREEN, </w:t>
+                      </w:r>
+                      <w:proofErr w:type="spellStart"/>
+                      <w:r>
+                        <w:rPr>
+                          <w:rFonts w:ascii="Consolas" w:hAnsi="Consolas" w:cs="Consolas"/>
+                          <w:highlight w:val="green"/>
+                        </w:rPr>
+                        <w:t>newText</w:t>
+                      </w:r>
+                      <w:proofErr w:type="spellEnd"/>
+                      <w:r>
+                        <w:rPr>
+                          <w:rFonts w:ascii="Consolas" w:hAnsi="Consolas" w:cs="Consolas"/>
+                          <w:highlight w:val="green"/>
+                        </w:rPr>
+                        <w:t>="2x Speed")</w:t>
+                      </w:r>
+                    </w:p>
+                    <w:p>
+                      <w:pPr>
+                        <w:ind w:left="1440"/>
+                        <w:rPr>
+                          <w:rFonts w:ascii="Consolas" w:hAnsi="Consolas" w:cs="Consolas"/>
+                        </w:rPr>
+                      </w:pPr>
+                      <w:r>
+                        <w:rPr>
+                          <w:rFonts w:ascii="Consolas" w:hAnsi="Consolas" w:cs="Consolas"/>
+                        </w:rPr>
+                        <w:t>END IF</w:t>
+                      </w:r>
+                    </w:p>
+                    <w:p>
+                      <w:pPr>
+                        <w:ind w:left="720"/>
+                        <w:rPr>
+                          <w:rFonts w:ascii="Consolas" w:hAnsi="Consolas" w:cs="Consolas"/>
+                        </w:rPr>
+                      </w:pPr>
+                    </w:p>
+                    <w:p>
+                      <w:pPr>
+                        <w:ind w:left="720" w:firstLine="720"/>
+                        <w:rPr>
+                          <w:rFonts w:ascii="Consolas" w:hAnsi="Consolas" w:cs="Consolas"/>
+                        </w:rPr>
+                      </w:pPr>
+                      <w:r>
+                        <w:rPr>
+                          <w:rFonts w:ascii="Consolas" w:hAnsi="Consolas" w:cs="Consolas"/>
+                        </w:rPr>
+                        <w:t>IF</w:t>
+                      </w:r>
+                      <w:r>
+                        <w:rPr>
+                          <w:rFonts w:ascii="Consolas" w:hAnsi="Consolas" w:cs="Consolas"/>
+                        </w:rPr>
+                        <w:t xml:space="preserve"> </w:t>
+                      </w:r>
+                      <w:proofErr w:type="spellStart"/>
+                      <w:proofErr w:type="gramStart"/>
+                      <w:r>
+                        <w:rPr>
+                          <w:rFonts w:ascii="Consolas" w:hAnsi="Consolas" w:cs="Consolas"/>
+                        </w:rPr>
+                        <w:t>world.money</w:t>
+                      </w:r>
+                      <w:proofErr w:type="spellEnd"/>
+                      <w:proofErr w:type="gramEnd"/>
+                      <w:r>
+                        <w:rPr>
+                          <w:rFonts w:ascii="Consolas" w:hAnsi="Consolas" w:cs="Consolas"/>
+                        </w:rPr>
+                        <w:t xml:space="preserve"> &gt;= </w:t>
+                      </w:r>
+                      <w:proofErr w:type="spellStart"/>
+                      <w:r>
+                        <w:rPr>
+                          <w:rFonts w:ascii="Consolas" w:hAnsi="Consolas" w:cs="Consolas"/>
+                        </w:rPr>
+                        <w:t>demoCannon.cost</w:t>
+                      </w:r>
+                      <w:proofErr w:type="spellEnd"/>
+                      <w:r>
+                        <w:rPr>
+                          <w:rFonts w:ascii="Consolas" w:hAnsi="Consolas" w:cs="Consolas"/>
+                        </w:rPr>
+                        <w:t xml:space="preserve"> THEN</w:t>
+                      </w:r>
+                    </w:p>
+                    <w:p>
+                      <w:pPr>
+                        <w:ind w:left="1440" w:firstLine="720"/>
+                        <w:rPr>
+                          <w:rFonts w:ascii="Consolas" w:hAnsi="Consolas" w:cs="Consolas"/>
+                        </w:rPr>
+                      </w:pPr>
+                      <w:proofErr w:type="spellStart"/>
+                      <w:r>
+                        <w:rPr>
+                          <w:rFonts w:ascii="Consolas" w:hAnsi="Consolas" w:cs="Consolas"/>
+                          <w:highlight w:val="green"/>
+                        </w:rPr>
+                        <w:t>buyCannonButton.MouseCheck</w:t>
+                      </w:r>
+                      <w:proofErr w:type="spellEnd"/>
+                      <w:r>
+                        <w:rPr>
+                          <w:rFonts w:ascii="Consolas" w:hAnsi="Consolas" w:cs="Consolas"/>
+                          <w:highlight w:val="green"/>
+                        </w:rPr>
+                        <w:t>(SCREEN)</w:t>
+                      </w:r>
+                    </w:p>
+                    <w:p>
+                      <w:pPr>
+                        <w:ind w:left="720" w:firstLine="720"/>
+                        <w:rPr>
+                          <w:rFonts w:ascii="Consolas" w:hAnsi="Consolas" w:cs="Consolas"/>
+                        </w:rPr>
+                      </w:pPr>
+                      <w:r>
+                        <w:rPr>
+                          <w:rFonts w:ascii="Consolas" w:hAnsi="Consolas" w:cs="Consolas"/>
+                        </w:rPr>
+                        <w:t>ELSE</w:t>
+                      </w:r>
+                    </w:p>
+                    <w:p>
+                      <w:pPr>
+                        <w:ind w:left="1440" w:firstLine="720"/>
+                        <w:rPr>
+                          <w:rFonts w:ascii="Consolas" w:hAnsi="Consolas" w:cs="Consolas"/>
+                        </w:rPr>
+                      </w:pPr>
+                      <w:proofErr w:type="spellStart"/>
+                      <w:r>
+                        <w:rPr>
+                          <w:rFonts w:ascii="Consolas" w:hAnsi="Consolas" w:cs="Consolas"/>
+                          <w:highlight w:val="green"/>
+                        </w:rPr>
+                        <w:t>buyCannonButton.MouseCheck</w:t>
+                      </w:r>
+                      <w:proofErr w:type="spellEnd"/>
+                      <w:r>
+                        <w:rPr>
+                          <w:rFonts w:ascii="Consolas" w:hAnsi="Consolas" w:cs="Consolas"/>
+                          <w:highlight w:val="green"/>
+                        </w:rPr>
+                        <w:t>(SCREEN, True, (220, 220, 220))</w:t>
+                      </w:r>
+                    </w:p>
+                    <w:p>
+                      <w:pPr>
+                        <w:ind w:left="1440" w:firstLine="720"/>
+                        <w:rPr>
+                          <w:rFonts w:ascii="Consolas" w:hAnsi="Consolas" w:cs="Consolas"/>
+                        </w:rPr>
+                      </w:pPr>
+                    </w:p>
+                    <w:p>
+                      <w:pPr>
+                        <w:ind w:left="1440" w:firstLine="720"/>
+                        <w:rPr>
+                          <w:rFonts w:ascii="Consolas" w:hAnsi="Consolas" w:cs="Consolas"/>
+                        </w:rPr>
+                      </w:pPr>
+                      <w:r>
+                        <w:rPr>
+                          <w:rFonts w:ascii="Consolas" w:hAnsi="Consolas" w:cs="Consolas"/>
+                        </w:rPr>
+                        <w:t xml:space="preserve">IF </w:t>
+                      </w:r>
+                      <w:proofErr w:type="spellStart"/>
+                      <w:r>
+                        <w:rPr>
+                          <w:rFonts w:ascii="Consolas" w:hAnsi="Consolas" w:cs="Consolas"/>
+                        </w:rPr>
+                        <w:t>turretType</w:t>
+                      </w:r>
+                      <w:proofErr w:type="spellEnd"/>
+                      <w:r>
+                        <w:rPr>
+                          <w:rFonts w:ascii="Consolas" w:hAnsi="Consolas" w:cs="Consolas"/>
+                        </w:rPr>
+                        <w:t xml:space="preserve"> == "cannon"</w:t>
+                      </w:r>
+                      <w:r>
+                        <w:rPr>
+                          <w:rFonts w:ascii="Consolas" w:hAnsi="Consolas" w:cs="Consolas"/>
+                        </w:rPr>
+                        <w:t xml:space="preserve"> THEN</w:t>
+                      </w:r>
+                    </w:p>
+                    <w:p>
+                      <w:pPr>
+                        <w:ind w:left="2160" w:firstLine="720"/>
+                        <w:rPr>
+                          <w:rFonts w:ascii="Consolas" w:hAnsi="Consolas" w:cs="Consolas"/>
+                        </w:rPr>
+                      </w:pPr>
+                      <w:proofErr w:type="spellStart"/>
+                      <w:r>
+                        <w:rPr>
+                          <w:rFonts w:ascii="Consolas" w:hAnsi="Consolas" w:cs="Consolas"/>
+                        </w:rPr>
+                        <w:t>placingTurrets</w:t>
+                      </w:r>
+                      <w:proofErr w:type="spellEnd"/>
+                      <w:r>
+                        <w:rPr>
+                          <w:rFonts w:ascii="Consolas" w:hAnsi="Consolas" w:cs="Consolas"/>
+                        </w:rPr>
+                        <w:t xml:space="preserve"> = False</w:t>
+                      </w:r>
+                    </w:p>
+                    <w:p>
+                      <w:pPr>
+                        <w:rPr>
+                          <w:rFonts w:ascii="Consolas" w:hAnsi="Consolas" w:cs="Consolas"/>
+                        </w:rPr>
+                      </w:pPr>
+                      <w:r>
+                        <w:rPr>
+                          <w:rFonts w:ascii="Consolas" w:hAnsi="Consolas" w:cs="Consolas"/>
+                        </w:rPr>
+                        <w:tab/>
+                      </w:r>
+                      <w:r>
+                        <w:rPr>
+                          <w:rFonts w:ascii="Consolas" w:hAnsi="Consolas" w:cs="Consolas"/>
+                        </w:rPr>
+                        <w:tab/>
+                      </w:r>
+                      <w:r>
+                        <w:rPr>
+                          <w:rFonts w:ascii="Consolas" w:hAnsi="Consolas" w:cs="Consolas"/>
+                        </w:rPr>
+                        <w:tab/>
+                        <w:t>END IF</w:t>
+                      </w:r>
+                    </w:p>
+                    <w:p>
+                      <w:pPr>
+                        <w:ind w:left="1440"/>
+                        <w:rPr>
+                          <w:rFonts w:ascii="Consolas" w:hAnsi="Consolas" w:cs="Consolas"/>
+                        </w:rPr>
+                      </w:pPr>
+                      <w:r>
+                        <w:rPr>
+                          <w:rFonts w:ascii="Consolas" w:hAnsi="Consolas" w:cs="Consolas"/>
+                        </w:rPr>
+                        <w:t xml:space="preserve">         </w:t>
+                      </w:r>
+                    </w:p>
+                    <w:p>
+                      <w:pPr>
+                        <w:ind w:left="1440"/>
+                        <w:rPr>
+                          <w:rFonts w:ascii="Consolas" w:hAnsi="Consolas" w:cs="Consolas"/>
+                        </w:rPr>
+                      </w:pPr>
+                      <w:r>
+                        <w:rPr>
+                          <w:rFonts w:ascii="Consolas" w:hAnsi="Consolas" w:cs="Consolas"/>
+                        </w:rPr>
+                        <w:t>END IF</w:t>
+                      </w:r>
+                    </w:p>
+                    <w:p>
+                      <w:pPr>
+                        <w:ind w:left="1440"/>
+                        <w:rPr>
+                          <w:rFonts w:ascii="Consolas" w:hAnsi="Consolas" w:cs="Consolas"/>
+                        </w:rPr>
+                      </w:pPr>
+                    </w:p>
+                    <w:p>
+                      <w:pPr>
+                        <w:ind w:left="720" w:firstLine="720"/>
+                        <w:rPr>
+                          <w:rFonts w:ascii="Consolas" w:hAnsi="Consolas" w:cs="Consolas"/>
+                        </w:rPr>
+                      </w:pPr>
+                      <w:r>
+                        <w:rPr>
+                          <w:rFonts w:ascii="Consolas" w:hAnsi="Consolas" w:cs="Consolas"/>
+                        </w:rPr>
+                        <w:t>IF</w:t>
+                      </w:r>
+                      <w:r>
+                        <w:rPr>
+                          <w:rFonts w:ascii="Consolas" w:hAnsi="Consolas" w:cs="Consolas"/>
+                        </w:rPr>
+                        <w:t xml:space="preserve"> </w:t>
+                      </w:r>
+                      <w:proofErr w:type="spellStart"/>
+                      <w:proofErr w:type="gramStart"/>
+                      <w:r>
+                        <w:rPr>
+                          <w:rFonts w:ascii="Consolas" w:hAnsi="Consolas" w:cs="Consolas"/>
+                        </w:rPr>
+                        <w:t>world.money</w:t>
+                      </w:r>
+                      <w:proofErr w:type="spellEnd"/>
+                      <w:proofErr w:type="gramEnd"/>
+                      <w:r>
+                        <w:rPr>
+                          <w:rFonts w:ascii="Consolas" w:hAnsi="Consolas" w:cs="Consolas"/>
+                        </w:rPr>
+                        <w:t xml:space="preserve"> &gt;= </w:t>
+                      </w:r>
+                      <w:proofErr w:type="spellStart"/>
+                      <w:r>
+                        <w:rPr>
+                          <w:rFonts w:ascii="Consolas" w:hAnsi="Consolas" w:cs="Consolas"/>
+                        </w:rPr>
+                        <w:t>demoMachinelaser.cost</w:t>
+                      </w:r>
+                      <w:proofErr w:type="spellEnd"/>
+                      <w:r>
+                        <w:rPr>
+                          <w:rFonts w:ascii="Consolas" w:hAnsi="Consolas" w:cs="Consolas"/>
+                        </w:rPr>
+                        <w:t xml:space="preserve"> THEN</w:t>
+                      </w:r>
+                    </w:p>
+                    <w:p>
+                      <w:pPr>
+                        <w:ind w:left="1440"/>
+                        <w:rPr>
+                          <w:rFonts w:ascii="Consolas" w:hAnsi="Consolas" w:cs="Consolas"/>
+                        </w:rPr>
+                      </w:pPr>
+                      <w:r>
+                        <w:rPr>
+                          <w:rFonts w:ascii="Consolas" w:hAnsi="Consolas" w:cs="Consolas"/>
+                        </w:rPr>
+                        <w:t xml:space="preserve">        </w:t>
+                      </w:r>
+                      <w:proofErr w:type="spellStart"/>
+                      <w:r>
+                        <w:rPr>
+                          <w:rFonts w:ascii="Consolas" w:hAnsi="Consolas" w:cs="Consolas"/>
+                          <w:highlight w:val="green"/>
+                        </w:rPr>
+                        <w:t>buyMachinelaserButton.MouseCheck</w:t>
+                      </w:r>
+                      <w:proofErr w:type="spellEnd"/>
+                      <w:r>
+                        <w:rPr>
+                          <w:rFonts w:ascii="Consolas" w:hAnsi="Consolas" w:cs="Consolas"/>
+                          <w:highlight w:val="green"/>
+                        </w:rPr>
+                        <w:t>(SCREEN)</w:t>
+                      </w:r>
+                    </w:p>
+                    <w:p>
+                      <w:pPr>
+                        <w:ind w:left="720" w:firstLine="720"/>
+                        <w:rPr>
+                          <w:rFonts w:ascii="Consolas" w:hAnsi="Consolas" w:cs="Consolas"/>
+                        </w:rPr>
+                      </w:pPr>
+                      <w:r>
+                        <w:rPr>
+                          <w:rFonts w:ascii="Consolas" w:hAnsi="Consolas" w:cs="Consolas"/>
+                        </w:rPr>
+                        <w:t>ELSE</w:t>
+                      </w:r>
+                    </w:p>
+                    <w:p>
+                      <w:pPr>
+                        <w:ind w:left="1440" w:firstLine="720"/>
+                        <w:rPr>
+                          <w:rFonts w:ascii="Consolas" w:hAnsi="Consolas" w:cs="Consolas"/>
+                        </w:rPr>
+                      </w:pPr>
+                      <w:proofErr w:type="spellStart"/>
+                      <w:r>
+                        <w:rPr>
+                          <w:rFonts w:ascii="Consolas" w:hAnsi="Consolas" w:cs="Consolas"/>
+                          <w:highlight w:val="green"/>
+                        </w:rPr>
+                        <w:t>buyMachinelaserButton.MouseCheck</w:t>
+                      </w:r>
+                      <w:proofErr w:type="spellEnd"/>
+                      <w:r>
+                        <w:rPr>
+                          <w:rFonts w:ascii="Consolas" w:hAnsi="Consolas" w:cs="Consolas"/>
+                          <w:highlight w:val="green"/>
+                        </w:rPr>
+                        <w:t>(SCREEN, True, (220, 220, 220))</w:t>
+                      </w:r>
+                    </w:p>
+                    <w:p>
+                      <w:pPr>
+                        <w:ind w:left="1440" w:firstLine="720"/>
+                        <w:rPr>
+                          <w:rFonts w:ascii="Consolas" w:hAnsi="Consolas" w:cs="Consolas"/>
+                        </w:rPr>
+                      </w:pPr>
+                      <w:r>
+                        <w:rPr>
+                          <w:rFonts w:ascii="Consolas" w:hAnsi="Consolas" w:cs="Consolas"/>
+                        </w:rPr>
+                        <w:t>IF</w:t>
+                      </w:r>
+                      <w:r>
+                        <w:rPr>
+                          <w:rFonts w:ascii="Consolas" w:hAnsi="Consolas" w:cs="Consolas"/>
+                        </w:rPr>
+                        <w:t xml:space="preserve"> </w:t>
+                      </w:r>
+                      <w:proofErr w:type="spellStart"/>
+                      <w:r>
+                        <w:rPr>
+                          <w:rFonts w:ascii="Consolas" w:hAnsi="Consolas" w:cs="Consolas"/>
+                        </w:rPr>
+                        <w:t>turretType</w:t>
+                      </w:r>
+                      <w:proofErr w:type="spellEnd"/>
+                      <w:r>
+                        <w:rPr>
+                          <w:rFonts w:ascii="Consolas" w:hAnsi="Consolas" w:cs="Consolas"/>
+                        </w:rPr>
+                        <w:t xml:space="preserve"> == "</w:t>
+                      </w:r>
+                      <w:proofErr w:type="spellStart"/>
+                      <w:r>
+                        <w:rPr>
+                          <w:rFonts w:ascii="Consolas" w:hAnsi="Consolas" w:cs="Consolas"/>
+                        </w:rPr>
+                        <w:t>machinelaser</w:t>
+                      </w:r>
+                      <w:proofErr w:type="spellEnd"/>
+                      <w:r>
+                        <w:rPr>
+                          <w:rFonts w:ascii="Consolas" w:hAnsi="Consolas" w:cs="Consolas"/>
+                        </w:rPr>
+                        <w:t>"</w:t>
+                      </w:r>
+                      <w:r>
+                        <w:rPr>
+                          <w:rFonts w:ascii="Consolas" w:hAnsi="Consolas" w:cs="Consolas"/>
+                        </w:rPr>
+                        <w:t xml:space="preserve"> THEN</w:t>
+                      </w:r>
+                    </w:p>
+                    <w:p>
+                      <w:pPr>
+                        <w:ind w:left="2160" w:firstLine="720"/>
+                        <w:rPr>
+                          <w:rFonts w:ascii="Consolas" w:hAnsi="Consolas" w:cs="Consolas"/>
+                        </w:rPr>
+                      </w:pPr>
+                      <w:proofErr w:type="spellStart"/>
+                      <w:r>
+                        <w:rPr>
+                          <w:rFonts w:ascii="Consolas" w:hAnsi="Consolas" w:cs="Consolas"/>
+                        </w:rPr>
+                        <w:t>placingTurrets</w:t>
+                      </w:r>
+                      <w:proofErr w:type="spellEnd"/>
+                      <w:r>
+                        <w:rPr>
+                          <w:rFonts w:ascii="Consolas" w:hAnsi="Consolas" w:cs="Consolas"/>
+                        </w:rPr>
+                        <w:t xml:space="preserve"> = False</w:t>
+                      </w:r>
+                    </w:p>
+                    <w:p>
+                      <w:pPr>
+                        <w:ind w:left="1440" w:firstLine="720"/>
+                        <w:rPr>
+                          <w:rFonts w:ascii="Consolas" w:hAnsi="Consolas" w:cs="Consolas"/>
+                        </w:rPr>
+                      </w:pPr>
+                      <w:r>
+                        <w:rPr>
+                          <w:rFonts w:ascii="Consolas" w:hAnsi="Consolas" w:cs="Consolas"/>
+                        </w:rPr>
+                        <w:t>END IF</w:t>
+                      </w:r>
+                    </w:p>
+                    <w:p>
+                      <w:pPr>
+                        <w:ind w:left="1440"/>
+                        <w:rPr>
+                          <w:rFonts w:ascii="Consolas" w:hAnsi="Consolas" w:cs="Consolas"/>
+                        </w:rPr>
+                      </w:pPr>
+                      <w:r>
+                        <w:rPr>
+                          <w:rFonts w:ascii="Consolas" w:hAnsi="Consolas" w:cs="Consolas"/>
+                        </w:rPr>
+                        <w:t>END IF</w:t>
+                      </w:r>
+                    </w:p>
+                    <w:p>
+                      <w:pPr>
+                        <w:ind w:left="1440"/>
+                        <w:rPr>
+                          <w:rFonts w:ascii="Consolas" w:hAnsi="Consolas" w:cs="Consolas"/>
+                        </w:rPr>
+                      </w:pPr>
+                    </w:p>
+                    <w:p>
+                      <w:pPr>
+                        <w:ind w:left="720" w:firstLine="720"/>
+                        <w:rPr>
+                          <w:rFonts w:ascii="Consolas" w:hAnsi="Consolas" w:cs="Consolas"/>
+                        </w:rPr>
+                      </w:pPr>
+                      <w:r>
+                        <w:rPr>
+                          <w:rFonts w:ascii="Consolas" w:hAnsi="Consolas" w:cs="Consolas"/>
+                        </w:rPr>
+                        <w:t>IF</w:t>
+                      </w:r>
+                      <w:r>
+                        <w:rPr>
+                          <w:rFonts w:ascii="Consolas" w:hAnsi="Consolas" w:cs="Consolas"/>
+                        </w:rPr>
+                        <w:t xml:space="preserve"> </w:t>
+                      </w:r>
+                      <w:proofErr w:type="spellStart"/>
+                      <w:r>
+                        <w:rPr>
+                          <w:rFonts w:ascii="Consolas" w:hAnsi="Consolas" w:cs="Consolas"/>
+                        </w:rPr>
+                        <w:t>placingTurrets</w:t>
+                      </w:r>
+                      <w:proofErr w:type="spellEnd"/>
+                      <w:r>
+                        <w:rPr>
+                          <w:rFonts w:ascii="Consolas" w:hAnsi="Consolas" w:cs="Consolas"/>
+                        </w:rPr>
+                        <w:t xml:space="preserve"> THEN</w:t>
+                      </w:r>
+                    </w:p>
+                    <w:p>
+                      <w:pPr>
+                        <w:ind w:left="1440"/>
+                        <w:rPr>
+                          <w:rFonts w:ascii="Consolas" w:hAnsi="Consolas" w:cs="Consolas"/>
+                        </w:rPr>
+                      </w:pPr>
+                      <w:r>
+                        <w:rPr>
+                          <w:rFonts w:ascii="Consolas" w:hAnsi="Consolas" w:cs="Consolas"/>
+                        </w:rPr>
+                        <w:t xml:space="preserve">        </w:t>
+                      </w:r>
+                      <w:proofErr w:type="spellStart"/>
+                      <w:r>
+                        <w:rPr>
+                          <w:rFonts w:ascii="Consolas" w:hAnsi="Consolas" w:cs="Consolas"/>
+                          <w:highlight w:val="green"/>
+                        </w:rPr>
+                        <w:t>cancelButton.MouseCheck</w:t>
+                      </w:r>
+                      <w:proofErr w:type="spellEnd"/>
+                      <w:r>
+                        <w:rPr>
+                          <w:rFonts w:ascii="Consolas" w:hAnsi="Consolas" w:cs="Consolas"/>
+                          <w:highlight w:val="green"/>
+                        </w:rPr>
+                        <w:t>(SCREEN)</w:t>
+                      </w:r>
+                    </w:p>
+                    <w:p>
+                      <w:pPr>
+                        <w:ind w:left="720" w:firstLine="720"/>
+                        <w:rPr>
+                          <w:rFonts w:ascii="Consolas" w:hAnsi="Consolas" w:cs="Consolas"/>
+                        </w:rPr>
+                      </w:pPr>
+                      <w:r>
+                        <w:rPr>
+                          <w:rFonts w:ascii="Consolas" w:hAnsi="Consolas" w:cs="Consolas"/>
+                        </w:rPr>
+                        <w:t>ELSE</w:t>
+                      </w:r>
+                    </w:p>
+                    <w:p>
+                      <w:pPr>
+                        <w:ind w:left="1440"/>
+                        <w:rPr>
+                          <w:rFonts w:ascii="Consolas" w:hAnsi="Consolas" w:cs="Consolas"/>
+                        </w:rPr>
+                      </w:pPr>
+                      <w:r>
+                        <w:rPr>
+                          <w:rFonts w:ascii="Consolas" w:hAnsi="Consolas" w:cs="Consolas"/>
+                        </w:rPr>
+                        <w:t xml:space="preserve">        </w:t>
+                      </w:r>
+                      <w:proofErr w:type="spellStart"/>
+                      <w:r>
+                        <w:rPr>
+                          <w:rFonts w:ascii="Consolas" w:hAnsi="Consolas" w:cs="Consolas"/>
+                        </w:rPr>
+                        <w:t>cancelButton.active</w:t>
+                      </w:r>
+                      <w:proofErr w:type="spellEnd"/>
+                      <w:r>
+                        <w:rPr>
+                          <w:rFonts w:ascii="Consolas" w:hAnsi="Consolas" w:cs="Consolas"/>
+                        </w:rPr>
+                        <w:t xml:space="preserve"> = False</w:t>
+                      </w:r>
+                    </w:p>
+                    <w:p>
+                      <w:pPr>
+                        <w:ind w:left="1440"/>
+                        <w:rPr>
+                          <w:rFonts w:ascii="Consolas" w:hAnsi="Consolas" w:cs="Consolas"/>
+                        </w:rPr>
+                      </w:pPr>
+                      <w:r>
+                        <w:rPr>
+                          <w:rFonts w:ascii="Consolas" w:hAnsi="Consolas" w:cs="Consolas"/>
+                        </w:rPr>
+                        <w:t>END IF</w:t>
+                      </w:r>
+                    </w:p>
+                    <w:p>
+                      <w:pPr>
+                        <w:rPr>
+                          <w:rFonts w:ascii="Consolas" w:hAnsi="Consolas" w:cs="Consolas"/>
+                        </w:rPr>
+                      </w:pPr>
+                      <w:r>
+                        <w:rPr>
+                          <w:rFonts w:ascii="Consolas" w:hAnsi="Consolas" w:cs="Consolas"/>
+                        </w:rPr>
+                        <w:t>…</w:t>
+                      </w:r>
+                    </w:p>
+                    <w:p>
+                      <w:pPr>
+                        <w:ind w:left="1440"/>
+                        <w:rPr>
+                          <w:rFonts w:ascii="Consolas" w:hAnsi="Consolas" w:cs="Consolas"/>
+                        </w:rPr>
+                      </w:pPr>
+                    </w:p>
+                    <w:p>
+                      <w:pPr>
+                        <w:ind w:left="1440"/>
+                        <w:rPr>
+                          <w:rFonts w:ascii="Consolas" w:hAnsi="Consolas" w:cs="Consolas"/>
+                        </w:rPr>
+                      </w:pPr>
+                    </w:p>
+                    <w:p>
+                      <w:pPr>
+                        <w:ind w:left="720"/>
+                        <w:rPr>
+                          <w:rFonts w:ascii="Consolas" w:hAnsi="Consolas" w:cs="Consolas"/>
+                        </w:rPr>
+                      </w:pPr>
+                    </w:p>
+                    <w:p>
+                      <w:pPr>
+                        <w:ind w:left="720"/>
+                        <w:rPr>
+                          <w:rFonts w:ascii="Consolas" w:hAnsi="Consolas" w:cs="Consolas"/>
+                        </w:rPr>
+                      </w:pPr>
+                    </w:p>
+                    <w:p>
+                      <w:pPr>
+                        <w:ind w:left="720"/>
+                        <w:rPr>
+                          <w:rFonts w:ascii="Consolas" w:hAnsi="Consolas" w:cs="Consolas"/>
+                        </w:rPr>
+                      </w:pPr>
+                    </w:p>
+                    <w:p>
+                      <w:pPr>
+                        <w:ind w:left="720"/>
+                        <w:rPr>
+                          <w:rFonts w:ascii="Consolas" w:hAnsi="Consolas" w:cs="Consolas"/>
+                        </w:rPr>
+                      </w:pPr>
+                    </w:p>
+                    <w:p>
+                      <w:pPr>
+                        <w:ind w:left="720"/>
+                        <w:rPr>
+                          <w:rFonts w:ascii="Consolas" w:hAnsi="Consolas" w:cs="Consolas"/>
+                        </w:rPr>
+                      </w:pPr>
+                    </w:p>
+                    <w:p>
+                      <w:pPr>
+                        <w:ind w:left="720"/>
+                        <w:rPr>
+                          <w:rFonts w:ascii="Consolas" w:hAnsi="Consolas" w:cs="Consolas"/>
+                        </w:rPr>
+                      </w:pPr>
+                    </w:p>
+                    <w:p>
+                      <w:pPr>
+                        <w:rPr>
+                          <w:rFonts w:ascii="Consolas" w:hAnsi="Consolas" w:cs="Consolas"/>
+                        </w:rPr>
+                      </w:pPr>
+                    </w:p>
+                  </w:txbxContent>
+                </v:textbox>
+              </v:shape>
+            </w:pict>
+          </mc:Fallback>
+        </mc:AlternateContent>
       </w:r>
     </w:p>
     <w:p>
@@ -443,11 +3289,406 @@
     </w:p>
     <w:p>
       <w:pPr>
-        <w:pStyle w:val="ListParagraph"/>
-        <w:numPr>
-          <w:ilvl w:val="2"/>
-          <w:numId w:val="8"/>
-        </w:numPr>
+        <w:rPr>
+          <w:rFonts w:ascii="Consolas" w:hAnsi="Consolas" w:cs="Consolas"/>
+          <w:u w:val="single"/>
+        </w:rPr>
+      </w:pPr>
+    </w:p>
+    <w:p>
+      <w:pPr>
+        <w:rPr>
+          <w:rFonts w:ascii="Consolas" w:hAnsi="Consolas" w:cs="Consolas"/>
+          <w:u w:val="single"/>
+        </w:rPr>
+      </w:pPr>
+    </w:p>
+    <w:p>
+      <w:pPr>
+        <w:rPr>
+          <w:rFonts w:ascii="Consolas" w:hAnsi="Consolas" w:cs="Consolas"/>
+          <w:u w:val="single"/>
+        </w:rPr>
+      </w:pPr>
+    </w:p>
+    <w:p>
+      <w:pPr>
+        <w:rPr>
+          <w:rFonts w:ascii="Consolas" w:hAnsi="Consolas" w:cs="Consolas"/>
+          <w:u w:val="single"/>
+        </w:rPr>
+      </w:pPr>
+    </w:p>
+    <w:p>
+      <w:pPr>
+        <w:rPr>
+          <w:rFonts w:ascii="Consolas" w:hAnsi="Consolas" w:cs="Consolas"/>
+          <w:u w:val="single"/>
+        </w:rPr>
+      </w:pPr>
+    </w:p>
+    <w:p>
+      <w:pPr>
+        <w:rPr>
+          <w:rFonts w:ascii="Consolas" w:hAnsi="Consolas" w:cs="Consolas"/>
+          <w:u w:val="single"/>
+        </w:rPr>
+      </w:pPr>
+    </w:p>
+    <w:p>
+      <w:pPr>
+        <w:rPr>
+          <w:rFonts w:ascii="Consolas" w:hAnsi="Consolas" w:cs="Consolas"/>
+          <w:u w:val="single"/>
+        </w:rPr>
+      </w:pPr>
+    </w:p>
+    <w:p>
+      <w:pPr>
+        <w:rPr>
+          <w:rFonts w:ascii="Consolas" w:hAnsi="Consolas" w:cs="Consolas"/>
+          <w:u w:val="single"/>
+        </w:rPr>
+      </w:pPr>
+    </w:p>
+    <w:p>
+      <w:pPr>
+        <w:rPr>
+          <w:rFonts w:ascii="Consolas" w:hAnsi="Consolas" w:cs="Consolas"/>
+          <w:u w:val="single"/>
+        </w:rPr>
+      </w:pPr>
+    </w:p>
+    <w:p>
+      <w:pPr>
+        <w:rPr>
+          <w:rFonts w:ascii="Consolas" w:hAnsi="Consolas" w:cs="Consolas"/>
+          <w:u w:val="single"/>
+        </w:rPr>
+      </w:pPr>
+    </w:p>
+    <w:p>
+      <w:pPr>
+        <w:rPr>
+          <w:rFonts w:ascii="Consolas" w:hAnsi="Consolas" w:cs="Consolas"/>
+          <w:u w:val="single"/>
+        </w:rPr>
+      </w:pPr>
+    </w:p>
+    <w:p>
+      <w:pPr>
+        <w:rPr>
+          <w:rFonts w:ascii="Consolas" w:hAnsi="Consolas" w:cs="Consolas"/>
+          <w:u w:val="single"/>
+        </w:rPr>
+      </w:pPr>
+    </w:p>
+    <w:p>
+      <w:pPr>
+        <w:rPr>
+          <w:rFonts w:ascii="Consolas" w:hAnsi="Consolas" w:cs="Consolas"/>
+          <w:u w:val="single"/>
+        </w:rPr>
+      </w:pPr>
+    </w:p>
+    <w:p>
+      <w:pPr>
+        <w:rPr>
+          <w:rFonts w:ascii="Consolas" w:hAnsi="Consolas" w:cs="Consolas"/>
+          <w:u w:val="single"/>
+        </w:rPr>
+      </w:pPr>
+    </w:p>
+    <w:p>
+      <w:pPr>
+        <w:rPr>
+          <w:rFonts w:ascii="Consolas" w:hAnsi="Consolas" w:cs="Consolas"/>
+          <w:u w:val="single"/>
+        </w:rPr>
+      </w:pPr>
+    </w:p>
+    <w:p>
+      <w:pPr>
+        <w:rPr>
+          <w:rFonts w:ascii="Consolas" w:hAnsi="Consolas" w:cs="Consolas"/>
+          <w:u w:val="single"/>
+        </w:rPr>
+      </w:pPr>
+    </w:p>
+    <w:p>
+      <w:pPr>
+        <w:rPr>
+          <w:rFonts w:ascii="Consolas" w:hAnsi="Consolas" w:cs="Consolas"/>
+          <w:u w:val="single"/>
+        </w:rPr>
+      </w:pPr>
+    </w:p>
+    <w:p>
+      <w:pPr>
+        <w:rPr>
+          <w:rFonts w:ascii="Consolas" w:hAnsi="Consolas" w:cs="Consolas"/>
+          <w:u w:val="single"/>
+        </w:rPr>
+      </w:pPr>
+    </w:p>
+    <w:p>
+      <w:pPr>
+        <w:rPr>
+          <w:rFonts w:ascii="Consolas" w:hAnsi="Consolas" w:cs="Consolas"/>
+          <w:u w:val="single"/>
+        </w:rPr>
+      </w:pPr>
+    </w:p>
+    <w:p>
+      <w:pPr>
+        <w:rPr>
+          <w:rFonts w:ascii="Consolas" w:hAnsi="Consolas" w:cs="Consolas"/>
+          <w:u w:val="single"/>
+        </w:rPr>
+      </w:pPr>
+    </w:p>
+    <w:p>
+      <w:pPr>
+        <w:rPr>
+          <w:rFonts w:ascii="Consolas" w:hAnsi="Consolas" w:cs="Consolas"/>
+          <w:u w:val="single"/>
+        </w:rPr>
+      </w:pPr>
+    </w:p>
+    <w:p>
+      <w:pPr>
+        <w:rPr>
+          <w:rFonts w:ascii="Consolas" w:hAnsi="Consolas" w:cs="Consolas"/>
+          <w:u w:val="single"/>
+        </w:rPr>
+      </w:pPr>
+    </w:p>
+    <w:p>
+      <w:pPr>
+        <w:rPr>
+          <w:rFonts w:ascii="Consolas" w:hAnsi="Consolas" w:cs="Consolas"/>
+          <w:u w:val="single"/>
+        </w:rPr>
+      </w:pPr>
+    </w:p>
+    <w:p>
+      <w:pPr>
+        <w:rPr>
+          <w:rFonts w:ascii="Consolas" w:hAnsi="Consolas" w:cs="Consolas"/>
+          <w:u w:val="single"/>
+        </w:rPr>
+      </w:pPr>
+    </w:p>
+    <w:p>
+      <w:pPr>
+        <w:rPr>
+          <w:rFonts w:ascii="Consolas" w:hAnsi="Consolas" w:cs="Consolas"/>
+          <w:u w:val="single"/>
+        </w:rPr>
+      </w:pPr>
+    </w:p>
+    <w:p>
+      <w:pPr>
+        <w:rPr>
+          <w:rFonts w:ascii="Consolas" w:hAnsi="Consolas" w:cs="Consolas"/>
+          <w:u w:val="single"/>
+        </w:rPr>
+      </w:pPr>
+    </w:p>
+    <w:p>
+      <w:pPr>
+        <w:rPr>
+          <w:rFonts w:ascii="Consolas" w:hAnsi="Consolas" w:cs="Consolas"/>
+          <w:u w:val="single"/>
+        </w:rPr>
+      </w:pPr>
+    </w:p>
+    <w:p>
+      <w:pPr>
+        <w:rPr>
+          <w:rFonts w:ascii="Consolas" w:hAnsi="Consolas" w:cs="Consolas"/>
+          <w:u w:val="single"/>
+        </w:rPr>
+      </w:pPr>
+    </w:p>
+    <w:p>
+      <w:pPr>
+        <w:rPr>
+          <w:rFonts w:ascii="Consolas" w:hAnsi="Consolas" w:cs="Consolas"/>
+          <w:u w:val="single"/>
+        </w:rPr>
+      </w:pPr>
+    </w:p>
+    <w:p>
+      <w:pPr>
+        <w:rPr>
+          <w:rFonts w:ascii="Consolas" w:hAnsi="Consolas" w:cs="Consolas"/>
+          <w:u w:val="single"/>
+        </w:rPr>
+      </w:pPr>
+    </w:p>
+    <w:p>
+      <w:pPr>
+        <w:rPr>
+          <w:rFonts w:ascii="Consolas" w:hAnsi="Consolas" w:cs="Consolas"/>
+          <w:u w:val="single"/>
+        </w:rPr>
+      </w:pPr>
+    </w:p>
+    <w:p>
+      <w:pPr>
+        <w:rPr>
+          <w:rFonts w:ascii="Consolas" w:hAnsi="Consolas" w:cs="Consolas"/>
+          <w:u w:val="single"/>
+        </w:rPr>
+      </w:pPr>
+    </w:p>
+    <w:p>
+      <w:pPr>
+        <w:rPr>
+          <w:rFonts w:ascii="Consolas" w:hAnsi="Consolas" w:cs="Consolas"/>
+          <w:u w:val="single"/>
+        </w:rPr>
+      </w:pPr>
+    </w:p>
+    <w:p>
+      <w:pPr>
+        <w:rPr>
+          <w:rFonts w:ascii="Consolas" w:hAnsi="Consolas" w:cs="Consolas"/>
+          <w:u w:val="single"/>
+        </w:rPr>
+      </w:pPr>
+    </w:p>
+    <w:p>
+      <w:pPr>
+        <w:rPr>
+          <w:rFonts w:ascii="Consolas" w:hAnsi="Consolas" w:cs="Consolas"/>
+          <w:u w:val="single"/>
+        </w:rPr>
+      </w:pPr>
+    </w:p>
+    <w:p>
+      <w:pPr>
+        <w:rPr>
+          <w:rFonts w:ascii="Consolas" w:hAnsi="Consolas" w:cs="Consolas"/>
+          <w:u w:val="single"/>
+        </w:rPr>
+      </w:pPr>
+    </w:p>
+    <w:p>
+      <w:pPr>
+        <w:rPr>
+          <w:rFonts w:ascii="Consolas" w:hAnsi="Consolas" w:cs="Consolas"/>
+          <w:u w:val="single"/>
+        </w:rPr>
+      </w:pPr>
+    </w:p>
+    <w:p>
+      <w:pPr>
+        <w:rPr>
+          <w:rFonts w:ascii="Consolas" w:hAnsi="Consolas" w:cs="Consolas"/>
+          <w:u w:val="single"/>
+        </w:rPr>
+      </w:pPr>
+    </w:p>
+    <w:p>
+      <w:pPr>
+        <w:rPr>
+          <w:rFonts w:ascii="Consolas" w:hAnsi="Consolas" w:cs="Consolas"/>
+          <w:u w:val="single"/>
+        </w:rPr>
+      </w:pPr>
+    </w:p>
+    <w:p>
+      <w:pPr>
+        <w:rPr>
+          <w:rFonts w:ascii="Consolas" w:hAnsi="Consolas" w:cs="Consolas"/>
+          <w:u w:val="single"/>
+        </w:rPr>
+      </w:pPr>
+    </w:p>
+    <w:p>
+      <w:pPr>
+        <w:rPr>
+          <w:rFonts w:ascii="Consolas" w:hAnsi="Consolas" w:cs="Consolas"/>
+          <w:u w:val="single"/>
+        </w:rPr>
+      </w:pPr>
+    </w:p>
+    <w:p>
+      <w:pPr>
+        <w:rPr>
+          <w:rFonts w:ascii="Consolas" w:hAnsi="Consolas" w:cs="Consolas"/>
+          <w:u w:val="single"/>
+        </w:rPr>
+      </w:pPr>
+    </w:p>
+    <w:p>
+      <w:pPr>
+        <w:rPr>
+          <w:rFonts w:ascii="Consolas" w:hAnsi="Consolas" w:cs="Consolas"/>
+          <w:u w:val="single"/>
+        </w:rPr>
+      </w:pPr>
+    </w:p>
+    <w:p>
+      <w:pPr>
+        <w:rPr>
+          <w:rFonts w:ascii="Consolas" w:hAnsi="Consolas" w:cs="Consolas"/>
+          <w:u w:val="single"/>
+        </w:rPr>
+      </w:pPr>
+    </w:p>
+    <w:p>
+      <w:pPr>
+        <w:rPr>
+          <w:rFonts w:ascii="Consolas" w:hAnsi="Consolas" w:cs="Consolas"/>
+          <w:u w:val="single"/>
+        </w:rPr>
+      </w:pPr>
+    </w:p>
+    <w:p>
+      <w:pPr>
+        <w:rPr>
+          <w:rFonts w:ascii="Consolas" w:hAnsi="Consolas" w:cs="Consolas"/>
+          <w:u w:val="single"/>
+        </w:rPr>
+      </w:pPr>
+    </w:p>
+    <w:p>
+      <w:pPr>
+        <w:rPr>
+          <w:rFonts w:ascii="Consolas" w:hAnsi="Consolas" w:cs="Consolas"/>
+          <w:u w:val="single"/>
+        </w:rPr>
+      </w:pPr>
+    </w:p>
+    <w:p>
+      <w:pPr>
+        <w:rPr>
+          <w:rFonts w:ascii="Consolas" w:hAnsi="Consolas" w:cs="Consolas"/>
+          <w:u w:val="single"/>
+        </w:rPr>
+      </w:pPr>
+    </w:p>
+    <w:p>
+      <w:pPr>
+        <w:rPr>
+          <w:rFonts w:ascii="Consolas" w:hAnsi="Consolas" w:cs="Consolas"/>
+          <w:u w:val="single"/>
+        </w:rPr>
+      </w:pPr>
+    </w:p>
+    <w:p>
+      <w:pPr>
+        <w:rPr>
+          <w:rFonts w:ascii="Consolas" w:hAnsi="Consolas" w:cs="Consolas"/>
+          <w:u w:val="single"/>
+        </w:rPr>
+      </w:pPr>
+    </w:p>
+    <w:p>
+      <w:pPr>
         <w:rPr>
           <w:rFonts w:ascii="Consolas" w:hAnsi="Consolas" w:cs="Consolas"/>
           <w:u w:val="single"/>
@@ -456,17 +3697,3598 @@
       <w:r>
         <w:rPr>
           <w:rFonts w:ascii="Consolas" w:hAnsi="Consolas" w:cs="Consolas"/>
-        </w:rPr>
-        <w:t>Detail all major functions</w:t>
+          <w:noProof/>
+          <w:u w:val="single"/>
+        </w:rPr>
+        <w:lastRenderedPageBreak/>
+        <mc:AlternateContent>
+          <mc:Choice Requires="wps">
+            <w:drawing>
+              <wp:anchor distT="0" distB="0" distL="114300" distR="114300" simplePos="0" relativeHeight="251661312" behindDoc="0" locked="0" layoutInCell="1" allowOverlap="1" wp14:anchorId="52042B41" wp14:editId="72D7AFA0">
+                <wp:simplePos x="0" y="0"/>
+                <wp:positionH relativeFrom="column">
+                  <wp:posOffset>-116967</wp:posOffset>
+                </wp:positionH>
+                <wp:positionV relativeFrom="paragraph">
+                  <wp:posOffset>-25400</wp:posOffset>
+                </wp:positionV>
+                <wp:extent cx="7315200" cy="10326029"/>
+                <wp:effectExtent l="0" t="0" r="12700" b="12065"/>
+                <wp:wrapNone/>
+                <wp:docPr id="1968384977" name="Text Box 3"/>
+                <wp:cNvGraphicFramePr/>
+                <a:graphic xmlns:a="http://schemas.openxmlformats.org/drawingml/2006/main">
+                  <a:graphicData uri="http://schemas.microsoft.com/office/word/2010/wordprocessingShape">
+                    <wps:wsp>
+                      <wps:cNvSpPr txBox="1"/>
+                      <wps:spPr>
+                        <a:xfrm>
+                          <a:off x="0" y="0"/>
+                          <a:ext cx="7315200" cy="10326029"/>
+                        </a:xfrm>
+                        <a:prstGeom prst="rect">
+                          <a:avLst/>
+                        </a:prstGeom>
+                        <a:solidFill>
+                          <a:schemeClr val="lt1"/>
+                        </a:solidFill>
+                        <a:ln w="6350">
+                          <a:solidFill>
+                            <a:prstClr val="black"/>
+                          </a:solidFill>
+                        </a:ln>
+                      </wps:spPr>
+                      <wps:txbx>
+                        <w:txbxContent>
+                          <w:p>
+                            <w:pPr>
+                              <w:rPr>
+                                <w:rFonts w:ascii="Consolas" w:hAnsi="Consolas" w:cs="Consolas"/>
+                              </w:rPr>
+                            </w:pPr>
+                            <w:r>
+                              <w:rPr>
+                                <w:rFonts w:ascii="Consolas" w:hAnsi="Consolas" w:cs="Consolas"/>
+                              </w:rPr>
+                              <w:t>…</w:t>
+                            </w:r>
+                          </w:p>
+                          <w:p>
+                            <w:pPr>
+                              <w:rPr>
+                                <w:rFonts w:ascii="Consolas" w:hAnsi="Consolas" w:cs="Consolas"/>
+                              </w:rPr>
+                            </w:pPr>
+                          </w:p>
+                          <w:p>
+                            <w:pPr>
+                              <w:ind w:left="1440"/>
+                              <w:rPr>
+                                <w:rFonts w:ascii="Consolas" w:hAnsi="Consolas" w:cs="Consolas"/>
+                              </w:rPr>
+                            </w:pPr>
+                            <w:r>
+                              <w:rPr>
+                                <w:rFonts w:ascii="Consolas" w:hAnsi="Consolas" w:cs="Consolas"/>
+                              </w:rPr>
+                              <w:t>IF</w:t>
+                            </w:r>
+                            <w:r>
+                              <w:rPr>
+                                <w:rFonts w:ascii="Consolas" w:hAnsi="Consolas" w:cs="Consolas"/>
+                              </w:rPr>
+                              <w:t xml:space="preserve"> </w:t>
+                            </w:r>
+                            <w:r>
+                              <w:rPr>
+                                <w:rFonts w:ascii="Consolas" w:hAnsi="Consolas" w:cs="Consolas"/>
+                              </w:rPr>
+                              <w:t>NOT</w:t>
+                            </w:r>
+                            <w:r>
+                              <w:rPr>
+                                <w:rFonts w:ascii="Consolas" w:hAnsi="Consolas" w:cs="Consolas"/>
+                              </w:rPr>
+                              <w:t xml:space="preserve"> </w:t>
+                            </w:r>
+                            <w:proofErr w:type="spellStart"/>
+                            <w:r>
+                              <w:rPr>
+                                <w:rFonts w:ascii="Consolas" w:hAnsi="Consolas" w:cs="Consolas"/>
+                              </w:rPr>
+                              <w:t>levelStarted</w:t>
+                            </w:r>
+                            <w:proofErr w:type="spellEnd"/>
+                            <w:r>
+                              <w:rPr>
+                                <w:rFonts w:ascii="Consolas" w:hAnsi="Consolas" w:cs="Consolas"/>
+                              </w:rPr>
+                              <w:t xml:space="preserve"> THEN</w:t>
+                            </w:r>
+                          </w:p>
+                          <w:p>
+                            <w:pPr>
+                              <w:ind w:left="1440"/>
+                              <w:rPr>
+                                <w:rFonts w:ascii="Consolas" w:hAnsi="Consolas" w:cs="Consolas"/>
+                              </w:rPr>
+                            </w:pPr>
+                            <w:r>
+                              <w:rPr>
+                                <w:rFonts w:ascii="Consolas" w:hAnsi="Consolas" w:cs="Consolas"/>
+                              </w:rPr>
+                              <w:t xml:space="preserve">        </w:t>
+                            </w:r>
+                            <w:proofErr w:type="spellStart"/>
+                            <w:r>
+                              <w:rPr>
+                                <w:rFonts w:ascii="Consolas" w:hAnsi="Consolas" w:cs="Consolas"/>
+                                <w:highlight w:val="green"/>
+                              </w:rPr>
+                              <w:t>startButton.MouseCheck</w:t>
+                            </w:r>
+                            <w:proofErr w:type="spellEnd"/>
+                            <w:r>
+                              <w:rPr>
+                                <w:rFonts w:ascii="Consolas" w:hAnsi="Consolas" w:cs="Consolas"/>
+                                <w:highlight w:val="green"/>
+                              </w:rPr>
+                              <w:t>(SCREEN)</w:t>
+                            </w:r>
+                          </w:p>
+                          <w:p>
+                            <w:pPr>
+                              <w:rPr>
+                                <w:rFonts w:ascii="Consolas" w:hAnsi="Consolas" w:cs="Consolas"/>
+                              </w:rPr>
+                            </w:pPr>
+                            <w:r>
+                              <w:rPr>
+                                <w:rFonts w:ascii="Consolas" w:hAnsi="Consolas" w:cs="Consolas"/>
+                              </w:rPr>
+                              <w:tab/>
+                            </w:r>
+                            <w:r>
+                              <w:rPr>
+                                <w:rFonts w:ascii="Consolas" w:hAnsi="Consolas" w:cs="Consolas"/>
+                              </w:rPr>
+                              <w:tab/>
+                              <w:t>ELSE</w:t>
+                            </w:r>
+                          </w:p>
+                          <w:p>
+                            <w:pPr>
+                              <w:ind w:left="1440"/>
+                              <w:rPr>
+                                <w:rFonts w:ascii="Consolas" w:hAnsi="Consolas" w:cs="Consolas"/>
+                              </w:rPr>
+                            </w:pPr>
+                            <w:r>
+                              <w:rPr>
+                                <w:rFonts w:ascii="Consolas" w:hAnsi="Consolas" w:cs="Consolas"/>
+                              </w:rPr>
+                              <w:t xml:space="preserve">        </w:t>
+                            </w:r>
+                            <w:proofErr w:type="spellStart"/>
+                            <w:r>
+                              <w:rPr>
+                                <w:rFonts w:ascii="Consolas" w:hAnsi="Consolas" w:cs="Consolas"/>
+                              </w:rPr>
+                              <w:t>startButton.active</w:t>
+                            </w:r>
+                            <w:proofErr w:type="spellEnd"/>
+                            <w:r>
+                              <w:rPr>
+                                <w:rFonts w:ascii="Consolas" w:hAnsi="Consolas" w:cs="Consolas"/>
+                              </w:rPr>
+                              <w:t xml:space="preserve"> = False</w:t>
+                            </w:r>
+                          </w:p>
+                          <w:p>
+                            <w:pPr>
+                              <w:ind w:left="1440"/>
+                              <w:rPr>
+                                <w:rFonts w:ascii="Consolas" w:hAnsi="Consolas" w:cs="Consolas"/>
+                              </w:rPr>
+                            </w:pPr>
+                            <w:r>
+                              <w:rPr>
+                                <w:rFonts w:ascii="Consolas" w:hAnsi="Consolas" w:cs="Consolas"/>
+                              </w:rPr>
+                              <w:t>END IF</w:t>
+                            </w:r>
+                          </w:p>
+                          <w:p>
+                            <w:pPr>
+                              <w:ind w:left="1440"/>
+                              <w:rPr>
+                                <w:rFonts w:ascii="Consolas" w:hAnsi="Consolas" w:cs="Consolas"/>
+                              </w:rPr>
+                            </w:pPr>
+                          </w:p>
+                          <w:p>
+                            <w:pPr>
+                              <w:ind w:left="1440"/>
+                              <w:rPr>
+                                <w:rFonts w:ascii="Consolas" w:hAnsi="Consolas" w:cs="Consolas"/>
+                              </w:rPr>
+                            </w:pPr>
+                            <w:r>
+                              <w:rPr>
+                                <w:rFonts w:ascii="Consolas" w:hAnsi="Consolas" w:cs="Consolas"/>
+                              </w:rPr>
+                              <w:t xml:space="preserve">IF </w:t>
+                            </w:r>
+                            <w:proofErr w:type="spellStart"/>
+                            <w:r>
+                              <w:rPr>
+                                <w:rFonts w:ascii="Consolas" w:hAnsi="Consolas" w:cs="Consolas"/>
+                              </w:rPr>
+                              <w:t>selectedTurret</w:t>
+                            </w:r>
+                            <w:proofErr w:type="spellEnd"/>
+                            <w:r>
+                              <w:rPr>
+                                <w:rFonts w:ascii="Consolas" w:hAnsi="Consolas" w:cs="Consolas"/>
+                              </w:rPr>
+                              <w:t xml:space="preserve"> AND</w:t>
+                            </w:r>
+                            <w:r>
+                              <w:rPr>
+                                <w:rFonts w:ascii="Consolas" w:hAnsi="Consolas" w:cs="Consolas"/>
+                              </w:rPr>
+                              <w:t xml:space="preserve"> </w:t>
+                            </w:r>
+                            <w:proofErr w:type="spellStart"/>
+                            <w:r>
+                              <w:rPr>
+                                <w:rFonts w:ascii="Consolas" w:hAnsi="Consolas" w:cs="Consolas"/>
+                              </w:rPr>
+                              <w:t>selectedTurret.tier</w:t>
+                            </w:r>
+                            <w:proofErr w:type="spellEnd"/>
+                            <w:r>
+                              <w:rPr>
+                                <w:rFonts w:ascii="Consolas" w:hAnsi="Consolas" w:cs="Consolas"/>
+                              </w:rPr>
+                              <w:t xml:space="preserve"> &lt; </w:t>
+                            </w:r>
+                            <w:proofErr w:type="spellStart"/>
+                            <w:proofErr w:type="gramStart"/>
+                            <w:r>
+                              <w:rPr>
+                                <w:rFonts w:ascii="Consolas" w:hAnsi="Consolas" w:cs="Consolas"/>
+                              </w:rPr>
+                              <w:t>len</w:t>
+                            </w:r>
+                            <w:proofErr w:type="spellEnd"/>
+                            <w:r>
+                              <w:rPr>
+                                <w:rFonts w:ascii="Consolas" w:hAnsi="Consolas" w:cs="Consolas"/>
+                              </w:rPr>
+                              <w:t>(</w:t>
+                            </w:r>
+                            <w:proofErr w:type="gramEnd"/>
+                            <w:r>
+                              <w:rPr>
+                                <w:rFonts w:ascii="Consolas" w:hAnsi="Consolas" w:cs="Consolas"/>
+                              </w:rPr>
+                              <w:t>TURRET_DATA)</w:t>
+                            </w:r>
+                            <w:r>
+                              <w:rPr>
+                                <w:rFonts w:ascii="Consolas" w:hAnsi="Consolas" w:cs="Consolas"/>
+                              </w:rPr>
+                              <w:t xml:space="preserve"> THEN</w:t>
+                            </w:r>
+                          </w:p>
+                          <w:p>
+                            <w:pPr>
+                              <w:ind w:left="1440"/>
+                              <w:rPr>
+                                <w:rFonts w:ascii="Consolas" w:hAnsi="Consolas" w:cs="Consolas"/>
+                              </w:rPr>
+                            </w:pPr>
+                            <w:r>
+                              <w:rPr>
+                                <w:rFonts w:ascii="Consolas" w:hAnsi="Consolas" w:cs="Consolas"/>
+                              </w:rPr>
+                              <w:t xml:space="preserve">        </w:t>
+                            </w:r>
+                            <w:proofErr w:type="spellStart"/>
+                            <w:r>
+                              <w:rPr>
+                                <w:rFonts w:ascii="Consolas" w:hAnsi="Consolas" w:cs="Consolas"/>
+                                <w:highlight w:val="green"/>
+                              </w:rPr>
+                              <w:t>upgradeButton.MouseCheck</w:t>
+                            </w:r>
+                            <w:proofErr w:type="spellEnd"/>
+                            <w:r>
+                              <w:rPr>
+                                <w:rFonts w:ascii="Consolas" w:hAnsi="Consolas" w:cs="Consolas"/>
+                                <w:highlight w:val="green"/>
+                              </w:rPr>
+                              <w:t>(SCREEN, not (</w:t>
+                            </w:r>
+                            <w:proofErr w:type="spellStart"/>
+                            <w:proofErr w:type="gramStart"/>
+                            <w:r>
+                              <w:rPr>
+                                <w:rFonts w:ascii="Consolas" w:hAnsi="Consolas" w:cs="Consolas"/>
+                                <w:highlight w:val="green"/>
+                              </w:rPr>
+                              <w:t>world.money</w:t>
+                            </w:r>
+                            <w:proofErr w:type="spellEnd"/>
+                            <w:proofErr w:type="gramEnd"/>
+                            <w:r>
+                              <w:rPr>
+                                <w:rFonts w:ascii="Consolas" w:hAnsi="Consolas" w:cs="Consolas"/>
+                                <w:highlight w:val="green"/>
+                              </w:rPr>
+                              <w:t xml:space="preserve"> &gt;= </w:t>
+                            </w:r>
+                            <w:proofErr w:type="spellStart"/>
+                            <w:r>
+                              <w:rPr>
+                                <w:rFonts w:ascii="Consolas" w:hAnsi="Consolas" w:cs="Consolas"/>
+                                <w:highlight w:val="green"/>
+                              </w:rPr>
+                              <w:t>selectedTurret.upgradeCost</w:t>
+                            </w:r>
+                            <w:proofErr w:type="spellEnd"/>
+                            <w:r>
+                              <w:rPr>
+                                <w:rFonts w:ascii="Consolas" w:hAnsi="Consolas" w:cs="Consolas"/>
+                                <w:highlight w:val="green"/>
+                              </w:rPr>
+                              <w:t>), (200, 200, 200), "Upgrade: $" + str(</w:t>
+                            </w:r>
+                            <w:proofErr w:type="spellStart"/>
+                            <w:r>
+                              <w:rPr>
+                                <w:rFonts w:ascii="Consolas" w:hAnsi="Consolas" w:cs="Consolas"/>
+                                <w:highlight w:val="green"/>
+                              </w:rPr>
+                              <w:t>selectedTurret.upgradeCost</w:t>
+                            </w:r>
+                            <w:proofErr w:type="spellEnd"/>
+                            <w:r>
+                              <w:rPr>
+                                <w:rFonts w:ascii="Consolas" w:hAnsi="Consolas" w:cs="Consolas"/>
+                                <w:highlight w:val="green"/>
+                              </w:rPr>
+                              <w:t>))</w:t>
+                            </w:r>
+                          </w:p>
+                          <w:p>
+                            <w:pPr>
+                              <w:ind w:left="720" w:firstLine="720"/>
+                              <w:rPr>
+                                <w:rFonts w:ascii="Consolas" w:hAnsi="Consolas" w:cs="Consolas"/>
+                              </w:rPr>
+                            </w:pPr>
+                            <w:r>
+                              <w:rPr>
+                                <w:rFonts w:ascii="Consolas" w:hAnsi="Consolas" w:cs="Consolas"/>
+                              </w:rPr>
+                              <w:t>ELSE</w:t>
+                            </w:r>
+                          </w:p>
+                          <w:p>
+                            <w:pPr>
+                              <w:ind w:left="1440"/>
+                              <w:rPr>
+                                <w:rFonts w:ascii="Consolas" w:hAnsi="Consolas" w:cs="Consolas"/>
+                              </w:rPr>
+                            </w:pPr>
+                            <w:r>
+                              <w:rPr>
+                                <w:rFonts w:ascii="Consolas" w:hAnsi="Consolas" w:cs="Consolas"/>
+                              </w:rPr>
+                              <w:t xml:space="preserve">        </w:t>
+                            </w:r>
+                            <w:proofErr w:type="spellStart"/>
+                            <w:r>
+                              <w:rPr>
+                                <w:rFonts w:ascii="Consolas" w:hAnsi="Consolas" w:cs="Consolas"/>
+                              </w:rPr>
+                              <w:t>upgradeButton.active</w:t>
+                            </w:r>
+                            <w:proofErr w:type="spellEnd"/>
+                            <w:r>
+                              <w:rPr>
+                                <w:rFonts w:ascii="Consolas" w:hAnsi="Consolas" w:cs="Consolas"/>
+                              </w:rPr>
+                              <w:t xml:space="preserve"> = False</w:t>
+                            </w:r>
+                          </w:p>
+                          <w:p>
+                            <w:pPr>
+                              <w:ind w:left="1440"/>
+                              <w:rPr>
+                                <w:rFonts w:ascii="Consolas" w:hAnsi="Consolas" w:cs="Consolas"/>
+                              </w:rPr>
+                            </w:pPr>
+                            <w:r>
+                              <w:rPr>
+                                <w:rFonts w:ascii="Consolas" w:hAnsi="Consolas" w:cs="Consolas"/>
+                              </w:rPr>
+                              <w:t>END IF</w:t>
+                            </w:r>
+                          </w:p>
+                          <w:p>
+                            <w:pPr>
+                              <w:ind w:left="1440"/>
+                              <w:rPr>
+                                <w:rFonts w:ascii="Consolas" w:hAnsi="Consolas" w:cs="Consolas"/>
+                              </w:rPr>
+                            </w:pPr>
+                          </w:p>
+                          <w:p>
+                            <w:pPr>
+                              <w:ind w:left="1440"/>
+                              <w:rPr>
+                                <w:rFonts w:ascii="Consolas" w:hAnsi="Consolas" w:cs="Consolas"/>
+                              </w:rPr>
+                            </w:pPr>
+                            <w:r>
+                              <w:rPr>
+                                <w:rFonts w:ascii="Consolas" w:hAnsi="Consolas" w:cs="Consolas"/>
+                              </w:rPr>
+                              <w:t>RETURN</w:t>
+                            </w:r>
+                            <w:r>
+                              <w:rPr>
+                                <w:rFonts w:ascii="Consolas" w:hAnsi="Consolas" w:cs="Consolas"/>
+                              </w:rPr>
+                              <w:t xml:space="preserve"> </w:t>
+                            </w:r>
+                            <w:proofErr w:type="spellStart"/>
+                            <w:r>
+                              <w:rPr>
+                                <w:rFonts w:ascii="Consolas" w:hAnsi="Consolas" w:cs="Consolas"/>
+                              </w:rPr>
+                              <w:t>placingTurrets</w:t>
+                            </w:r>
+                            <w:proofErr w:type="spellEnd"/>
+                          </w:p>
+                          <w:p>
+                            <w:pPr>
+                              <w:ind w:left="720"/>
+                              <w:rPr>
+                                <w:rFonts w:ascii="Consolas" w:hAnsi="Consolas" w:cs="Consolas"/>
+                              </w:rPr>
+                            </w:pPr>
+                            <w:r>
+                              <w:rPr>
+                                <w:rFonts w:ascii="Consolas" w:hAnsi="Consolas" w:cs="Consolas"/>
+                              </w:rPr>
+                              <w:t xml:space="preserve">END </w:t>
+                            </w:r>
+                            <w:proofErr w:type="spellStart"/>
+                            <w:r>
+                              <w:rPr>
+                                <w:rFonts w:ascii="Consolas" w:hAnsi="Consolas" w:cs="Consolas"/>
+                              </w:rPr>
+                              <w:t>buttonSetup</w:t>
+                            </w:r>
+                            <w:proofErr w:type="spellEnd"/>
+                          </w:p>
+                          <w:p>
+                            <w:pPr>
+                              <w:ind w:left="720"/>
+                              <w:rPr>
+                                <w:rFonts w:ascii="Consolas" w:hAnsi="Consolas" w:cs="Consolas"/>
+                              </w:rPr>
+                            </w:pPr>
+                          </w:p>
+                          <w:p>
+                            <w:pPr>
+                              <w:ind w:left="720"/>
+                              <w:rPr>
+                                <w:rFonts w:ascii="Consolas" w:hAnsi="Consolas" w:cs="Consolas"/>
+                              </w:rPr>
+                            </w:pPr>
+                            <w:r>
+                              <w:rPr>
+                                <w:rFonts w:ascii="Consolas" w:hAnsi="Consolas" w:cs="Consolas"/>
+                              </w:rPr>
+                              <w:t>FUNCTION</w:t>
+                            </w:r>
+                            <w:r>
+                              <w:rPr>
+                                <w:rFonts w:ascii="Consolas" w:hAnsi="Consolas" w:cs="Consolas"/>
+                              </w:rPr>
+                              <w:t xml:space="preserve"> </w:t>
+                            </w:r>
+                            <w:proofErr w:type="spellStart"/>
+                            <w:proofErr w:type="gramStart"/>
+                            <w:r>
+                              <w:rPr>
+                                <w:rFonts w:ascii="Consolas" w:hAnsi="Consolas" w:cs="Consolas"/>
+                              </w:rPr>
+                              <w:t>checkButtons</w:t>
+                            </w:r>
+                            <w:proofErr w:type="spellEnd"/>
+                            <w:r>
+                              <w:rPr>
+                                <w:rFonts w:ascii="Consolas" w:hAnsi="Consolas" w:cs="Consolas"/>
+                              </w:rPr>
+                              <w:t>(</w:t>
+                            </w:r>
+                            <w:proofErr w:type="gramEnd"/>
+                            <w:r>
+                              <w:rPr>
+                                <w:rFonts w:ascii="Consolas" w:hAnsi="Consolas" w:cs="Consolas"/>
+                              </w:rPr>
+                              <w:t xml:space="preserve">world, </w:t>
+                            </w:r>
+                            <w:proofErr w:type="spellStart"/>
+                            <w:r>
+                              <w:rPr>
+                                <w:rFonts w:ascii="Consolas" w:hAnsi="Consolas" w:cs="Consolas"/>
+                              </w:rPr>
+                              <w:t>cursorTurret</w:t>
+                            </w:r>
+                            <w:proofErr w:type="spellEnd"/>
+                            <w:r>
+                              <w:rPr>
+                                <w:rFonts w:ascii="Consolas" w:hAnsi="Consolas" w:cs="Consolas"/>
+                              </w:rPr>
+                              <w:t xml:space="preserve">, </w:t>
+                            </w:r>
+                            <w:proofErr w:type="spellStart"/>
+                            <w:r>
+                              <w:rPr>
+                                <w:rFonts w:ascii="Consolas" w:hAnsi="Consolas" w:cs="Consolas"/>
+                              </w:rPr>
+                              <w:t>selectedTurret</w:t>
+                            </w:r>
+                            <w:proofErr w:type="spellEnd"/>
+                            <w:r>
+                              <w:rPr>
+                                <w:rFonts w:ascii="Consolas" w:hAnsi="Consolas" w:cs="Consolas"/>
+                              </w:rPr>
+                              <w:t xml:space="preserve">, </w:t>
+                            </w:r>
+                            <w:proofErr w:type="spellStart"/>
+                            <w:r>
+                              <w:rPr>
+                                <w:rFonts w:ascii="Consolas" w:hAnsi="Consolas" w:cs="Consolas"/>
+                              </w:rPr>
+                              <w:t>placingTurrets</w:t>
+                            </w:r>
+                            <w:proofErr w:type="spellEnd"/>
+                            <w:r>
+                              <w:rPr>
+                                <w:rFonts w:ascii="Consolas" w:hAnsi="Consolas" w:cs="Consolas"/>
+                              </w:rPr>
+                              <w:t xml:space="preserve">, </w:t>
+                            </w:r>
+                            <w:proofErr w:type="spellStart"/>
+                            <w:r>
+                              <w:rPr>
+                                <w:rFonts w:ascii="Consolas" w:hAnsi="Consolas" w:cs="Consolas"/>
+                              </w:rPr>
+                              <w:t>levelStarted</w:t>
+                            </w:r>
+                            <w:proofErr w:type="spellEnd"/>
+                            <w:r>
+                              <w:rPr>
+                                <w:rFonts w:ascii="Consolas" w:hAnsi="Consolas" w:cs="Consolas"/>
+                              </w:rPr>
+                              <w:t xml:space="preserve">, </w:t>
+                            </w:r>
+                            <w:proofErr w:type="spellStart"/>
+                            <w:r>
+                              <w:rPr>
+                                <w:rFonts w:ascii="Consolas" w:hAnsi="Consolas" w:cs="Consolas"/>
+                              </w:rPr>
+                              <w:t>doubleSpeed</w:t>
+                            </w:r>
+                            <w:proofErr w:type="spellEnd"/>
+                            <w:r>
+                              <w:rPr>
+                                <w:rFonts w:ascii="Consolas" w:hAnsi="Consolas" w:cs="Consolas"/>
+                              </w:rPr>
+                              <w:t xml:space="preserve">, </w:t>
+                            </w:r>
+                            <w:proofErr w:type="spellStart"/>
+                            <w:r>
+                              <w:rPr>
+                                <w:rFonts w:ascii="Consolas" w:hAnsi="Consolas" w:cs="Consolas"/>
+                              </w:rPr>
+                              <w:t>turretType</w:t>
+                            </w:r>
+                            <w:proofErr w:type="spellEnd"/>
+                            <w:r>
+                              <w:rPr>
+                                <w:rFonts w:ascii="Consolas" w:hAnsi="Consolas" w:cs="Consolas"/>
+                              </w:rPr>
+                              <w:t>)</w:t>
+                            </w:r>
+                          </w:p>
+                          <w:p>
+                            <w:pPr>
+                              <w:ind w:left="720"/>
+                              <w:rPr>
+                                <w:rFonts w:ascii="Consolas" w:hAnsi="Consolas" w:cs="Consolas"/>
+                              </w:rPr>
+                            </w:pPr>
+                            <w:r>
+                              <w:rPr>
+                                <w:rFonts w:ascii="Consolas" w:hAnsi="Consolas" w:cs="Consolas"/>
+                              </w:rPr>
+                              <w:t xml:space="preserve">    </w:t>
+                            </w:r>
+                          </w:p>
+                          <w:p>
+                            <w:pPr>
+                              <w:ind w:left="720" w:firstLine="720"/>
+                              <w:rPr>
+                                <w:rFonts w:ascii="Consolas" w:hAnsi="Consolas" w:cs="Consolas"/>
+                              </w:rPr>
+                            </w:pPr>
+                            <w:r>
+                              <w:rPr>
+                                <w:rFonts w:ascii="Consolas" w:hAnsi="Consolas" w:cs="Consolas"/>
+                              </w:rPr>
+                              <w:t>IF</w:t>
+                            </w:r>
+                            <w:r>
+                              <w:rPr>
+                                <w:rFonts w:ascii="Consolas" w:hAnsi="Consolas" w:cs="Consolas"/>
+                              </w:rPr>
+                              <w:t xml:space="preserve"> </w:t>
+                            </w:r>
+                            <w:proofErr w:type="spellStart"/>
+                            <w:r>
+                              <w:rPr>
+                                <w:rFonts w:ascii="Consolas" w:hAnsi="Consolas" w:cs="Consolas"/>
+                                <w:highlight w:val="green"/>
+                              </w:rPr>
+                              <w:t>cancelButton.MouseClick</w:t>
+                            </w:r>
+                            <w:proofErr w:type="spellEnd"/>
+                            <w:r>
+                              <w:rPr>
+                                <w:rFonts w:ascii="Consolas" w:hAnsi="Consolas" w:cs="Consolas"/>
+                                <w:highlight w:val="green"/>
+                              </w:rPr>
+                              <w:t>()</w:t>
+                            </w:r>
+                            <w:r>
+                              <w:rPr>
+                                <w:rFonts w:ascii="Consolas" w:hAnsi="Consolas" w:cs="Consolas"/>
+                              </w:rPr>
+                              <w:t xml:space="preserve"> THEN</w:t>
+                            </w:r>
+                          </w:p>
+                          <w:p>
+                            <w:pPr>
+                              <w:ind w:left="1440"/>
+                              <w:rPr>
+                                <w:rFonts w:ascii="Consolas" w:hAnsi="Consolas" w:cs="Consolas"/>
+                              </w:rPr>
+                            </w:pPr>
+                            <w:r>
+                              <w:rPr>
+                                <w:rFonts w:ascii="Consolas" w:hAnsi="Consolas" w:cs="Consolas"/>
+                              </w:rPr>
+                              <w:t xml:space="preserve">        </w:t>
+                            </w:r>
+                            <w:proofErr w:type="spellStart"/>
+                            <w:r>
+                              <w:rPr>
+                                <w:rFonts w:ascii="Consolas" w:hAnsi="Consolas" w:cs="Consolas"/>
+                              </w:rPr>
+                              <w:t>placingTurrets</w:t>
+                            </w:r>
+                            <w:proofErr w:type="spellEnd"/>
+                            <w:r>
+                              <w:rPr>
+                                <w:rFonts w:ascii="Consolas" w:hAnsi="Consolas" w:cs="Consolas"/>
+                              </w:rPr>
+                              <w:t xml:space="preserve"> = False</w:t>
+                            </w:r>
+                          </w:p>
+                          <w:p>
+                            <w:pPr>
+                              <w:ind w:left="1440"/>
+                              <w:rPr>
+                                <w:rFonts w:ascii="Consolas" w:hAnsi="Consolas" w:cs="Consolas"/>
+                              </w:rPr>
+                            </w:pPr>
+                            <w:r>
+                              <w:rPr>
+                                <w:rFonts w:ascii="Consolas" w:hAnsi="Consolas" w:cs="Consolas"/>
+                              </w:rPr>
+                              <w:t>END IF</w:t>
+                            </w:r>
+                          </w:p>
+                          <w:p>
+                            <w:pPr>
+                              <w:ind w:left="1440"/>
+                              <w:rPr>
+                                <w:rFonts w:ascii="Consolas" w:hAnsi="Consolas" w:cs="Consolas"/>
+                              </w:rPr>
+                            </w:pPr>
+                            <w:r>
+                              <w:rPr>
+                                <w:rFonts w:ascii="Consolas" w:hAnsi="Consolas" w:cs="Consolas"/>
+                              </w:rPr>
+                              <w:t xml:space="preserve">  </w:t>
+                            </w:r>
+                          </w:p>
+                          <w:p>
+                            <w:pPr>
+                              <w:ind w:left="720" w:firstLine="720"/>
+                              <w:rPr>
+                                <w:rFonts w:ascii="Consolas" w:hAnsi="Consolas" w:cs="Consolas"/>
+                              </w:rPr>
+                            </w:pPr>
+                            <w:r>
+                              <w:rPr>
+                                <w:rFonts w:ascii="Consolas" w:hAnsi="Consolas" w:cs="Consolas"/>
+                              </w:rPr>
+                              <w:t>IF</w:t>
+                            </w:r>
+                            <w:r>
+                              <w:rPr>
+                                <w:rFonts w:ascii="Consolas" w:hAnsi="Consolas" w:cs="Consolas"/>
+                              </w:rPr>
+                              <w:t xml:space="preserve"> </w:t>
+                            </w:r>
+                            <w:proofErr w:type="spellStart"/>
+                            <w:r>
+                              <w:rPr>
+                                <w:rFonts w:ascii="Consolas" w:hAnsi="Consolas" w:cs="Consolas"/>
+                                <w:highlight w:val="green"/>
+                              </w:rPr>
+                              <w:t>buyCannonButton.MouseClick</w:t>
+                            </w:r>
+                            <w:proofErr w:type="spellEnd"/>
+                            <w:r>
+                              <w:rPr>
+                                <w:rFonts w:ascii="Consolas" w:hAnsi="Consolas" w:cs="Consolas"/>
+                                <w:highlight w:val="green"/>
+                              </w:rPr>
+                              <w:t>()</w:t>
+                            </w:r>
+                            <w:r>
+                              <w:rPr>
+                                <w:rFonts w:ascii="Consolas" w:hAnsi="Consolas" w:cs="Consolas"/>
+                              </w:rPr>
+                              <w:t xml:space="preserve"> THEN</w:t>
+                            </w:r>
+                          </w:p>
+                          <w:p>
+                            <w:pPr>
+                              <w:ind w:left="1440"/>
+                              <w:rPr>
+                                <w:rFonts w:ascii="Consolas" w:hAnsi="Consolas" w:cs="Consolas"/>
+                              </w:rPr>
+                            </w:pPr>
+                            <w:r>
+                              <w:rPr>
+                                <w:rFonts w:ascii="Consolas" w:hAnsi="Consolas" w:cs="Consolas"/>
+                              </w:rPr>
+                              <w:t xml:space="preserve">        </w:t>
+                            </w:r>
+                            <w:proofErr w:type="spellStart"/>
+                            <w:r>
+                              <w:rPr>
+                                <w:rFonts w:ascii="Consolas" w:hAnsi="Consolas" w:cs="Consolas"/>
+                              </w:rPr>
+                              <w:t>placingTurrets</w:t>
+                            </w:r>
+                            <w:proofErr w:type="spellEnd"/>
+                            <w:r>
+                              <w:rPr>
+                                <w:rFonts w:ascii="Consolas" w:hAnsi="Consolas" w:cs="Consolas"/>
+                              </w:rPr>
+                              <w:t xml:space="preserve"> = True</w:t>
+                            </w:r>
+                          </w:p>
+                          <w:p>
+                            <w:pPr>
+                              <w:ind w:left="1440"/>
+                              <w:rPr>
+                                <w:rFonts w:ascii="Consolas" w:hAnsi="Consolas" w:cs="Consolas"/>
+                              </w:rPr>
+                            </w:pPr>
+                            <w:r>
+                              <w:rPr>
+                                <w:rFonts w:ascii="Consolas" w:hAnsi="Consolas" w:cs="Consolas"/>
+                              </w:rPr>
+                              <w:t xml:space="preserve">        </w:t>
+                            </w:r>
+                            <w:proofErr w:type="spellStart"/>
+                            <w:r>
+                              <w:rPr>
+                                <w:rFonts w:ascii="Consolas" w:hAnsi="Consolas" w:cs="Consolas"/>
+                              </w:rPr>
+                              <w:t>cursorTurret</w:t>
+                            </w:r>
+                            <w:proofErr w:type="spellEnd"/>
+                            <w:r>
+                              <w:rPr>
+                                <w:rFonts w:ascii="Consolas" w:hAnsi="Consolas" w:cs="Consolas"/>
+                              </w:rPr>
+                              <w:t xml:space="preserve"> = </w:t>
+                            </w:r>
+                            <w:proofErr w:type="gramStart"/>
+                            <w:r>
+                              <w:rPr>
+                                <w:rFonts w:ascii="Consolas" w:hAnsi="Consolas" w:cs="Consolas"/>
+                              </w:rPr>
+                              <w:t>Cannon(</w:t>
+                            </w:r>
+                            <w:proofErr w:type="gramEnd"/>
+                            <w:r>
+                              <w:rPr>
+                                <w:rFonts w:ascii="Consolas" w:hAnsi="Consolas" w:cs="Consolas"/>
+                              </w:rPr>
+                              <w:t>0, 0)</w:t>
+                            </w:r>
+                          </w:p>
+                          <w:p>
+                            <w:pPr>
+                              <w:ind w:left="1440"/>
+                              <w:rPr>
+                                <w:rFonts w:ascii="Consolas" w:hAnsi="Consolas" w:cs="Consolas"/>
+                              </w:rPr>
+                            </w:pPr>
+                            <w:r>
+                              <w:rPr>
+                                <w:rFonts w:ascii="Consolas" w:hAnsi="Consolas" w:cs="Consolas"/>
+                              </w:rPr>
+                              <w:t xml:space="preserve">        </w:t>
+                            </w:r>
+                            <w:proofErr w:type="spellStart"/>
+                            <w:r>
+                              <w:rPr>
+                                <w:rFonts w:ascii="Consolas" w:hAnsi="Consolas" w:cs="Consolas"/>
+                              </w:rPr>
+                              <w:t>turretType</w:t>
+                            </w:r>
+                            <w:proofErr w:type="spellEnd"/>
+                            <w:r>
+                              <w:rPr>
+                                <w:rFonts w:ascii="Consolas" w:hAnsi="Consolas" w:cs="Consolas"/>
+                              </w:rPr>
+                              <w:t xml:space="preserve"> = "cannon"</w:t>
+                            </w:r>
+                          </w:p>
+                          <w:p>
+                            <w:pPr>
+                              <w:ind w:left="1440"/>
+                              <w:rPr>
+                                <w:rFonts w:ascii="Consolas" w:hAnsi="Consolas" w:cs="Consolas"/>
+                              </w:rPr>
+                            </w:pPr>
+                            <w:r>
+                              <w:rPr>
+                                <w:rFonts w:ascii="Consolas" w:hAnsi="Consolas" w:cs="Consolas"/>
+                              </w:rPr>
+                              <w:t xml:space="preserve">    </w:t>
+                            </w:r>
+                          </w:p>
+                          <w:p>
+                            <w:pPr>
+                              <w:ind w:left="1440"/>
+                              <w:rPr>
+                                <w:rFonts w:ascii="Consolas" w:hAnsi="Consolas" w:cs="Consolas"/>
+                              </w:rPr>
+                            </w:pPr>
+                            <w:r>
+                              <w:rPr>
+                                <w:rFonts w:ascii="Consolas" w:hAnsi="Consolas" w:cs="Consolas"/>
+                              </w:rPr>
+                              <w:t xml:space="preserve">ELSE IF </w:t>
+                            </w:r>
+                            <w:proofErr w:type="spellStart"/>
+                            <w:r>
+                              <w:rPr>
+                                <w:rFonts w:ascii="Consolas" w:hAnsi="Consolas" w:cs="Consolas"/>
+                                <w:highlight w:val="green"/>
+                              </w:rPr>
+                              <w:t>buyMachinelaserButton.MouseClick</w:t>
+                            </w:r>
+                            <w:proofErr w:type="spellEnd"/>
+                            <w:r>
+                              <w:rPr>
+                                <w:rFonts w:ascii="Consolas" w:hAnsi="Consolas" w:cs="Consolas"/>
+                                <w:highlight w:val="green"/>
+                              </w:rPr>
+                              <w:t>()</w:t>
+                            </w:r>
+                            <w:r>
+                              <w:rPr>
+                                <w:rFonts w:ascii="Consolas" w:hAnsi="Consolas" w:cs="Consolas"/>
+                              </w:rPr>
+                              <w:t xml:space="preserve"> THEN</w:t>
+                            </w:r>
+                          </w:p>
+                          <w:p>
+                            <w:pPr>
+                              <w:ind w:left="1440"/>
+                              <w:rPr>
+                                <w:rFonts w:ascii="Consolas" w:hAnsi="Consolas" w:cs="Consolas"/>
+                              </w:rPr>
+                            </w:pPr>
+                            <w:r>
+                              <w:rPr>
+                                <w:rFonts w:ascii="Consolas" w:hAnsi="Consolas" w:cs="Consolas"/>
+                              </w:rPr>
+                              <w:t xml:space="preserve">        </w:t>
+                            </w:r>
+                            <w:proofErr w:type="spellStart"/>
+                            <w:r>
+                              <w:rPr>
+                                <w:rFonts w:ascii="Consolas" w:hAnsi="Consolas" w:cs="Consolas"/>
+                              </w:rPr>
+                              <w:t>placingTurrets</w:t>
+                            </w:r>
+                            <w:proofErr w:type="spellEnd"/>
+                            <w:r>
+                              <w:rPr>
+                                <w:rFonts w:ascii="Consolas" w:hAnsi="Consolas" w:cs="Consolas"/>
+                              </w:rPr>
+                              <w:t xml:space="preserve"> = True</w:t>
+                            </w:r>
+                          </w:p>
+                          <w:p>
+                            <w:pPr>
+                              <w:ind w:left="1440"/>
+                              <w:rPr>
+                                <w:rFonts w:ascii="Consolas" w:hAnsi="Consolas" w:cs="Consolas"/>
+                              </w:rPr>
+                            </w:pPr>
+                            <w:r>
+                              <w:rPr>
+                                <w:rFonts w:ascii="Consolas" w:hAnsi="Consolas" w:cs="Consolas"/>
+                              </w:rPr>
+                              <w:t xml:space="preserve">        </w:t>
+                            </w:r>
+                            <w:proofErr w:type="spellStart"/>
+                            <w:r>
+                              <w:rPr>
+                                <w:rFonts w:ascii="Consolas" w:hAnsi="Consolas" w:cs="Consolas"/>
+                              </w:rPr>
+                              <w:t>cursorTurret</w:t>
+                            </w:r>
+                            <w:proofErr w:type="spellEnd"/>
+                            <w:r>
+                              <w:rPr>
+                                <w:rFonts w:ascii="Consolas" w:hAnsi="Consolas" w:cs="Consolas"/>
+                              </w:rPr>
+                              <w:t xml:space="preserve"> = </w:t>
+                            </w:r>
+                            <w:proofErr w:type="spellStart"/>
+                            <w:proofErr w:type="gramStart"/>
+                            <w:r>
+                              <w:rPr>
+                                <w:rFonts w:ascii="Consolas" w:hAnsi="Consolas" w:cs="Consolas"/>
+                              </w:rPr>
+                              <w:t>Machinelaser</w:t>
+                            </w:r>
+                            <w:proofErr w:type="spellEnd"/>
+                            <w:r>
+                              <w:rPr>
+                                <w:rFonts w:ascii="Consolas" w:hAnsi="Consolas" w:cs="Consolas"/>
+                              </w:rPr>
+                              <w:t>(</w:t>
+                            </w:r>
+                            <w:proofErr w:type="gramEnd"/>
+                            <w:r>
+                              <w:rPr>
+                                <w:rFonts w:ascii="Consolas" w:hAnsi="Consolas" w:cs="Consolas"/>
+                              </w:rPr>
+                              <w:t>0, 0)</w:t>
+                            </w:r>
+                          </w:p>
+                          <w:p>
+                            <w:pPr>
+                              <w:ind w:left="1440"/>
+                              <w:rPr>
+                                <w:rFonts w:ascii="Consolas" w:hAnsi="Consolas" w:cs="Consolas"/>
+                              </w:rPr>
+                            </w:pPr>
+                            <w:r>
+                              <w:rPr>
+                                <w:rFonts w:ascii="Consolas" w:hAnsi="Consolas" w:cs="Consolas"/>
+                              </w:rPr>
+                              <w:t xml:space="preserve">        </w:t>
+                            </w:r>
+                            <w:proofErr w:type="spellStart"/>
+                            <w:r>
+                              <w:rPr>
+                                <w:rFonts w:ascii="Consolas" w:hAnsi="Consolas" w:cs="Consolas"/>
+                              </w:rPr>
+                              <w:t>turretType</w:t>
+                            </w:r>
+                            <w:proofErr w:type="spellEnd"/>
+                            <w:r>
+                              <w:rPr>
+                                <w:rFonts w:ascii="Consolas" w:hAnsi="Consolas" w:cs="Consolas"/>
+                              </w:rPr>
+                              <w:t xml:space="preserve"> = "</w:t>
+                            </w:r>
+                            <w:proofErr w:type="spellStart"/>
+                            <w:r>
+                              <w:rPr>
+                                <w:rFonts w:ascii="Consolas" w:hAnsi="Consolas" w:cs="Consolas"/>
+                              </w:rPr>
+                              <w:t>machinelaser</w:t>
+                            </w:r>
+                            <w:proofErr w:type="spellEnd"/>
+                            <w:r>
+                              <w:rPr>
+                                <w:rFonts w:ascii="Consolas" w:hAnsi="Consolas" w:cs="Consolas"/>
+                              </w:rPr>
+                              <w:t>"</w:t>
+                            </w:r>
+                          </w:p>
+                          <w:p>
+                            <w:pPr>
+                              <w:ind w:left="1440"/>
+                              <w:rPr>
+                                <w:rFonts w:ascii="Consolas" w:hAnsi="Consolas" w:cs="Consolas"/>
+                              </w:rPr>
+                            </w:pPr>
+                            <w:r>
+                              <w:rPr>
+                                <w:rFonts w:ascii="Consolas" w:hAnsi="Consolas" w:cs="Consolas"/>
+                              </w:rPr>
+                              <w:t>END IF</w:t>
+                            </w:r>
+                            <w:r>
+                              <w:rPr>
+                                <w:rFonts w:ascii="Consolas" w:hAnsi="Consolas" w:cs="Consolas"/>
+                              </w:rPr>
+                              <w:t xml:space="preserve">  </w:t>
+                            </w:r>
+                          </w:p>
+                          <w:p>
+                            <w:pPr>
+                              <w:ind w:left="1440"/>
+                              <w:rPr>
+                                <w:rFonts w:ascii="Consolas" w:hAnsi="Consolas" w:cs="Consolas"/>
+                              </w:rPr>
+                            </w:pPr>
+                          </w:p>
+                          <w:p>
+                            <w:pPr>
+                              <w:ind w:left="1440"/>
+                              <w:rPr>
+                                <w:rFonts w:ascii="Consolas" w:hAnsi="Consolas" w:cs="Consolas"/>
+                              </w:rPr>
+                            </w:pPr>
+                            <w:proofErr w:type="gramStart"/>
+                            <w:r>
+                              <w:rPr>
+                                <w:rFonts w:ascii="Consolas" w:hAnsi="Consolas" w:cs="Consolas"/>
+                              </w:rPr>
+                              <w:t xml:space="preserve">IF </w:t>
+                            </w:r>
+                            <w:r>
+                              <w:rPr>
+                                <w:rFonts w:ascii="Consolas" w:hAnsi="Consolas" w:cs="Consolas"/>
+                              </w:rPr>
+                              <w:t xml:space="preserve"> </w:t>
+                            </w:r>
+                            <w:proofErr w:type="spellStart"/>
+                            <w:r>
+                              <w:rPr>
+                                <w:rFonts w:ascii="Consolas" w:hAnsi="Consolas" w:cs="Consolas"/>
+                              </w:rPr>
+                              <w:t>selectedTurret</w:t>
+                            </w:r>
+                            <w:proofErr w:type="spellEnd"/>
+                            <w:proofErr w:type="gramEnd"/>
+                            <w:r>
+                              <w:rPr>
+                                <w:rFonts w:ascii="Consolas" w:hAnsi="Consolas" w:cs="Consolas"/>
+                              </w:rPr>
+                              <w:t xml:space="preserve"> THEN</w:t>
+                            </w:r>
+                          </w:p>
+                          <w:p>
+                            <w:pPr>
+                              <w:ind w:left="1440" w:firstLine="720"/>
+                              <w:rPr>
+                                <w:rFonts w:ascii="Consolas" w:hAnsi="Consolas" w:cs="Consolas"/>
+                              </w:rPr>
+                            </w:pPr>
+                            <w:r>
+                              <w:rPr>
+                                <w:rFonts w:ascii="Consolas" w:hAnsi="Consolas" w:cs="Consolas"/>
+                              </w:rPr>
+                              <w:t>IF</w:t>
+                            </w:r>
+                            <w:r>
+                              <w:rPr>
+                                <w:rFonts w:ascii="Consolas" w:hAnsi="Consolas" w:cs="Consolas"/>
+                              </w:rPr>
+                              <w:t xml:space="preserve"> </w:t>
+                            </w:r>
+                            <w:proofErr w:type="spellStart"/>
+                            <w:r>
+                              <w:rPr>
+                                <w:rFonts w:ascii="Consolas" w:hAnsi="Consolas" w:cs="Consolas"/>
+                                <w:highlight w:val="green"/>
+                              </w:rPr>
+                              <w:t>upgradeButton.MouseClick</w:t>
+                            </w:r>
+                            <w:proofErr w:type="spellEnd"/>
+                            <w:r>
+                              <w:rPr>
+                                <w:rFonts w:ascii="Consolas" w:hAnsi="Consolas" w:cs="Consolas"/>
+                                <w:highlight w:val="green"/>
+                              </w:rPr>
+                              <w:t>()</w:t>
+                            </w:r>
+                            <w:r>
+                              <w:rPr>
+                                <w:rFonts w:ascii="Consolas" w:hAnsi="Consolas" w:cs="Consolas"/>
+                              </w:rPr>
+                              <w:t xml:space="preserve"> and </w:t>
+                            </w:r>
+                            <w:proofErr w:type="spellStart"/>
+                            <w:proofErr w:type="gramStart"/>
+                            <w:r>
+                              <w:rPr>
+                                <w:rFonts w:ascii="Consolas" w:hAnsi="Consolas" w:cs="Consolas"/>
+                              </w:rPr>
+                              <w:t>world.money</w:t>
+                            </w:r>
+                            <w:proofErr w:type="spellEnd"/>
+                            <w:proofErr w:type="gramEnd"/>
+                            <w:r>
+                              <w:rPr>
+                                <w:rFonts w:ascii="Consolas" w:hAnsi="Consolas" w:cs="Consolas"/>
+                              </w:rPr>
+                              <w:t xml:space="preserve"> &gt;= </w:t>
+                            </w:r>
+                            <w:proofErr w:type="spellStart"/>
+                            <w:r>
+                              <w:rPr>
+                                <w:rFonts w:ascii="Consolas" w:hAnsi="Consolas" w:cs="Consolas"/>
+                              </w:rPr>
+                              <w:t>selectedTurret.upgradeCost</w:t>
+                            </w:r>
+                            <w:proofErr w:type="spellEnd"/>
+                            <w:r>
+                              <w:rPr>
+                                <w:rFonts w:ascii="Consolas" w:hAnsi="Consolas" w:cs="Consolas"/>
+                              </w:rPr>
+                              <w:t xml:space="preserve"> THEN </w:t>
+                            </w:r>
+                          </w:p>
+                          <w:p>
+                            <w:pPr>
+                              <w:ind w:left="2160" w:firstLine="720"/>
+                              <w:rPr>
+                                <w:rFonts w:ascii="Consolas" w:hAnsi="Consolas" w:cs="Consolas"/>
+                              </w:rPr>
+                            </w:pPr>
+                            <w:proofErr w:type="spellStart"/>
+                            <w:r>
+                              <w:rPr>
+                                <w:rFonts w:ascii="Consolas" w:hAnsi="Consolas" w:cs="Consolas"/>
+                                <w:highlight w:val="green"/>
+                              </w:rPr>
+                              <w:t>selectedTurret.upgrade</w:t>
+                            </w:r>
+                            <w:proofErr w:type="spellEnd"/>
+                            <w:r>
+                              <w:rPr>
+                                <w:rFonts w:ascii="Consolas" w:hAnsi="Consolas" w:cs="Consolas"/>
+                                <w:highlight w:val="green"/>
+                              </w:rPr>
+                              <w:t>()</w:t>
+                            </w:r>
+                          </w:p>
+                          <w:p>
+                            <w:pPr>
+                              <w:ind w:left="2160" w:firstLine="720"/>
+                              <w:rPr>
+                                <w:rFonts w:ascii="Consolas" w:hAnsi="Consolas" w:cs="Consolas"/>
+                              </w:rPr>
+                            </w:pPr>
+                            <w:proofErr w:type="spellStart"/>
+                            <w:proofErr w:type="gramStart"/>
+                            <w:r>
+                              <w:rPr>
+                                <w:rFonts w:ascii="Consolas" w:hAnsi="Consolas" w:cs="Consolas"/>
+                              </w:rPr>
+                              <w:t>world.money</w:t>
+                            </w:r>
+                            <w:proofErr w:type="spellEnd"/>
+                            <w:proofErr w:type="gramEnd"/>
+                            <w:r>
+                              <w:rPr>
+                                <w:rFonts w:ascii="Consolas" w:hAnsi="Consolas" w:cs="Consolas"/>
+                              </w:rPr>
+                              <w:t xml:space="preserve"> -= </w:t>
+                            </w:r>
+                            <w:proofErr w:type="spellStart"/>
+                            <w:r>
+                              <w:rPr>
+                                <w:rFonts w:ascii="Consolas" w:hAnsi="Consolas" w:cs="Consolas"/>
+                              </w:rPr>
+                              <w:t>selectedTurret.upgradeCost</w:t>
+                            </w:r>
+                            <w:proofErr w:type="spellEnd"/>
+                          </w:p>
+                          <w:p>
+                            <w:pPr>
+                              <w:ind w:left="720"/>
+                              <w:rPr>
+                                <w:rFonts w:ascii="Consolas" w:hAnsi="Consolas" w:cs="Consolas"/>
+                              </w:rPr>
+                            </w:pPr>
+                            <w:r>
+                              <w:rPr>
+                                <w:rFonts w:ascii="Consolas" w:hAnsi="Consolas" w:cs="Consolas"/>
+                              </w:rPr>
+                              <w:tab/>
+                            </w:r>
+                            <w:r>
+                              <w:rPr>
+                                <w:rFonts w:ascii="Consolas" w:hAnsi="Consolas" w:cs="Consolas"/>
+                              </w:rPr>
+                              <w:tab/>
+                              <w:t>END IF</w:t>
+                            </w:r>
+                          </w:p>
+                          <w:p>
+                            <w:pPr>
+                              <w:ind w:left="1440"/>
+                              <w:rPr>
+                                <w:rFonts w:ascii="Consolas" w:hAnsi="Consolas" w:cs="Consolas"/>
+                              </w:rPr>
+                            </w:pPr>
+                            <w:r>
+                              <w:rPr>
+                                <w:rFonts w:ascii="Consolas" w:hAnsi="Consolas" w:cs="Consolas"/>
+                              </w:rPr>
+                              <w:t>END IF</w:t>
+                            </w:r>
+                          </w:p>
+                          <w:p>
+                            <w:pPr>
+                              <w:ind w:left="1440"/>
+                              <w:rPr>
+                                <w:rFonts w:ascii="Consolas" w:hAnsi="Consolas" w:cs="Consolas"/>
+                              </w:rPr>
+                            </w:pPr>
+                            <w:r>
+                              <w:rPr>
+                                <w:rFonts w:ascii="Consolas" w:hAnsi="Consolas" w:cs="Consolas"/>
+                              </w:rPr>
+                              <w:t xml:space="preserve">    </w:t>
+                            </w:r>
+                          </w:p>
+                          <w:p>
+                            <w:pPr>
+                              <w:ind w:left="1440"/>
+                              <w:rPr>
+                                <w:rFonts w:ascii="Consolas" w:hAnsi="Consolas" w:cs="Consolas"/>
+                              </w:rPr>
+                            </w:pPr>
+                            <w:r>
+                              <w:rPr>
+                                <w:rFonts w:ascii="Consolas" w:hAnsi="Consolas" w:cs="Consolas"/>
+                              </w:rPr>
+                              <w:t>IF</w:t>
+                            </w:r>
+                            <w:r>
+                              <w:rPr>
+                                <w:rFonts w:ascii="Consolas" w:hAnsi="Consolas" w:cs="Consolas"/>
+                              </w:rPr>
+                              <w:t xml:space="preserve"> </w:t>
+                            </w:r>
+                            <w:proofErr w:type="spellStart"/>
+                            <w:r>
+                              <w:rPr>
+                                <w:rFonts w:ascii="Consolas" w:hAnsi="Consolas" w:cs="Consolas"/>
+                                <w:highlight w:val="green"/>
+                              </w:rPr>
+                              <w:t>startButton.MouseClick</w:t>
+                            </w:r>
+                            <w:proofErr w:type="spellEnd"/>
+                            <w:r>
+                              <w:rPr>
+                                <w:rFonts w:ascii="Consolas" w:hAnsi="Consolas" w:cs="Consolas"/>
+                                <w:highlight w:val="green"/>
+                              </w:rPr>
+                              <w:t>()</w:t>
+                            </w:r>
+                            <w:r>
+                              <w:rPr>
+                                <w:rFonts w:ascii="Consolas" w:hAnsi="Consolas" w:cs="Consolas"/>
+                              </w:rPr>
+                              <w:t xml:space="preserve"> THEN</w:t>
+                            </w:r>
+                          </w:p>
+                          <w:p>
+                            <w:pPr>
+                              <w:ind w:left="1440" w:firstLine="720"/>
+                              <w:rPr>
+                                <w:rFonts w:ascii="Consolas" w:hAnsi="Consolas" w:cs="Consolas"/>
+                              </w:rPr>
+                            </w:pPr>
+                            <w:proofErr w:type="spellStart"/>
+                            <w:r>
+                              <w:rPr>
+                                <w:rFonts w:ascii="Consolas" w:hAnsi="Consolas" w:cs="Consolas"/>
+                              </w:rPr>
+                              <w:t>levelStarted</w:t>
+                            </w:r>
+                            <w:proofErr w:type="spellEnd"/>
+                            <w:r>
+                              <w:rPr>
+                                <w:rFonts w:ascii="Consolas" w:hAnsi="Consolas" w:cs="Consolas"/>
+                              </w:rPr>
+                              <w:t xml:space="preserve"> = True</w:t>
+                            </w:r>
+                          </w:p>
+                          <w:p>
+                            <w:pPr>
+                              <w:ind w:left="720"/>
+                              <w:rPr>
+                                <w:rFonts w:ascii="Consolas" w:hAnsi="Consolas" w:cs="Consolas"/>
+                              </w:rPr>
+                            </w:pPr>
+                            <w:r>
+                              <w:rPr>
+                                <w:rFonts w:ascii="Consolas" w:hAnsi="Consolas" w:cs="Consolas"/>
+                              </w:rPr>
+                              <w:tab/>
+                              <w:t>END IF</w:t>
+                            </w:r>
+                          </w:p>
+                          <w:p>
+                            <w:pPr>
+                              <w:ind w:left="720"/>
+                              <w:rPr>
+                                <w:rFonts w:ascii="Consolas" w:hAnsi="Consolas" w:cs="Consolas"/>
+                              </w:rPr>
+                            </w:pPr>
+                          </w:p>
+                          <w:p>
+                            <w:pPr>
+                              <w:ind w:left="720" w:firstLine="720"/>
+                              <w:rPr>
+                                <w:rFonts w:ascii="Consolas" w:hAnsi="Consolas" w:cs="Consolas"/>
+                              </w:rPr>
+                            </w:pPr>
+                            <w:r>
+                              <w:rPr>
+                                <w:rFonts w:ascii="Consolas" w:hAnsi="Consolas" w:cs="Consolas"/>
+                              </w:rPr>
+                              <w:t xml:space="preserve">IF </w:t>
+                            </w:r>
+                            <w:proofErr w:type="spellStart"/>
+                            <w:r>
+                              <w:rPr>
+                                <w:rFonts w:ascii="Consolas" w:hAnsi="Consolas" w:cs="Consolas"/>
+                                <w:highlight w:val="green"/>
+                              </w:rPr>
+                              <w:t>speedButton.MouseClick</w:t>
+                            </w:r>
+                            <w:proofErr w:type="spellEnd"/>
+                            <w:r>
+                              <w:rPr>
+                                <w:rFonts w:ascii="Consolas" w:hAnsi="Consolas" w:cs="Consolas"/>
+                                <w:highlight w:val="green"/>
+                              </w:rPr>
+                              <w:t>()</w:t>
+                            </w:r>
+                            <w:r>
+                              <w:rPr>
+                                <w:rFonts w:ascii="Consolas" w:hAnsi="Consolas" w:cs="Consolas"/>
+                              </w:rPr>
+                              <w:t xml:space="preserve"> THEN</w:t>
+                            </w:r>
+                          </w:p>
+                          <w:p>
+                            <w:pPr>
+                              <w:ind w:left="1440"/>
+                              <w:rPr>
+                                <w:rFonts w:ascii="Consolas" w:hAnsi="Consolas" w:cs="Consolas"/>
+                              </w:rPr>
+                            </w:pPr>
+                            <w:r>
+                              <w:rPr>
+                                <w:rFonts w:ascii="Consolas" w:hAnsi="Consolas" w:cs="Consolas"/>
+                              </w:rPr>
+                              <w:t xml:space="preserve">        </w:t>
+                            </w:r>
+                            <w:proofErr w:type="spellStart"/>
+                            <w:r>
+                              <w:rPr>
+                                <w:rFonts w:ascii="Consolas" w:hAnsi="Consolas" w:cs="Consolas"/>
+                              </w:rPr>
+                              <w:t>doubleSpeed</w:t>
+                            </w:r>
+                            <w:proofErr w:type="spellEnd"/>
+                            <w:r>
+                              <w:rPr>
+                                <w:rFonts w:ascii="Consolas" w:hAnsi="Consolas" w:cs="Consolas"/>
+                              </w:rPr>
+                              <w:t xml:space="preserve"> = not </w:t>
+                            </w:r>
+                            <w:proofErr w:type="spellStart"/>
+                            <w:r>
+                              <w:rPr>
+                                <w:rFonts w:ascii="Consolas" w:hAnsi="Consolas" w:cs="Consolas"/>
+                              </w:rPr>
+                              <w:t>doubleSpeed</w:t>
+                            </w:r>
+                            <w:proofErr w:type="spellEnd"/>
+                          </w:p>
+                          <w:p>
+                            <w:pPr>
+                              <w:ind w:left="1440"/>
+                              <w:rPr>
+                                <w:rFonts w:ascii="Consolas" w:hAnsi="Consolas" w:cs="Consolas"/>
+                              </w:rPr>
+                            </w:pPr>
+                            <w:r>
+                              <w:rPr>
+                                <w:rFonts w:ascii="Consolas" w:hAnsi="Consolas" w:cs="Consolas"/>
+                              </w:rPr>
+                              <w:t>END IF</w:t>
+                            </w:r>
+                          </w:p>
+                          <w:p>
+                            <w:pPr>
+                              <w:ind w:left="1440"/>
+                              <w:rPr>
+                                <w:rFonts w:ascii="Consolas" w:hAnsi="Consolas" w:cs="Consolas"/>
+                              </w:rPr>
+                            </w:pPr>
+                          </w:p>
+                          <w:p>
+                            <w:pPr>
+                              <w:ind w:left="720" w:firstLine="720"/>
+                              <w:rPr>
+                                <w:rFonts w:ascii="Consolas" w:hAnsi="Consolas" w:cs="Consolas"/>
+                              </w:rPr>
+                            </w:pPr>
+                            <w:r>
+                              <w:rPr>
+                                <w:rFonts w:ascii="Consolas" w:hAnsi="Consolas" w:cs="Consolas"/>
+                              </w:rPr>
+                              <w:t>RETURN [</w:t>
+                            </w:r>
+                            <w:proofErr w:type="spellStart"/>
+                            <w:r>
+                              <w:rPr>
+                                <w:rFonts w:ascii="Consolas" w:hAnsi="Consolas" w:cs="Consolas"/>
+                              </w:rPr>
+                              <w:t>placingTurrets</w:t>
+                            </w:r>
+                            <w:proofErr w:type="spellEnd"/>
+                            <w:r>
+                              <w:rPr>
+                                <w:rFonts w:ascii="Consolas" w:hAnsi="Consolas" w:cs="Consolas"/>
+                              </w:rPr>
+                              <w:t xml:space="preserve">, </w:t>
+                            </w:r>
+                            <w:proofErr w:type="spellStart"/>
+                            <w:r>
+                              <w:rPr>
+                                <w:rFonts w:ascii="Consolas" w:hAnsi="Consolas" w:cs="Consolas"/>
+                              </w:rPr>
+                              <w:t>cursorTurret</w:t>
+                            </w:r>
+                            <w:proofErr w:type="spellEnd"/>
+                            <w:r>
+                              <w:rPr>
+                                <w:rFonts w:ascii="Consolas" w:hAnsi="Consolas" w:cs="Consolas"/>
+                              </w:rPr>
+                              <w:t xml:space="preserve">, </w:t>
+                            </w:r>
+                            <w:proofErr w:type="spellStart"/>
+                            <w:r>
+                              <w:rPr>
+                                <w:rFonts w:ascii="Consolas" w:hAnsi="Consolas" w:cs="Consolas"/>
+                              </w:rPr>
+                              <w:t>turretType</w:t>
+                            </w:r>
+                            <w:proofErr w:type="spellEnd"/>
+                            <w:r>
+                              <w:rPr>
+                                <w:rFonts w:ascii="Consolas" w:hAnsi="Consolas" w:cs="Consolas"/>
+                              </w:rPr>
+                              <w:t xml:space="preserve">, </w:t>
+                            </w:r>
+                            <w:proofErr w:type="spellStart"/>
+                            <w:r>
+                              <w:rPr>
+                                <w:rFonts w:ascii="Consolas" w:hAnsi="Consolas" w:cs="Consolas"/>
+                              </w:rPr>
+                              <w:t>levelStarted</w:t>
+                            </w:r>
+                            <w:proofErr w:type="spellEnd"/>
+                            <w:r>
+                              <w:rPr>
+                                <w:rFonts w:ascii="Consolas" w:hAnsi="Consolas" w:cs="Consolas"/>
+                              </w:rPr>
+                              <w:t xml:space="preserve">, </w:t>
+                            </w:r>
+                            <w:proofErr w:type="spellStart"/>
+                            <w:r>
+                              <w:rPr>
+                                <w:rFonts w:ascii="Consolas" w:hAnsi="Consolas" w:cs="Consolas"/>
+                              </w:rPr>
+                              <w:t>doubleSpeed</w:t>
+                            </w:r>
+                            <w:proofErr w:type="spellEnd"/>
+                            <w:r>
+                              <w:rPr>
+                                <w:rFonts w:ascii="Consolas" w:hAnsi="Consolas" w:cs="Consolas"/>
+                              </w:rPr>
+                              <w:t>]</w:t>
+                            </w:r>
+                          </w:p>
+                          <w:p>
+                            <w:pPr>
+                              <w:rPr>
+                                <w:rFonts w:ascii="Consolas" w:hAnsi="Consolas" w:cs="Consolas"/>
+                              </w:rPr>
+                            </w:pPr>
+                            <w:r>
+                              <w:rPr>
+                                <w:rFonts w:ascii="Consolas" w:hAnsi="Consolas" w:cs="Consolas"/>
+                              </w:rPr>
+                              <w:tab/>
+                              <w:t xml:space="preserve">END </w:t>
+                            </w:r>
+                            <w:proofErr w:type="spellStart"/>
+                            <w:r>
+                              <w:rPr>
+                                <w:rFonts w:ascii="Consolas" w:hAnsi="Consolas" w:cs="Consolas"/>
+                              </w:rPr>
+                              <w:t>checkButtons</w:t>
+                            </w:r>
+                            <w:proofErr w:type="spellEnd"/>
+                          </w:p>
+                          <w:p>
+                            <w:pPr>
+                              <w:rPr>
+                                <w:rFonts w:ascii="Consolas" w:hAnsi="Consolas" w:cs="Consolas"/>
+                              </w:rPr>
+                            </w:pPr>
+                            <w:r>
+                              <w:rPr>
+                                <w:rFonts w:ascii="Consolas" w:hAnsi="Consolas" w:cs="Consolas"/>
+                              </w:rPr>
+                              <w:t xml:space="preserve">END </w:t>
+                            </w:r>
+                            <w:proofErr w:type="spellStart"/>
+                            <w:r>
+                              <w:rPr>
+                                <w:rFonts w:ascii="Consolas" w:hAnsi="Consolas" w:cs="Consolas"/>
+                              </w:rPr>
+                              <w:t>ButtonUtilities</w:t>
+                            </w:r>
+                            <w:proofErr w:type="spellEnd"/>
+                          </w:p>
+                        </w:txbxContent>
+                      </wps:txbx>
+                      <wps:bodyPr rot="0" spcFirstLastPara="0" vertOverflow="overflow" horzOverflow="overflow" vert="horz" wrap="square" lIns="91440" tIns="45720" rIns="91440" bIns="45720" numCol="1" spcCol="0" rtlCol="0" fromWordArt="0" anchor="t" anchorCtr="0" forceAA="0" compatLnSpc="1">
+                        <a:prstTxWarp prst="textNoShape">
+                          <a:avLst/>
+                        </a:prstTxWarp>
+                        <a:noAutofit/>
+                      </wps:bodyPr>
+                    </wps:wsp>
+                  </a:graphicData>
+                </a:graphic>
+                <wp14:sizeRelH relativeFrom="margin">
+                  <wp14:pctWidth>0</wp14:pctWidth>
+                </wp14:sizeRelH>
+                <wp14:sizeRelV relativeFrom="margin">
+                  <wp14:pctHeight>0</wp14:pctHeight>
+                </wp14:sizeRelV>
+              </wp:anchor>
+            </w:drawing>
+          </mc:Choice>
+          <mc:Fallback>
+            <w:pict>
+              <v:shape w14:anchorId="52042B41" id="Text Box 3" o:spid="_x0000_s1027" type="#_x0000_t202" style="position:absolute;margin-left:-9.2pt;margin-top:-2pt;width:8in;height:813.05pt;z-index:251661312;visibility:visible;mso-wrap-style:square;mso-width-percent:0;mso-height-percent:0;mso-wrap-distance-left:9pt;mso-wrap-distance-top:0;mso-wrap-distance-right:9pt;mso-wrap-distance-bottom:0;mso-position-horizontal:absolute;mso-position-horizontal-relative:text;mso-position-vertical:absolute;mso-position-vertical-relative:text;mso-width-percent:0;mso-height-percent:0;mso-width-relative:margin;mso-height-relative:margin;v-text-anchor:top" o:gfxdata="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" fillcolor="white [3201]" strokeweight=".5pt">
+                <v:textbox>
+                  <w:txbxContent>
+                    <w:p>
+                      <w:pPr>
+                        <w:rPr>
+                          <w:rFonts w:ascii="Consolas" w:hAnsi="Consolas" w:cs="Consolas"/>
+                        </w:rPr>
+                      </w:pPr>
+                      <w:r>
+                        <w:rPr>
+                          <w:rFonts w:ascii="Consolas" w:hAnsi="Consolas" w:cs="Consolas"/>
+                        </w:rPr>
+                        <w:t>…</w:t>
+                      </w:r>
+                    </w:p>
+                    <w:p>
+                      <w:pPr>
+                        <w:rPr>
+                          <w:rFonts w:ascii="Consolas" w:hAnsi="Consolas" w:cs="Consolas"/>
+                        </w:rPr>
+                      </w:pPr>
+                    </w:p>
+                    <w:p>
+                      <w:pPr>
+                        <w:ind w:left="1440"/>
+                        <w:rPr>
+                          <w:rFonts w:ascii="Consolas" w:hAnsi="Consolas" w:cs="Consolas"/>
+                        </w:rPr>
+                      </w:pPr>
+                      <w:r>
+                        <w:rPr>
+                          <w:rFonts w:ascii="Consolas" w:hAnsi="Consolas" w:cs="Consolas"/>
+                        </w:rPr>
+                        <w:t>IF</w:t>
+                      </w:r>
+                      <w:r>
+                        <w:rPr>
+                          <w:rFonts w:ascii="Consolas" w:hAnsi="Consolas" w:cs="Consolas"/>
+                        </w:rPr>
+                        <w:t xml:space="preserve"> </w:t>
+                      </w:r>
+                      <w:r>
+                        <w:rPr>
+                          <w:rFonts w:ascii="Consolas" w:hAnsi="Consolas" w:cs="Consolas"/>
+                        </w:rPr>
+                        <w:t>NOT</w:t>
+                      </w:r>
+                      <w:r>
+                        <w:rPr>
+                          <w:rFonts w:ascii="Consolas" w:hAnsi="Consolas" w:cs="Consolas"/>
+                        </w:rPr>
+                        <w:t xml:space="preserve"> </w:t>
+                      </w:r>
+                      <w:proofErr w:type="spellStart"/>
+                      <w:r>
+                        <w:rPr>
+                          <w:rFonts w:ascii="Consolas" w:hAnsi="Consolas" w:cs="Consolas"/>
+                        </w:rPr>
+                        <w:t>levelStarted</w:t>
+                      </w:r>
+                      <w:proofErr w:type="spellEnd"/>
+                      <w:r>
+                        <w:rPr>
+                          <w:rFonts w:ascii="Consolas" w:hAnsi="Consolas" w:cs="Consolas"/>
+                        </w:rPr>
+                        <w:t xml:space="preserve"> THEN</w:t>
+                      </w:r>
+                    </w:p>
+                    <w:p>
+                      <w:pPr>
+                        <w:ind w:left="1440"/>
+                        <w:rPr>
+                          <w:rFonts w:ascii="Consolas" w:hAnsi="Consolas" w:cs="Consolas"/>
+                        </w:rPr>
+                      </w:pPr>
+                      <w:r>
+                        <w:rPr>
+                          <w:rFonts w:ascii="Consolas" w:hAnsi="Consolas" w:cs="Consolas"/>
+                        </w:rPr>
+                        <w:t xml:space="preserve">        </w:t>
+                      </w:r>
+                      <w:proofErr w:type="spellStart"/>
+                      <w:r>
+                        <w:rPr>
+                          <w:rFonts w:ascii="Consolas" w:hAnsi="Consolas" w:cs="Consolas"/>
+                          <w:highlight w:val="green"/>
+                        </w:rPr>
+                        <w:t>startButton.MouseCheck</w:t>
+                      </w:r>
+                      <w:proofErr w:type="spellEnd"/>
+                      <w:r>
+                        <w:rPr>
+                          <w:rFonts w:ascii="Consolas" w:hAnsi="Consolas" w:cs="Consolas"/>
+                          <w:highlight w:val="green"/>
+                        </w:rPr>
+                        <w:t>(SCREEN)</w:t>
+                      </w:r>
+                    </w:p>
+                    <w:p>
+                      <w:pPr>
+                        <w:rPr>
+                          <w:rFonts w:ascii="Consolas" w:hAnsi="Consolas" w:cs="Consolas"/>
+                        </w:rPr>
+                      </w:pPr>
+                      <w:r>
+                        <w:rPr>
+                          <w:rFonts w:ascii="Consolas" w:hAnsi="Consolas" w:cs="Consolas"/>
+                        </w:rPr>
+                        <w:tab/>
+                      </w:r>
+                      <w:r>
+                        <w:rPr>
+                          <w:rFonts w:ascii="Consolas" w:hAnsi="Consolas" w:cs="Consolas"/>
+                        </w:rPr>
+                        <w:tab/>
+                        <w:t>ELSE</w:t>
+                      </w:r>
+                    </w:p>
+                    <w:p>
+                      <w:pPr>
+                        <w:ind w:left="1440"/>
+                        <w:rPr>
+                          <w:rFonts w:ascii="Consolas" w:hAnsi="Consolas" w:cs="Consolas"/>
+                        </w:rPr>
+                      </w:pPr>
+                      <w:r>
+                        <w:rPr>
+                          <w:rFonts w:ascii="Consolas" w:hAnsi="Consolas" w:cs="Consolas"/>
+                        </w:rPr>
+                        <w:t xml:space="preserve">        </w:t>
+                      </w:r>
+                      <w:proofErr w:type="spellStart"/>
+                      <w:r>
+                        <w:rPr>
+                          <w:rFonts w:ascii="Consolas" w:hAnsi="Consolas" w:cs="Consolas"/>
+                        </w:rPr>
+                        <w:t>startButton.active</w:t>
+                      </w:r>
+                      <w:proofErr w:type="spellEnd"/>
+                      <w:r>
+                        <w:rPr>
+                          <w:rFonts w:ascii="Consolas" w:hAnsi="Consolas" w:cs="Consolas"/>
+                        </w:rPr>
+                        <w:t xml:space="preserve"> = False</w:t>
+                      </w:r>
+                    </w:p>
+                    <w:p>
+                      <w:pPr>
+                        <w:ind w:left="1440"/>
+                        <w:rPr>
+                          <w:rFonts w:ascii="Consolas" w:hAnsi="Consolas" w:cs="Consolas"/>
+                        </w:rPr>
+                      </w:pPr>
+                      <w:r>
+                        <w:rPr>
+                          <w:rFonts w:ascii="Consolas" w:hAnsi="Consolas" w:cs="Consolas"/>
+                        </w:rPr>
+                        <w:t>END IF</w:t>
+                      </w:r>
+                    </w:p>
+                    <w:p>
+                      <w:pPr>
+                        <w:ind w:left="1440"/>
+                        <w:rPr>
+                          <w:rFonts w:ascii="Consolas" w:hAnsi="Consolas" w:cs="Consolas"/>
+                        </w:rPr>
+                      </w:pPr>
+                    </w:p>
+                    <w:p>
+                      <w:pPr>
+                        <w:ind w:left="1440"/>
+                        <w:rPr>
+                          <w:rFonts w:ascii="Consolas" w:hAnsi="Consolas" w:cs="Consolas"/>
+                        </w:rPr>
+                      </w:pPr>
+                      <w:r>
+                        <w:rPr>
+                          <w:rFonts w:ascii="Consolas" w:hAnsi="Consolas" w:cs="Consolas"/>
+                        </w:rPr>
+                        <w:t xml:space="preserve">IF </w:t>
+                      </w:r>
+                      <w:proofErr w:type="spellStart"/>
+                      <w:r>
+                        <w:rPr>
+                          <w:rFonts w:ascii="Consolas" w:hAnsi="Consolas" w:cs="Consolas"/>
+                        </w:rPr>
+                        <w:t>selectedTurret</w:t>
+                      </w:r>
+                      <w:proofErr w:type="spellEnd"/>
+                      <w:r>
+                        <w:rPr>
+                          <w:rFonts w:ascii="Consolas" w:hAnsi="Consolas" w:cs="Consolas"/>
+                        </w:rPr>
+                        <w:t xml:space="preserve"> AND</w:t>
+                      </w:r>
+                      <w:r>
+                        <w:rPr>
+                          <w:rFonts w:ascii="Consolas" w:hAnsi="Consolas" w:cs="Consolas"/>
+                        </w:rPr>
+                        <w:t xml:space="preserve"> </w:t>
+                      </w:r>
+                      <w:proofErr w:type="spellStart"/>
+                      <w:r>
+                        <w:rPr>
+                          <w:rFonts w:ascii="Consolas" w:hAnsi="Consolas" w:cs="Consolas"/>
+                        </w:rPr>
+                        <w:t>selectedTurret.tier</w:t>
+                      </w:r>
+                      <w:proofErr w:type="spellEnd"/>
+                      <w:r>
+                        <w:rPr>
+                          <w:rFonts w:ascii="Consolas" w:hAnsi="Consolas" w:cs="Consolas"/>
+                        </w:rPr>
+                        <w:t xml:space="preserve"> &lt; </w:t>
+                      </w:r>
+                      <w:proofErr w:type="spellStart"/>
+                      <w:proofErr w:type="gramStart"/>
+                      <w:r>
+                        <w:rPr>
+                          <w:rFonts w:ascii="Consolas" w:hAnsi="Consolas" w:cs="Consolas"/>
+                        </w:rPr>
+                        <w:t>len</w:t>
+                      </w:r>
+                      <w:proofErr w:type="spellEnd"/>
+                      <w:r>
+                        <w:rPr>
+                          <w:rFonts w:ascii="Consolas" w:hAnsi="Consolas" w:cs="Consolas"/>
+                        </w:rPr>
+                        <w:t>(</w:t>
+                      </w:r>
+                      <w:proofErr w:type="gramEnd"/>
+                      <w:r>
+                        <w:rPr>
+                          <w:rFonts w:ascii="Consolas" w:hAnsi="Consolas" w:cs="Consolas"/>
+                        </w:rPr>
+                        <w:t>TURRET_DATA)</w:t>
+                      </w:r>
+                      <w:r>
+                        <w:rPr>
+                          <w:rFonts w:ascii="Consolas" w:hAnsi="Consolas" w:cs="Consolas"/>
+                        </w:rPr>
+                        <w:t xml:space="preserve"> THEN</w:t>
+                      </w:r>
+                    </w:p>
+                    <w:p>
+                      <w:pPr>
+                        <w:ind w:left="1440"/>
+                        <w:rPr>
+                          <w:rFonts w:ascii="Consolas" w:hAnsi="Consolas" w:cs="Consolas"/>
+                        </w:rPr>
+                      </w:pPr>
+                      <w:r>
+                        <w:rPr>
+                          <w:rFonts w:ascii="Consolas" w:hAnsi="Consolas" w:cs="Consolas"/>
+                        </w:rPr>
+                        <w:t xml:space="preserve">        </w:t>
+                      </w:r>
+                      <w:proofErr w:type="spellStart"/>
+                      <w:r>
+                        <w:rPr>
+                          <w:rFonts w:ascii="Consolas" w:hAnsi="Consolas" w:cs="Consolas"/>
+                          <w:highlight w:val="green"/>
+                        </w:rPr>
+                        <w:t>upgradeButton.MouseCheck</w:t>
+                      </w:r>
+                      <w:proofErr w:type="spellEnd"/>
+                      <w:r>
+                        <w:rPr>
+                          <w:rFonts w:ascii="Consolas" w:hAnsi="Consolas" w:cs="Consolas"/>
+                          <w:highlight w:val="green"/>
+                        </w:rPr>
+                        <w:t>(SCREEN, not (</w:t>
+                      </w:r>
+                      <w:proofErr w:type="spellStart"/>
+                      <w:proofErr w:type="gramStart"/>
+                      <w:r>
+                        <w:rPr>
+                          <w:rFonts w:ascii="Consolas" w:hAnsi="Consolas" w:cs="Consolas"/>
+                          <w:highlight w:val="green"/>
+                        </w:rPr>
+                        <w:t>world.money</w:t>
+                      </w:r>
+                      <w:proofErr w:type="spellEnd"/>
+                      <w:proofErr w:type="gramEnd"/>
+                      <w:r>
+                        <w:rPr>
+                          <w:rFonts w:ascii="Consolas" w:hAnsi="Consolas" w:cs="Consolas"/>
+                          <w:highlight w:val="green"/>
+                        </w:rPr>
+                        <w:t xml:space="preserve"> &gt;= </w:t>
+                      </w:r>
+                      <w:proofErr w:type="spellStart"/>
+                      <w:r>
+                        <w:rPr>
+                          <w:rFonts w:ascii="Consolas" w:hAnsi="Consolas" w:cs="Consolas"/>
+                          <w:highlight w:val="green"/>
+                        </w:rPr>
+                        <w:t>selectedTurret.upgradeCost</w:t>
+                      </w:r>
+                      <w:proofErr w:type="spellEnd"/>
+                      <w:r>
+                        <w:rPr>
+                          <w:rFonts w:ascii="Consolas" w:hAnsi="Consolas" w:cs="Consolas"/>
+                          <w:highlight w:val="green"/>
+                        </w:rPr>
+                        <w:t>), (200, 200, 200), "Upgrade: $" + str(</w:t>
+                      </w:r>
+                      <w:proofErr w:type="spellStart"/>
+                      <w:r>
+                        <w:rPr>
+                          <w:rFonts w:ascii="Consolas" w:hAnsi="Consolas" w:cs="Consolas"/>
+                          <w:highlight w:val="green"/>
+                        </w:rPr>
+                        <w:t>selectedTurret.upgradeCost</w:t>
+                      </w:r>
+                      <w:proofErr w:type="spellEnd"/>
+                      <w:r>
+                        <w:rPr>
+                          <w:rFonts w:ascii="Consolas" w:hAnsi="Consolas" w:cs="Consolas"/>
+                          <w:highlight w:val="green"/>
+                        </w:rPr>
+                        <w:t>))</w:t>
+                      </w:r>
+                    </w:p>
+                    <w:p>
+                      <w:pPr>
+                        <w:ind w:left="720" w:firstLine="720"/>
+                        <w:rPr>
+                          <w:rFonts w:ascii="Consolas" w:hAnsi="Consolas" w:cs="Consolas"/>
+                        </w:rPr>
+                      </w:pPr>
+                      <w:r>
+                        <w:rPr>
+                          <w:rFonts w:ascii="Consolas" w:hAnsi="Consolas" w:cs="Consolas"/>
+                        </w:rPr>
+                        <w:t>ELSE</w:t>
+                      </w:r>
+                    </w:p>
+                    <w:p>
+                      <w:pPr>
+                        <w:ind w:left="1440"/>
+                        <w:rPr>
+                          <w:rFonts w:ascii="Consolas" w:hAnsi="Consolas" w:cs="Consolas"/>
+                        </w:rPr>
+                      </w:pPr>
+                      <w:r>
+                        <w:rPr>
+                          <w:rFonts w:ascii="Consolas" w:hAnsi="Consolas" w:cs="Consolas"/>
+                        </w:rPr>
+                        <w:t xml:space="preserve">        </w:t>
+                      </w:r>
+                      <w:proofErr w:type="spellStart"/>
+                      <w:r>
+                        <w:rPr>
+                          <w:rFonts w:ascii="Consolas" w:hAnsi="Consolas" w:cs="Consolas"/>
+                        </w:rPr>
+                        <w:t>upgradeButton.active</w:t>
+                      </w:r>
+                      <w:proofErr w:type="spellEnd"/>
+                      <w:r>
+                        <w:rPr>
+                          <w:rFonts w:ascii="Consolas" w:hAnsi="Consolas" w:cs="Consolas"/>
+                        </w:rPr>
+                        <w:t xml:space="preserve"> = False</w:t>
+                      </w:r>
+                    </w:p>
+                    <w:p>
+                      <w:pPr>
+                        <w:ind w:left="1440"/>
+                        <w:rPr>
+                          <w:rFonts w:ascii="Consolas" w:hAnsi="Consolas" w:cs="Consolas"/>
+                        </w:rPr>
+                      </w:pPr>
+                      <w:r>
+                        <w:rPr>
+                          <w:rFonts w:ascii="Consolas" w:hAnsi="Consolas" w:cs="Consolas"/>
+                        </w:rPr>
+                        <w:t>END IF</w:t>
+                      </w:r>
+                    </w:p>
+                    <w:p>
+                      <w:pPr>
+                        <w:ind w:left="1440"/>
+                        <w:rPr>
+                          <w:rFonts w:ascii="Consolas" w:hAnsi="Consolas" w:cs="Consolas"/>
+                        </w:rPr>
+                      </w:pPr>
+                    </w:p>
+                    <w:p>
+                      <w:pPr>
+                        <w:ind w:left="1440"/>
+                        <w:rPr>
+                          <w:rFonts w:ascii="Consolas" w:hAnsi="Consolas" w:cs="Consolas"/>
+                        </w:rPr>
+                      </w:pPr>
+                      <w:r>
+                        <w:rPr>
+                          <w:rFonts w:ascii="Consolas" w:hAnsi="Consolas" w:cs="Consolas"/>
+                        </w:rPr>
+                        <w:t>RETURN</w:t>
+                      </w:r>
+                      <w:r>
+                        <w:rPr>
+                          <w:rFonts w:ascii="Consolas" w:hAnsi="Consolas" w:cs="Consolas"/>
+                        </w:rPr>
+                        <w:t xml:space="preserve"> </w:t>
+                      </w:r>
+                      <w:proofErr w:type="spellStart"/>
+                      <w:r>
+                        <w:rPr>
+                          <w:rFonts w:ascii="Consolas" w:hAnsi="Consolas" w:cs="Consolas"/>
+                        </w:rPr>
+                        <w:t>placingTurrets</w:t>
+                      </w:r>
+                      <w:proofErr w:type="spellEnd"/>
+                    </w:p>
+                    <w:p>
+                      <w:pPr>
+                        <w:ind w:left="720"/>
+                        <w:rPr>
+                          <w:rFonts w:ascii="Consolas" w:hAnsi="Consolas" w:cs="Consolas"/>
+                        </w:rPr>
+                      </w:pPr>
+                      <w:r>
+                        <w:rPr>
+                          <w:rFonts w:ascii="Consolas" w:hAnsi="Consolas" w:cs="Consolas"/>
+                        </w:rPr>
+                        <w:t xml:space="preserve">END </w:t>
+                      </w:r>
+                      <w:proofErr w:type="spellStart"/>
+                      <w:r>
+                        <w:rPr>
+                          <w:rFonts w:ascii="Consolas" w:hAnsi="Consolas" w:cs="Consolas"/>
+                        </w:rPr>
+                        <w:t>buttonSetup</w:t>
+                      </w:r>
+                      <w:proofErr w:type="spellEnd"/>
+                    </w:p>
+                    <w:p>
+                      <w:pPr>
+                        <w:ind w:left="720"/>
+                        <w:rPr>
+                          <w:rFonts w:ascii="Consolas" w:hAnsi="Consolas" w:cs="Consolas"/>
+                        </w:rPr>
+                      </w:pPr>
+                    </w:p>
+                    <w:p>
+                      <w:pPr>
+                        <w:ind w:left="720"/>
+                        <w:rPr>
+                          <w:rFonts w:ascii="Consolas" w:hAnsi="Consolas" w:cs="Consolas"/>
+                        </w:rPr>
+                      </w:pPr>
+                      <w:r>
+                        <w:rPr>
+                          <w:rFonts w:ascii="Consolas" w:hAnsi="Consolas" w:cs="Consolas"/>
+                        </w:rPr>
+                        <w:t>FUNCTION</w:t>
+                      </w:r>
+                      <w:r>
+                        <w:rPr>
+                          <w:rFonts w:ascii="Consolas" w:hAnsi="Consolas" w:cs="Consolas"/>
+                        </w:rPr>
+                        <w:t xml:space="preserve"> </w:t>
+                      </w:r>
+                      <w:proofErr w:type="spellStart"/>
+                      <w:proofErr w:type="gramStart"/>
+                      <w:r>
+                        <w:rPr>
+                          <w:rFonts w:ascii="Consolas" w:hAnsi="Consolas" w:cs="Consolas"/>
+                        </w:rPr>
+                        <w:t>checkButtons</w:t>
+                      </w:r>
+                      <w:proofErr w:type="spellEnd"/>
+                      <w:r>
+                        <w:rPr>
+                          <w:rFonts w:ascii="Consolas" w:hAnsi="Consolas" w:cs="Consolas"/>
+                        </w:rPr>
+                        <w:t>(</w:t>
+                      </w:r>
+                      <w:proofErr w:type="gramEnd"/>
+                      <w:r>
+                        <w:rPr>
+                          <w:rFonts w:ascii="Consolas" w:hAnsi="Consolas" w:cs="Consolas"/>
+                        </w:rPr>
+                        <w:t xml:space="preserve">world, </w:t>
+                      </w:r>
+                      <w:proofErr w:type="spellStart"/>
+                      <w:r>
+                        <w:rPr>
+                          <w:rFonts w:ascii="Consolas" w:hAnsi="Consolas" w:cs="Consolas"/>
+                        </w:rPr>
+                        <w:t>cursorTurret</w:t>
+                      </w:r>
+                      <w:proofErr w:type="spellEnd"/>
+                      <w:r>
+                        <w:rPr>
+                          <w:rFonts w:ascii="Consolas" w:hAnsi="Consolas" w:cs="Consolas"/>
+                        </w:rPr>
+                        <w:t xml:space="preserve">, </w:t>
+                      </w:r>
+                      <w:proofErr w:type="spellStart"/>
+                      <w:r>
+                        <w:rPr>
+                          <w:rFonts w:ascii="Consolas" w:hAnsi="Consolas" w:cs="Consolas"/>
+                        </w:rPr>
+                        <w:t>selectedTurret</w:t>
+                      </w:r>
+                      <w:proofErr w:type="spellEnd"/>
+                      <w:r>
+                        <w:rPr>
+                          <w:rFonts w:ascii="Consolas" w:hAnsi="Consolas" w:cs="Consolas"/>
+                        </w:rPr>
+                        <w:t xml:space="preserve">, </w:t>
+                      </w:r>
+                      <w:proofErr w:type="spellStart"/>
+                      <w:r>
+                        <w:rPr>
+                          <w:rFonts w:ascii="Consolas" w:hAnsi="Consolas" w:cs="Consolas"/>
+                        </w:rPr>
+                        <w:t>placingTurrets</w:t>
+                      </w:r>
+                      <w:proofErr w:type="spellEnd"/>
+                      <w:r>
+                        <w:rPr>
+                          <w:rFonts w:ascii="Consolas" w:hAnsi="Consolas" w:cs="Consolas"/>
+                        </w:rPr>
+                        <w:t xml:space="preserve">, </w:t>
+                      </w:r>
+                      <w:proofErr w:type="spellStart"/>
+                      <w:r>
+                        <w:rPr>
+                          <w:rFonts w:ascii="Consolas" w:hAnsi="Consolas" w:cs="Consolas"/>
+                        </w:rPr>
+                        <w:t>levelStarted</w:t>
+                      </w:r>
+                      <w:proofErr w:type="spellEnd"/>
+                      <w:r>
+                        <w:rPr>
+                          <w:rFonts w:ascii="Consolas" w:hAnsi="Consolas" w:cs="Consolas"/>
+                        </w:rPr>
+                        <w:t xml:space="preserve">, </w:t>
+                      </w:r>
+                      <w:proofErr w:type="spellStart"/>
+                      <w:r>
+                        <w:rPr>
+                          <w:rFonts w:ascii="Consolas" w:hAnsi="Consolas" w:cs="Consolas"/>
+                        </w:rPr>
+                        <w:t>doubleSpeed</w:t>
+                      </w:r>
+                      <w:proofErr w:type="spellEnd"/>
+                      <w:r>
+                        <w:rPr>
+                          <w:rFonts w:ascii="Consolas" w:hAnsi="Consolas" w:cs="Consolas"/>
+                        </w:rPr>
+                        <w:t xml:space="preserve">, </w:t>
+                      </w:r>
+                      <w:proofErr w:type="spellStart"/>
+                      <w:r>
+                        <w:rPr>
+                          <w:rFonts w:ascii="Consolas" w:hAnsi="Consolas" w:cs="Consolas"/>
+                        </w:rPr>
+                        <w:t>turretType</w:t>
+                      </w:r>
+                      <w:proofErr w:type="spellEnd"/>
+                      <w:r>
+                        <w:rPr>
+                          <w:rFonts w:ascii="Consolas" w:hAnsi="Consolas" w:cs="Consolas"/>
+                        </w:rPr>
+                        <w:t>)</w:t>
+                      </w:r>
+                    </w:p>
+                    <w:p>
+                      <w:pPr>
+                        <w:ind w:left="720"/>
+                        <w:rPr>
+                          <w:rFonts w:ascii="Consolas" w:hAnsi="Consolas" w:cs="Consolas"/>
+                        </w:rPr>
+                      </w:pPr>
+                      <w:r>
+                        <w:rPr>
+                          <w:rFonts w:ascii="Consolas" w:hAnsi="Consolas" w:cs="Consolas"/>
+                        </w:rPr>
+                        <w:t xml:space="preserve">    </w:t>
+                      </w:r>
+                    </w:p>
+                    <w:p>
+                      <w:pPr>
+                        <w:ind w:left="720" w:firstLine="720"/>
+                        <w:rPr>
+                          <w:rFonts w:ascii="Consolas" w:hAnsi="Consolas" w:cs="Consolas"/>
+                        </w:rPr>
+                      </w:pPr>
+                      <w:r>
+                        <w:rPr>
+                          <w:rFonts w:ascii="Consolas" w:hAnsi="Consolas" w:cs="Consolas"/>
+                        </w:rPr>
+                        <w:t>IF</w:t>
+                      </w:r>
+                      <w:r>
+                        <w:rPr>
+                          <w:rFonts w:ascii="Consolas" w:hAnsi="Consolas" w:cs="Consolas"/>
+                        </w:rPr>
+                        <w:t xml:space="preserve"> </w:t>
+                      </w:r>
+                      <w:proofErr w:type="spellStart"/>
+                      <w:r>
+                        <w:rPr>
+                          <w:rFonts w:ascii="Consolas" w:hAnsi="Consolas" w:cs="Consolas"/>
+                          <w:highlight w:val="green"/>
+                        </w:rPr>
+                        <w:t>cancelButton.MouseClick</w:t>
+                      </w:r>
+                      <w:proofErr w:type="spellEnd"/>
+                      <w:r>
+                        <w:rPr>
+                          <w:rFonts w:ascii="Consolas" w:hAnsi="Consolas" w:cs="Consolas"/>
+                          <w:highlight w:val="green"/>
+                        </w:rPr>
+                        <w:t>()</w:t>
+                      </w:r>
+                      <w:r>
+                        <w:rPr>
+                          <w:rFonts w:ascii="Consolas" w:hAnsi="Consolas" w:cs="Consolas"/>
+                        </w:rPr>
+                        <w:t xml:space="preserve"> THEN</w:t>
+                      </w:r>
+                    </w:p>
+                    <w:p>
+                      <w:pPr>
+                        <w:ind w:left="1440"/>
+                        <w:rPr>
+                          <w:rFonts w:ascii="Consolas" w:hAnsi="Consolas" w:cs="Consolas"/>
+                        </w:rPr>
+                      </w:pPr>
+                      <w:r>
+                        <w:rPr>
+                          <w:rFonts w:ascii="Consolas" w:hAnsi="Consolas" w:cs="Consolas"/>
+                        </w:rPr>
+                        <w:t xml:space="preserve">        </w:t>
+                      </w:r>
+                      <w:proofErr w:type="spellStart"/>
+                      <w:r>
+                        <w:rPr>
+                          <w:rFonts w:ascii="Consolas" w:hAnsi="Consolas" w:cs="Consolas"/>
+                        </w:rPr>
+                        <w:t>placingTurrets</w:t>
+                      </w:r>
+                      <w:proofErr w:type="spellEnd"/>
+                      <w:r>
+                        <w:rPr>
+                          <w:rFonts w:ascii="Consolas" w:hAnsi="Consolas" w:cs="Consolas"/>
+                        </w:rPr>
+                        <w:t xml:space="preserve"> = False</w:t>
+                      </w:r>
+                    </w:p>
+                    <w:p>
+                      <w:pPr>
+                        <w:ind w:left="1440"/>
+                        <w:rPr>
+                          <w:rFonts w:ascii="Consolas" w:hAnsi="Consolas" w:cs="Consolas"/>
+                        </w:rPr>
+                      </w:pPr>
+                      <w:r>
+                        <w:rPr>
+                          <w:rFonts w:ascii="Consolas" w:hAnsi="Consolas" w:cs="Consolas"/>
+                        </w:rPr>
+                        <w:t>END IF</w:t>
+                      </w:r>
+                    </w:p>
+                    <w:p>
+                      <w:pPr>
+                        <w:ind w:left="1440"/>
+                        <w:rPr>
+                          <w:rFonts w:ascii="Consolas" w:hAnsi="Consolas" w:cs="Consolas"/>
+                        </w:rPr>
+                      </w:pPr>
+                      <w:r>
+                        <w:rPr>
+                          <w:rFonts w:ascii="Consolas" w:hAnsi="Consolas" w:cs="Consolas"/>
+                        </w:rPr>
+                        <w:t xml:space="preserve">  </w:t>
+                      </w:r>
+                    </w:p>
+                    <w:p>
+                      <w:pPr>
+                        <w:ind w:left="720" w:firstLine="720"/>
+                        <w:rPr>
+                          <w:rFonts w:ascii="Consolas" w:hAnsi="Consolas" w:cs="Consolas"/>
+                        </w:rPr>
+                      </w:pPr>
+                      <w:r>
+                        <w:rPr>
+                          <w:rFonts w:ascii="Consolas" w:hAnsi="Consolas" w:cs="Consolas"/>
+                        </w:rPr>
+                        <w:t>IF</w:t>
+                      </w:r>
+                      <w:r>
+                        <w:rPr>
+                          <w:rFonts w:ascii="Consolas" w:hAnsi="Consolas" w:cs="Consolas"/>
+                        </w:rPr>
+                        <w:t xml:space="preserve"> </w:t>
+                      </w:r>
+                      <w:proofErr w:type="spellStart"/>
+                      <w:r>
+                        <w:rPr>
+                          <w:rFonts w:ascii="Consolas" w:hAnsi="Consolas" w:cs="Consolas"/>
+                          <w:highlight w:val="green"/>
+                        </w:rPr>
+                        <w:t>buyCannonButton.MouseClick</w:t>
+                      </w:r>
+                      <w:proofErr w:type="spellEnd"/>
+                      <w:r>
+                        <w:rPr>
+                          <w:rFonts w:ascii="Consolas" w:hAnsi="Consolas" w:cs="Consolas"/>
+                          <w:highlight w:val="green"/>
+                        </w:rPr>
+                        <w:t>()</w:t>
+                      </w:r>
+                      <w:r>
+                        <w:rPr>
+                          <w:rFonts w:ascii="Consolas" w:hAnsi="Consolas" w:cs="Consolas"/>
+                        </w:rPr>
+                        <w:t xml:space="preserve"> THEN</w:t>
+                      </w:r>
+                    </w:p>
+                    <w:p>
+                      <w:pPr>
+                        <w:ind w:left="1440"/>
+                        <w:rPr>
+                          <w:rFonts w:ascii="Consolas" w:hAnsi="Consolas" w:cs="Consolas"/>
+                        </w:rPr>
+                      </w:pPr>
+                      <w:r>
+                        <w:rPr>
+                          <w:rFonts w:ascii="Consolas" w:hAnsi="Consolas" w:cs="Consolas"/>
+                        </w:rPr>
+                        <w:t xml:space="preserve">        </w:t>
+                      </w:r>
+                      <w:proofErr w:type="spellStart"/>
+                      <w:r>
+                        <w:rPr>
+                          <w:rFonts w:ascii="Consolas" w:hAnsi="Consolas" w:cs="Consolas"/>
+                        </w:rPr>
+                        <w:t>placingTurrets</w:t>
+                      </w:r>
+                      <w:proofErr w:type="spellEnd"/>
+                      <w:r>
+                        <w:rPr>
+                          <w:rFonts w:ascii="Consolas" w:hAnsi="Consolas" w:cs="Consolas"/>
+                        </w:rPr>
+                        <w:t xml:space="preserve"> = True</w:t>
+                      </w:r>
+                    </w:p>
+                    <w:p>
+                      <w:pPr>
+                        <w:ind w:left="1440"/>
+                        <w:rPr>
+                          <w:rFonts w:ascii="Consolas" w:hAnsi="Consolas" w:cs="Consolas"/>
+                        </w:rPr>
+                      </w:pPr>
+                      <w:r>
+                        <w:rPr>
+                          <w:rFonts w:ascii="Consolas" w:hAnsi="Consolas" w:cs="Consolas"/>
+                        </w:rPr>
+                        <w:t xml:space="preserve">        </w:t>
+                      </w:r>
+                      <w:proofErr w:type="spellStart"/>
+                      <w:r>
+                        <w:rPr>
+                          <w:rFonts w:ascii="Consolas" w:hAnsi="Consolas" w:cs="Consolas"/>
+                        </w:rPr>
+                        <w:t>cursorTurret</w:t>
+                      </w:r>
+                      <w:proofErr w:type="spellEnd"/>
+                      <w:r>
+                        <w:rPr>
+                          <w:rFonts w:ascii="Consolas" w:hAnsi="Consolas" w:cs="Consolas"/>
+                        </w:rPr>
+                        <w:t xml:space="preserve"> = </w:t>
+                      </w:r>
+                      <w:proofErr w:type="gramStart"/>
+                      <w:r>
+                        <w:rPr>
+                          <w:rFonts w:ascii="Consolas" w:hAnsi="Consolas" w:cs="Consolas"/>
+                        </w:rPr>
+                        <w:t>Cannon(</w:t>
+                      </w:r>
+                      <w:proofErr w:type="gramEnd"/>
+                      <w:r>
+                        <w:rPr>
+                          <w:rFonts w:ascii="Consolas" w:hAnsi="Consolas" w:cs="Consolas"/>
+                        </w:rPr>
+                        <w:t>0, 0)</w:t>
+                      </w:r>
+                    </w:p>
+                    <w:p>
+                      <w:pPr>
+                        <w:ind w:left="1440"/>
+                        <w:rPr>
+                          <w:rFonts w:ascii="Consolas" w:hAnsi="Consolas" w:cs="Consolas"/>
+                        </w:rPr>
+                      </w:pPr>
+                      <w:r>
+                        <w:rPr>
+                          <w:rFonts w:ascii="Consolas" w:hAnsi="Consolas" w:cs="Consolas"/>
+                        </w:rPr>
+                        <w:t xml:space="preserve">        </w:t>
+                      </w:r>
+                      <w:proofErr w:type="spellStart"/>
+                      <w:r>
+                        <w:rPr>
+                          <w:rFonts w:ascii="Consolas" w:hAnsi="Consolas" w:cs="Consolas"/>
+                        </w:rPr>
+                        <w:t>turretType</w:t>
+                      </w:r>
+                      <w:proofErr w:type="spellEnd"/>
+                      <w:r>
+                        <w:rPr>
+                          <w:rFonts w:ascii="Consolas" w:hAnsi="Consolas" w:cs="Consolas"/>
+                        </w:rPr>
+                        <w:t xml:space="preserve"> = "cannon"</w:t>
+                      </w:r>
+                    </w:p>
+                    <w:p>
+                      <w:pPr>
+                        <w:ind w:left="1440"/>
+                        <w:rPr>
+                          <w:rFonts w:ascii="Consolas" w:hAnsi="Consolas" w:cs="Consolas"/>
+                        </w:rPr>
+                      </w:pPr>
+                      <w:r>
+                        <w:rPr>
+                          <w:rFonts w:ascii="Consolas" w:hAnsi="Consolas" w:cs="Consolas"/>
+                        </w:rPr>
+                        <w:t xml:space="preserve">    </w:t>
+                      </w:r>
+                    </w:p>
+                    <w:p>
+                      <w:pPr>
+                        <w:ind w:left="1440"/>
+                        <w:rPr>
+                          <w:rFonts w:ascii="Consolas" w:hAnsi="Consolas" w:cs="Consolas"/>
+                        </w:rPr>
+                      </w:pPr>
+                      <w:r>
+                        <w:rPr>
+                          <w:rFonts w:ascii="Consolas" w:hAnsi="Consolas" w:cs="Consolas"/>
+                        </w:rPr>
+                        <w:t xml:space="preserve">ELSE IF </w:t>
+                      </w:r>
+                      <w:proofErr w:type="spellStart"/>
+                      <w:r>
+                        <w:rPr>
+                          <w:rFonts w:ascii="Consolas" w:hAnsi="Consolas" w:cs="Consolas"/>
+                          <w:highlight w:val="green"/>
+                        </w:rPr>
+                        <w:t>buyMachinelaserButton.MouseClick</w:t>
+                      </w:r>
+                      <w:proofErr w:type="spellEnd"/>
+                      <w:r>
+                        <w:rPr>
+                          <w:rFonts w:ascii="Consolas" w:hAnsi="Consolas" w:cs="Consolas"/>
+                          <w:highlight w:val="green"/>
+                        </w:rPr>
+                        <w:t>()</w:t>
+                      </w:r>
+                      <w:r>
+                        <w:rPr>
+                          <w:rFonts w:ascii="Consolas" w:hAnsi="Consolas" w:cs="Consolas"/>
+                        </w:rPr>
+                        <w:t xml:space="preserve"> THEN</w:t>
+                      </w:r>
+                    </w:p>
+                    <w:p>
+                      <w:pPr>
+                        <w:ind w:left="1440"/>
+                        <w:rPr>
+                          <w:rFonts w:ascii="Consolas" w:hAnsi="Consolas" w:cs="Consolas"/>
+                        </w:rPr>
+                      </w:pPr>
+                      <w:r>
+                        <w:rPr>
+                          <w:rFonts w:ascii="Consolas" w:hAnsi="Consolas" w:cs="Consolas"/>
+                        </w:rPr>
+                        <w:t xml:space="preserve">        </w:t>
+                      </w:r>
+                      <w:proofErr w:type="spellStart"/>
+                      <w:r>
+                        <w:rPr>
+                          <w:rFonts w:ascii="Consolas" w:hAnsi="Consolas" w:cs="Consolas"/>
+                        </w:rPr>
+                        <w:t>placingTurrets</w:t>
+                      </w:r>
+                      <w:proofErr w:type="spellEnd"/>
+                      <w:r>
+                        <w:rPr>
+                          <w:rFonts w:ascii="Consolas" w:hAnsi="Consolas" w:cs="Consolas"/>
+                        </w:rPr>
+                        <w:t xml:space="preserve"> = True</w:t>
+                      </w:r>
+                    </w:p>
+                    <w:p>
+                      <w:pPr>
+                        <w:ind w:left="1440"/>
+                        <w:rPr>
+                          <w:rFonts w:ascii="Consolas" w:hAnsi="Consolas" w:cs="Consolas"/>
+                        </w:rPr>
+                      </w:pPr>
+                      <w:r>
+                        <w:rPr>
+                          <w:rFonts w:ascii="Consolas" w:hAnsi="Consolas" w:cs="Consolas"/>
+                        </w:rPr>
+                        <w:t xml:space="preserve">        </w:t>
+                      </w:r>
+                      <w:proofErr w:type="spellStart"/>
+                      <w:r>
+                        <w:rPr>
+                          <w:rFonts w:ascii="Consolas" w:hAnsi="Consolas" w:cs="Consolas"/>
+                        </w:rPr>
+                        <w:t>cursorTurret</w:t>
+                      </w:r>
+                      <w:proofErr w:type="spellEnd"/>
+                      <w:r>
+                        <w:rPr>
+                          <w:rFonts w:ascii="Consolas" w:hAnsi="Consolas" w:cs="Consolas"/>
+                        </w:rPr>
+                        <w:t xml:space="preserve"> = </w:t>
+                      </w:r>
+                      <w:proofErr w:type="spellStart"/>
+                      <w:proofErr w:type="gramStart"/>
+                      <w:r>
+                        <w:rPr>
+                          <w:rFonts w:ascii="Consolas" w:hAnsi="Consolas" w:cs="Consolas"/>
+                        </w:rPr>
+                        <w:t>Machinelaser</w:t>
+                      </w:r>
+                      <w:proofErr w:type="spellEnd"/>
+                      <w:r>
+                        <w:rPr>
+                          <w:rFonts w:ascii="Consolas" w:hAnsi="Consolas" w:cs="Consolas"/>
+                        </w:rPr>
+                        <w:t>(</w:t>
+                      </w:r>
+                      <w:proofErr w:type="gramEnd"/>
+                      <w:r>
+                        <w:rPr>
+                          <w:rFonts w:ascii="Consolas" w:hAnsi="Consolas" w:cs="Consolas"/>
+                        </w:rPr>
+                        <w:t>0, 0)</w:t>
+                      </w:r>
+                    </w:p>
+                    <w:p>
+                      <w:pPr>
+                        <w:ind w:left="1440"/>
+                        <w:rPr>
+                          <w:rFonts w:ascii="Consolas" w:hAnsi="Consolas" w:cs="Consolas"/>
+                        </w:rPr>
+                      </w:pPr>
+                      <w:r>
+                        <w:rPr>
+                          <w:rFonts w:ascii="Consolas" w:hAnsi="Consolas" w:cs="Consolas"/>
+                        </w:rPr>
+                        <w:t xml:space="preserve">        </w:t>
+                      </w:r>
+                      <w:proofErr w:type="spellStart"/>
+                      <w:r>
+                        <w:rPr>
+                          <w:rFonts w:ascii="Consolas" w:hAnsi="Consolas" w:cs="Consolas"/>
+                        </w:rPr>
+                        <w:t>turretType</w:t>
+                      </w:r>
+                      <w:proofErr w:type="spellEnd"/>
+                      <w:r>
+                        <w:rPr>
+                          <w:rFonts w:ascii="Consolas" w:hAnsi="Consolas" w:cs="Consolas"/>
+                        </w:rPr>
+                        <w:t xml:space="preserve"> = "</w:t>
+                      </w:r>
+                      <w:proofErr w:type="spellStart"/>
+                      <w:r>
+                        <w:rPr>
+                          <w:rFonts w:ascii="Consolas" w:hAnsi="Consolas" w:cs="Consolas"/>
+                        </w:rPr>
+                        <w:t>machinelaser</w:t>
+                      </w:r>
+                      <w:proofErr w:type="spellEnd"/>
+                      <w:r>
+                        <w:rPr>
+                          <w:rFonts w:ascii="Consolas" w:hAnsi="Consolas" w:cs="Consolas"/>
+                        </w:rPr>
+                        <w:t>"</w:t>
+                      </w:r>
+                    </w:p>
+                    <w:p>
+                      <w:pPr>
+                        <w:ind w:left="1440"/>
+                        <w:rPr>
+                          <w:rFonts w:ascii="Consolas" w:hAnsi="Consolas" w:cs="Consolas"/>
+                        </w:rPr>
+                      </w:pPr>
+                      <w:r>
+                        <w:rPr>
+                          <w:rFonts w:ascii="Consolas" w:hAnsi="Consolas" w:cs="Consolas"/>
+                        </w:rPr>
+                        <w:t>END IF</w:t>
+                      </w:r>
+                      <w:r>
+                        <w:rPr>
+                          <w:rFonts w:ascii="Consolas" w:hAnsi="Consolas" w:cs="Consolas"/>
+                        </w:rPr>
+                        <w:t xml:space="preserve">  </w:t>
+                      </w:r>
+                    </w:p>
+                    <w:p>
+                      <w:pPr>
+                        <w:ind w:left="1440"/>
+                        <w:rPr>
+                          <w:rFonts w:ascii="Consolas" w:hAnsi="Consolas" w:cs="Consolas"/>
+                        </w:rPr>
+                      </w:pPr>
+                    </w:p>
+                    <w:p>
+                      <w:pPr>
+                        <w:ind w:left="1440"/>
+                        <w:rPr>
+                          <w:rFonts w:ascii="Consolas" w:hAnsi="Consolas" w:cs="Consolas"/>
+                        </w:rPr>
+                      </w:pPr>
+                      <w:proofErr w:type="gramStart"/>
+                      <w:r>
+                        <w:rPr>
+                          <w:rFonts w:ascii="Consolas" w:hAnsi="Consolas" w:cs="Consolas"/>
+                        </w:rPr>
+                        <w:t xml:space="preserve">IF </w:t>
+                      </w:r>
+                      <w:r>
+                        <w:rPr>
+                          <w:rFonts w:ascii="Consolas" w:hAnsi="Consolas" w:cs="Consolas"/>
+                        </w:rPr>
+                        <w:t xml:space="preserve"> </w:t>
+                      </w:r>
+                      <w:proofErr w:type="spellStart"/>
+                      <w:r>
+                        <w:rPr>
+                          <w:rFonts w:ascii="Consolas" w:hAnsi="Consolas" w:cs="Consolas"/>
+                        </w:rPr>
+                        <w:t>selectedTurret</w:t>
+                      </w:r>
+                      <w:proofErr w:type="spellEnd"/>
+                      <w:proofErr w:type="gramEnd"/>
+                      <w:r>
+                        <w:rPr>
+                          <w:rFonts w:ascii="Consolas" w:hAnsi="Consolas" w:cs="Consolas"/>
+                        </w:rPr>
+                        <w:t xml:space="preserve"> THEN</w:t>
+                      </w:r>
+                    </w:p>
+                    <w:p>
+                      <w:pPr>
+                        <w:ind w:left="1440" w:firstLine="720"/>
+                        <w:rPr>
+                          <w:rFonts w:ascii="Consolas" w:hAnsi="Consolas" w:cs="Consolas"/>
+                        </w:rPr>
+                      </w:pPr>
+                      <w:r>
+                        <w:rPr>
+                          <w:rFonts w:ascii="Consolas" w:hAnsi="Consolas" w:cs="Consolas"/>
+                        </w:rPr>
+                        <w:t>IF</w:t>
+                      </w:r>
+                      <w:r>
+                        <w:rPr>
+                          <w:rFonts w:ascii="Consolas" w:hAnsi="Consolas" w:cs="Consolas"/>
+                        </w:rPr>
+                        <w:t xml:space="preserve"> </w:t>
+                      </w:r>
+                      <w:proofErr w:type="spellStart"/>
+                      <w:r>
+                        <w:rPr>
+                          <w:rFonts w:ascii="Consolas" w:hAnsi="Consolas" w:cs="Consolas"/>
+                          <w:highlight w:val="green"/>
+                        </w:rPr>
+                        <w:t>upgradeButton.MouseClick</w:t>
+                      </w:r>
+                      <w:proofErr w:type="spellEnd"/>
+                      <w:r>
+                        <w:rPr>
+                          <w:rFonts w:ascii="Consolas" w:hAnsi="Consolas" w:cs="Consolas"/>
+                          <w:highlight w:val="green"/>
+                        </w:rPr>
+                        <w:t>()</w:t>
+                      </w:r>
+                      <w:r>
+                        <w:rPr>
+                          <w:rFonts w:ascii="Consolas" w:hAnsi="Consolas" w:cs="Consolas"/>
+                        </w:rPr>
+                        <w:t xml:space="preserve"> and </w:t>
+                      </w:r>
+                      <w:proofErr w:type="spellStart"/>
+                      <w:proofErr w:type="gramStart"/>
+                      <w:r>
+                        <w:rPr>
+                          <w:rFonts w:ascii="Consolas" w:hAnsi="Consolas" w:cs="Consolas"/>
+                        </w:rPr>
+                        <w:t>world.money</w:t>
+                      </w:r>
+                      <w:proofErr w:type="spellEnd"/>
+                      <w:proofErr w:type="gramEnd"/>
+                      <w:r>
+                        <w:rPr>
+                          <w:rFonts w:ascii="Consolas" w:hAnsi="Consolas" w:cs="Consolas"/>
+                        </w:rPr>
+                        <w:t xml:space="preserve"> &gt;= </w:t>
+                      </w:r>
+                      <w:proofErr w:type="spellStart"/>
+                      <w:r>
+                        <w:rPr>
+                          <w:rFonts w:ascii="Consolas" w:hAnsi="Consolas" w:cs="Consolas"/>
+                        </w:rPr>
+                        <w:t>selectedTurret.upgradeCost</w:t>
+                      </w:r>
+                      <w:proofErr w:type="spellEnd"/>
+                      <w:r>
+                        <w:rPr>
+                          <w:rFonts w:ascii="Consolas" w:hAnsi="Consolas" w:cs="Consolas"/>
+                        </w:rPr>
+                        <w:t xml:space="preserve"> THEN </w:t>
+                      </w:r>
+                    </w:p>
+                    <w:p>
+                      <w:pPr>
+                        <w:ind w:left="2160" w:firstLine="720"/>
+                        <w:rPr>
+                          <w:rFonts w:ascii="Consolas" w:hAnsi="Consolas" w:cs="Consolas"/>
+                        </w:rPr>
+                      </w:pPr>
+                      <w:proofErr w:type="spellStart"/>
+                      <w:r>
+                        <w:rPr>
+                          <w:rFonts w:ascii="Consolas" w:hAnsi="Consolas" w:cs="Consolas"/>
+                          <w:highlight w:val="green"/>
+                        </w:rPr>
+                        <w:t>selectedTurret.upgrade</w:t>
+                      </w:r>
+                      <w:proofErr w:type="spellEnd"/>
+                      <w:r>
+                        <w:rPr>
+                          <w:rFonts w:ascii="Consolas" w:hAnsi="Consolas" w:cs="Consolas"/>
+                          <w:highlight w:val="green"/>
+                        </w:rPr>
+                        <w:t>()</w:t>
+                      </w:r>
+                    </w:p>
+                    <w:p>
+                      <w:pPr>
+                        <w:ind w:left="2160" w:firstLine="720"/>
+                        <w:rPr>
+                          <w:rFonts w:ascii="Consolas" w:hAnsi="Consolas" w:cs="Consolas"/>
+                        </w:rPr>
+                      </w:pPr>
+                      <w:proofErr w:type="spellStart"/>
+                      <w:proofErr w:type="gramStart"/>
+                      <w:r>
+                        <w:rPr>
+                          <w:rFonts w:ascii="Consolas" w:hAnsi="Consolas" w:cs="Consolas"/>
+                        </w:rPr>
+                        <w:t>world.money</w:t>
+                      </w:r>
+                      <w:proofErr w:type="spellEnd"/>
+                      <w:proofErr w:type="gramEnd"/>
+                      <w:r>
+                        <w:rPr>
+                          <w:rFonts w:ascii="Consolas" w:hAnsi="Consolas" w:cs="Consolas"/>
+                        </w:rPr>
+                        <w:t xml:space="preserve"> -= </w:t>
+                      </w:r>
+                      <w:proofErr w:type="spellStart"/>
+                      <w:r>
+                        <w:rPr>
+                          <w:rFonts w:ascii="Consolas" w:hAnsi="Consolas" w:cs="Consolas"/>
+                        </w:rPr>
+                        <w:t>selectedTurret.upgradeCost</w:t>
+                      </w:r>
+                      <w:proofErr w:type="spellEnd"/>
+                    </w:p>
+                    <w:p>
+                      <w:pPr>
+                        <w:ind w:left="720"/>
+                        <w:rPr>
+                          <w:rFonts w:ascii="Consolas" w:hAnsi="Consolas" w:cs="Consolas"/>
+                        </w:rPr>
+                      </w:pPr>
+                      <w:r>
+                        <w:rPr>
+                          <w:rFonts w:ascii="Consolas" w:hAnsi="Consolas" w:cs="Consolas"/>
+                        </w:rPr>
+                        <w:tab/>
+                      </w:r>
+                      <w:r>
+                        <w:rPr>
+                          <w:rFonts w:ascii="Consolas" w:hAnsi="Consolas" w:cs="Consolas"/>
+                        </w:rPr>
+                        <w:tab/>
+                        <w:t>END IF</w:t>
+                      </w:r>
+                    </w:p>
+                    <w:p>
+                      <w:pPr>
+                        <w:ind w:left="1440"/>
+                        <w:rPr>
+                          <w:rFonts w:ascii="Consolas" w:hAnsi="Consolas" w:cs="Consolas"/>
+                        </w:rPr>
+                      </w:pPr>
+                      <w:r>
+                        <w:rPr>
+                          <w:rFonts w:ascii="Consolas" w:hAnsi="Consolas" w:cs="Consolas"/>
+                        </w:rPr>
+                        <w:t>END IF</w:t>
+                      </w:r>
+                    </w:p>
+                    <w:p>
+                      <w:pPr>
+                        <w:ind w:left="1440"/>
+                        <w:rPr>
+                          <w:rFonts w:ascii="Consolas" w:hAnsi="Consolas" w:cs="Consolas"/>
+                        </w:rPr>
+                      </w:pPr>
+                      <w:r>
+                        <w:rPr>
+                          <w:rFonts w:ascii="Consolas" w:hAnsi="Consolas" w:cs="Consolas"/>
+                        </w:rPr>
+                        <w:t xml:space="preserve">    </w:t>
+                      </w:r>
+                    </w:p>
+                    <w:p>
+                      <w:pPr>
+                        <w:ind w:left="1440"/>
+                        <w:rPr>
+                          <w:rFonts w:ascii="Consolas" w:hAnsi="Consolas" w:cs="Consolas"/>
+                        </w:rPr>
+                      </w:pPr>
+                      <w:r>
+                        <w:rPr>
+                          <w:rFonts w:ascii="Consolas" w:hAnsi="Consolas" w:cs="Consolas"/>
+                        </w:rPr>
+                        <w:t>IF</w:t>
+                      </w:r>
+                      <w:r>
+                        <w:rPr>
+                          <w:rFonts w:ascii="Consolas" w:hAnsi="Consolas" w:cs="Consolas"/>
+                        </w:rPr>
+                        <w:t xml:space="preserve"> </w:t>
+                      </w:r>
+                      <w:proofErr w:type="spellStart"/>
+                      <w:r>
+                        <w:rPr>
+                          <w:rFonts w:ascii="Consolas" w:hAnsi="Consolas" w:cs="Consolas"/>
+                          <w:highlight w:val="green"/>
+                        </w:rPr>
+                        <w:t>startButton.MouseClick</w:t>
+                      </w:r>
+                      <w:proofErr w:type="spellEnd"/>
+                      <w:r>
+                        <w:rPr>
+                          <w:rFonts w:ascii="Consolas" w:hAnsi="Consolas" w:cs="Consolas"/>
+                          <w:highlight w:val="green"/>
+                        </w:rPr>
+                        <w:t>()</w:t>
+                      </w:r>
+                      <w:r>
+                        <w:rPr>
+                          <w:rFonts w:ascii="Consolas" w:hAnsi="Consolas" w:cs="Consolas"/>
+                        </w:rPr>
+                        <w:t xml:space="preserve"> THEN</w:t>
+                      </w:r>
+                    </w:p>
+                    <w:p>
+                      <w:pPr>
+                        <w:ind w:left="1440" w:firstLine="720"/>
+                        <w:rPr>
+                          <w:rFonts w:ascii="Consolas" w:hAnsi="Consolas" w:cs="Consolas"/>
+                        </w:rPr>
+                      </w:pPr>
+                      <w:proofErr w:type="spellStart"/>
+                      <w:r>
+                        <w:rPr>
+                          <w:rFonts w:ascii="Consolas" w:hAnsi="Consolas" w:cs="Consolas"/>
+                        </w:rPr>
+                        <w:t>levelStarted</w:t>
+                      </w:r>
+                      <w:proofErr w:type="spellEnd"/>
+                      <w:r>
+                        <w:rPr>
+                          <w:rFonts w:ascii="Consolas" w:hAnsi="Consolas" w:cs="Consolas"/>
+                        </w:rPr>
+                        <w:t xml:space="preserve"> = True</w:t>
+                      </w:r>
+                    </w:p>
+                    <w:p>
+                      <w:pPr>
+                        <w:ind w:left="720"/>
+                        <w:rPr>
+                          <w:rFonts w:ascii="Consolas" w:hAnsi="Consolas" w:cs="Consolas"/>
+                        </w:rPr>
+                      </w:pPr>
+                      <w:r>
+                        <w:rPr>
+                          <w:rFonts w:ascii="Consolas" w:hAnsi="Consolas" w:cs="Consolas"/>
+                        </w:rPr>
+                        <w:tab/>
+                        <w:t>END IF</w:t>
+                      </w:r>
+                    </w:p>
+                    <w:p>
+                      <w:pPr>
+                        <w:ind w:left="720"/>
+                        <w:rPr>
+                          <w:rFonts w:ascii="Consolas" w:hAnsi="Consolas" w:cs="Consolas"/>
+                        </w:rPr>
+                      </w:pPr>
+                    </w:p>
+                    <w:p>
+                      <w:pPr>
+                        <w:ind w:left="720" w:firstLine="720"/>
+                        <w:rPr>
+                          <w:rFonts w:ascii="Consolas" w:hAnsi="Consolas" w:cs="Consolas"/>
+                        </w:rPr>
+                      </w:pPr>
+                      <w:r>
+                        <w:rPr>
+                          <w:rFonts w:ascii="Consolas" w:hAnsi="Consolas" w:cs="Consolas"/>
+                        </w:rPr>
+                        <w:t xml:space="preserve">IF </w:t>
+                      </w:r>
+                      <w:proofErr w:type="spellStart"/>
+                      <w:r>
+                        <w:rPr>
+                          <w:rFonts w:ascii="Consolas" w:hAnsi="Consolas" w:cs="Consolas"/>
+                          <w:highlight w:val="green"/>
+                        </w:rPr>
+                        <w:t>speedButton.MouseClick</w:t>
+                      </w:r>
+                      <w:proofErr w:type="spellEnd"/>
+                      <w:r>
+                        <w:rPr>
+                          <w:rFonts w:ascii="Consolas" w:hAnsi="Consolas" w:cs="Consolas"/>
+                          <w:highlight w:val="green"/>
+                        </w:rPr>
+                        <w:t>()</w:t>
+                      </w:r>
+                      <w:r>
+                        <w:rPr>
+                          <w:rFonts w:ascii="Consolas" w:hAnsi="Consolas" w:cs="Consolas"/>
+                        </w:rPr>
+                        <w:t xml:space="preserve"> THEN</w:t>
+                      </w:r>
+                    </w:p>
+                    <w:p>
+                      <w:pPr>
+                        <w:ind w:left="1440"/>
+                        <w:rPr>
+                          <w:rFonts w:ascii="Consolas" w:hAnsi="Consolas" w:cs="Consolas"/>
+                        </w:rPr>
+                      </w:pPr>
+                      <w:r>
+                        <w:rPr>
+                          <w:rFonts w:ascii="Consolas" w:hAnsi="Consolas" w:cs="Consolas"/>
+                        </w:rPr>
+                        <w:t xml:space="preserve">        </w:t>
+                      </w:r>
+                      <w:proofErr w:type="spellStart"/>
+                      <w:r>
+                        <w:rPr>
+                          <w:rFonts w:ascii="Consolas" w:hAnsi="Consolas" w:cs="Consolas"/>
+                        </w:rPr>
+                        <w:t>doubleSpeed</w:t>
+                      </w:r>
+                      <w:proofErr w:type="spellEnd"/>
+                      <w:r>
+                        <w:rPr>
+                          <w:rFonts w:ascii="Consolas" w:hAnsi="Consolas" w:cs="Consolas"/>
+                        </w:rPr>
+                        <w:t xml:space="preserve"> = not </w:t>
+                      </w:r>
+                      <w:proofErr w:type="spellStart"/>
+                      <w:r>
+                        <w:rPr>
+                          <w:rFonts w:ascii="Consolas" w:hAnsi="Consolas" w:cs="Consolas"/>
+                        </w:rPr>
+                        <w:t>doubleSpeed</w:t>
+                      </w:r>
+                      <w:proofErr w:type="spellEnd"/>
+                    </w:p>
+                    <w:p>
+                      <w:pPr>
+                        <w:ind w:left="1440"/>
+                        <w:rPr>
+                          <w:rFonts w:ascii="Consolas" w:hAnsi="Consolas" w:cs="Consolas"/>
+                        </w:rPr>
+                      </w:pPr>
+                      <w:r>
+                        <w:rPr>
+                          <w:rFonts w:ascii="Consolas" w:hAnsi="Consolas" w:cs="Consolas"/>
+                        </w:rPr>
+                        <w:t>END IF</w:t>
+                      </w:r>
+                    </w:p>
+                    <w:p>
+                      <w:pPr>
+                        <w:ind w:left="1440"/>
+                        <w:rPr>
+                          <w:rFonts w:ascii="Consolas" w:hAnsi="Consolas" w:cs="Consolas"/>
+                        </w:rPr>
+                      </w:pPr>
+                    </w:p>
+                    <w:p>
+                      <w:pPr>
+                        <w:ind w:left="720" w:firstLine="720"/>
+                        <w:rPr>
+                          <w:rFonts w:ascii="Consolas" w:hAnsi="Consolas" w:cs="Consolas"/>
+                        </w:rPr>
+                      </w:pPr>
+                      <w:r>
+                        <w:rPr>
+                          <w:rFonts w:ascii="Consolas" w:hAnsi="Consolas" w:cs="Consolas"/>
+                        </w:rPr>
+                        <w:t>RETURN [</w:t>
+                      </w:r>
+                      <w:proofErr w:type="spellStart"/>
+                      <w:r>
+                        <w:rPr>
+                          <w:rFonts w:ascii="Consolas" w:hAnsi="Consolas" w:cs="Consolas"/>
+                        </w:rPr>
+                        <w:t>placingTurrets</w:t>
+                      </w:r>
+                      <w:proofErr w:type="spellEnd"/>
+                      <w:r>
+                        <w:rPr>
+                          <w:rFonts w:ascii="Consolas" w:hAnsi="Consolas" w:cs="Consolas"/>
+                        </w:rPr>
+                        <w:t xml:space="preserve">, </w:t>
+                      </w:r>
+                      <w:proofErr w:type="spellStart"/>
+                      <w:r>
+                        <w:rPr>
+                          <w:rFonts w:ascii="Consolas" w:hAnsi="Consolas" w:cs="Consolas"/>
+                        </w:rPr>
+                        <w:t>cursorTurret</w:t>
+                      </w:r>
+                      <w:proofErr w:type="spellEnd"/>
+                      <w:r>
+                        <w:rPr>
+                          <w:rFonts w:ascii="Consolas" w:hAnsi="Consolas" w:cs="Consolas"/>
+                        </w:rPr>
+                        <w:t xml:space="preserve">, </w:t>
+                      </w:r>
+                      <w:proofErr w:type="spellStart"/>
+                      <w:r>
+                        <w:rPr>
+                          <w:rFonts w:ascii="Consolas" w:hAnsi="Consolas" w:cs="Consolas"/>
+                        </w:rPr>
+                        <w:t>turretType</w:t>
+                      </w:r>
+                      <w:proofErr w:type="spellEnd"/>
+                      <w:r>
+                        <w:rPr>
+                          <w:rFonts w:ascii="Consolas" w:hAnsi="Consolas" w:cs="Consolas"/>
+                        </w:rPr>
+                        <w:t xml:space="preserve">, </w:t>
+                      </w:r>
+                      <w:proofErr w:type="spellStart"/>
+                      <w:r>
+                        <w:rPr>
+                          <w:rFonts w:ascii="Consolas" w:hAnsi="Consolas" w:cs="Consolas"/>
+                        </w:rPr>
+                        <w:t>levelStarted</w:t>
+                      </w:r>
+                      <w:proofErr w:type="spellEnd"/>
+                      <w:r>
+                        <w:rPr>
+                          <w:rFonts w:ascii="Consolas" w:hAnsi="Consolas" w:cs="Consolas"/>
+                        </w:rPr>
+                        <w:t xml:space="preserve">, </w:t>
+                      </w:r>
+                      <w:proofErr w:type="spellStart"/>
+                      <w:r>
+                        <w:rPr>
+                          <w:rFonts w:ascii="Consolas" w:hAnsi="Consolas" w:cs="Consolas"/>
+                        </w:rPr>
+                        <w:t>doubleSpeed</w:t>
+                      </w:r>
+                      <w:proofErr w:type="spellEnd"/>
+                      <w:r>
+                        <w:rPr>
+                          <w:rFonts w:ascii="Consolas" w:hAnsi="Consolas" w:cs="Consolas"/>
+                        </w:rPr>
+                        <w:t>]</w:t>
+                      </w:r>
+                    </w:p>
+                    <w:p>
+                      <w:pPr>
+                        <w:rPr>
+                          <w:rFonts w:ascii="Consolas" w:hAnsi="Consolas" w:cs="Consolas"/>
+                        </w:rPr>
+                      </w:pPr>
+                      <w:r>
+                        <w:rPr>
+                          <w:rFonts w:ascii="Consolas" w:hAnsi="Consolas" w:cs="Consolas"/>
+                        </w:rPr>
+                        <w:tab/>
+                        <w:t xml:space="preserve">END </w:t>
+                      </w:r>
+                      <w:proofErr w:type="spellStart"/>
+                      <w:r>
+                        <w:rPr>
+                          <w:rFonts w:ascii="Consolas" w:hAnsi="Consolas" w:cs="Consolas"/>
+                        </w:rPr>
+                        <w:t>checkButtons</w:t>
+                      </w:r>
+                      <w:proofErr w:type="spellEnd"/>
+                    </w:p>
+                    <w:p>
+                      <w:pPr>
+                        <w:rPr>
+                          <w:rFonts w:ascii="Consolas" w:hAnsi="Consolas" w:cs="Consolas"/>
+                        </w:rPr>
+                      </w:pPr>
+                      <w:r>
+                        <w:rPr>
+                          <w:rFonts w:ascii="Consolas" w:hAnsi="Consolas" w:cs="Consolas"/>
+                        </w:rPr>
+                        <w:t xml:space="preserve">END </w:t>
+                      </w:r>
+                      <w:proofErr w:type="spellStart"/>
+                      <w:r>
+                        <w:rPr>
+                          <w:rFonts w:ascii="Consolas" w:hAnsi="Consolas" w:cs="Consolas"/>
+                        </w:rPr>
+                        <w:t>ButtonUtilities</w:t>
+                      </w:r>
+                      <w:proofErr w:type="spellEnd"/>
+                    </w:p>
+                  </w:txbxContent>
+                </v:textbox>
+              </v:shape>
+            </w:pict>
+          </mc:Fallback>
+        </mc:AlternateContent>
       </w:r>
     </w:p>
     <w:p>
       <w:pPr>
-        <w:pStyle w:val="ListParagraph"/>
-        <w:numPr>
-          <w:ilvl w:val="2"/>
-          <w:numId w:val="8"/>
-        </w:numPr>
+        <w:rPr>
+          <w:rFonts w:ascii="Consolas" w:hAnsi="Consolas" w:cs="Consolas"/>
+          <w:u w:val="single"/>
+        </w:rPr>
+      </w:pPr>
+    </w:p>
+    <w:p>
+      <w:pPr>
+        <w:rPr>
+          <w:rFonts w:ascii="Consolas" w:hAnsi="Consolas" w:cs="Consolas"/>
+          <w:u w:val="single"/>
+        </w:rPr>
+      </w:pPr>
+    </w:p>
+    <w:p>
+      <w:pPr>
+        <w:rPr>
+          <w:rFonts w:ascii="Consolas" w:hAnsi="Consolas" w:cs="Consolas"/>
+          <w:u w:val="single"/>
+        </w:rPr>
+      </w:pPr>
+    </w:p>
+    <w:p>
+      <w:pPr>
+        <w:rPr>
+          <w:rFonts w:ascii="Consolas" w:hAnsi="Consolas" w:cs="Consolas"/>
+          <w:u w:val="single"/>
+        </w:rPr>
+      </w:pPr>
+    </w:p>
+    <w:p>
+      <w:pPr>
+        <w:rPr>
+          <w:rFonts w:ascii="Consolas" w:hAnsi="Consolas" w:cs="Consolas"/>
+          <w:u w:val="single"/>
+        </w:rPr>
+      </w:pPr>
+    </w:p>
+    <w:p>
+      <w:pPr>
+        <w:rPr>
+          <w:rFonts w:ascii="Consolas" w:hAnsi="Consolas" w:cs="Consolas"/>
+          <w:u w:val="single"/>
+        </w:rPr>
+      </w:pPr>
+    </w:p>
+    <w:p>
+      <w:pPr>
+        <w:rPr>
+          <w:rFonts w:ascii="Consolas" w:hAnsi="Consolas" w:cs="Consolas"/>
+          <w:u w:val="single"/>
+        </w:rPr>
+      </w:pPr>
+    </w:p>
+    <w:p>
+      <w:pPr>
+        <w:rPr>
+          <w:rFonts w:ascii="Consolas" w:hAnsi="Consolas" w:cs="Consolas"/>
+          <w:u w:val="single"/>
+        </w:rPr>
+      </w:pPr>
+    </w:p>
+    <w:p>
+      <w:pPr>
+        <w:rPr>
+          <w:rFonts w:ascii="Consolas" w:hAnsi="Consolas" w:cs="Consolas"/>
+          <w:u w:val="single"/>
+        </w:rPr>
+      </w:pPr>
+    </w:p>
+    <w:p>
+      <w:pPr>
+        <w:rPr>
+          <w:rFonts w:ascii="Consolas" w:hAnsi="Consolas" w:cs="Consolas"/>
+          <w:u w:val="single"/>
+        </w:rPr>
+      </w:pPr>
+    </w:p>
+    <w:p>
+      <w:pPr>
+        <w:rPr>
+          <w:rFonts w:ascii="Consolas" w:hAnsi="Consolas" w:cs="Consolas"/>
+          <w:u w:val="single"/>
+        </w:rPr>
+      </w:pPr>
+    </w:p>
+    <w:p>
+      <w:pPr>
+        <w:rPr>
+          <w:rFonts w:ascii="Consolas" w:hAnsi="Consolas" w:cs="Consolas"/>
+          <w:u w:val="single"/>
+        </w:rPr>
+      </w:pPr>
+    </w:p>
+    <w:p>
+      <w:pPr>
+        <w:rPr>
+          <w:rFonts w:ascii="Consolas" w:hAnsi="Consolas" w:cs="Consolas"/>
+          <w:u w:val="single"/>
+        </w:rPr>
+      </w:pPr>
+    </w:p>
+    <w:p>
+      <w:pPr>
+        <w:rPr>
+          <w:rFonts w:ascii="Consolas" w:hAnsi="Consolas" w:cs="Consolas"/>
+          <w:u w:val="single"/>
+        </w:rPr>
+      </w:pPr>
+    </w:p>
+    <w:p>
+      <w:pPr>
+        <w:rPr>
+          <w:rFonts w:ascii="Consolas" w:hAnsi="Consolas" w:cs="Consolas"/>
+          <w:u w:val="single"/>
+        </w:rPr>
+      </w:pPr>
+    </w:p>
+    <w:p>
+      <w:pPr>
+        <w:rPr>
+          <w:rFonts w:ascii="Consolas" w:hAnsi="Consolas" w:cs="Consolas"/>
+          <w:u w:val="single"/>
+        </w:rPr>
+      </w:pPr>
+    </w:p>
+    <w:p>
+      <w:pPr>
+        <w:rPr>
+          <w:rFonts w:ascii="Consolas" w:hAnsi="Consolas" w:cs="Consolas"/>
+          <w:u w:val="single"/>
+        </w:rPr>
+      </w:pPr>
+    </w:p>
+    <w:p>
+      <w:pPr>
+        <w:rPr>
+          <w:rFonts w:ascii="Consolas" w:hAnsi="Consolas" w:cs="Consolas"/>
+          <w:u w:val="single"/>
+        </w:rPr>
+      </w:pPr>
+    </w:p>
+    <w:p>
+      <w:pPr>
+        <w:rPr>
+          <w:rFonts w:ascii="Consolas" w:hAnsi="Consolas" w:cs="Consolas"/>
+          <w:u w:val="single"/>
+        </w:rPr>
+      </w:pPr>
+    </w:p>
+    <w:p>
+      <w:pPr>
+        <w:rPr>
+          <w:rFonts w:ascii="Consolas" w:hAnsi="Consolas" w:cs="Consolas"/>
+          <w:u w:val="single"/>
+        </w:rPr>
+      </w:pPr>
+    </w:p>
+    <w:p>
+      <w:pPr>
+        <w:rPr>
+          <w:rFonts w:ascii="Consolas" w:hAnsi="Consolas" w:cs="Consolas"/>
+          <w:u w:val="single"/>
+        </w:rPr>
+      </w:pPr>
+    </w:p>
+    <w:p>
+      <w:pPr>
+        <w:rPr>
+          <w:rFonts w:ascii="Consolas" w:hAnsi="Consolas" w:cs="Consolas"/>
+          <w:u w:val="single"/>
+        </w:rPr>
+      </w:pPr>
+    </w:p>
+    <w:p>
+      <w:pPr>
+        <w:rPr>
+          <w:rFonts w:ascii="Consolas" w:hAnsi="Consolas" w:cs="Consolas"/>
+          <w:u w:val="single"/>
+        </w:rPr>
+      </w:pPr>
+    </w:p>
+    <w:p>
+      <w:pPr>
+        <w:rPr>
+          <w:rFonts w:ascii="Consolas" w:hAnsi="Consolas" w:cs="Consolas"/>
+          <w:u w:val="single"/>
+        </w:rPr>
+      </w:pPr>
+    </w:p>
+    <w:p>
+      <w:pPr>
+        <w:rPr>
+          <w:rFonts w:ascii="Consolas" w:hAnsi="Consolas" w:cs="Consolas"/>
+          <w:u w:val="single"/>
+        </w:rPr>
+      </w:pPr>
+    </w:p>
+    <w:p>
+      <w:pPr>
+        <w:rPr>
+          <w:rFonts w:ascii="Consolas" w:hAnsi="Consolas" w:cs="Consolas"/>
+          <w:u w:val="single"/>
+        </w:rPr>
+      </w:pPr>
+    </w:p>
+    <w:p>
+      <w:pPr>
+        <w:rPr>
+          <w:rFonts w:ascii="Consolas" w:hAnsi="Consolas" w:cs="Consolas"/>
+          <w:u w:val="single"/>
+        </w:rPr>
+      </w:pPr>
+    </w:p>
+    <w:p>
+      <w:pPr>
+        <w:rPr>
+          <w:rFonts w:ascii="Consolas" w:hAnsi="Consolas" w:cs="Consolas"/>
+          <w:u w:val="single"/>
+        </w:rPr>
+      </w:pPr>
+    </w:p>
+    <w:p>
+      <w:pPr>
+        <w:rPr>
+          <w:rFonts w:ascii="Consolas" w:hAnsi="Consolas" w:cs="Consolas"/>
+          <w:u w:val="single"/>
+        </w:rPr>
+      </w:pPr>
+    </w:p>
+    <w:p>
+      <w:pPr>
+        <w:rPr>
+          <w:rFonts w:ascii="Consolas" w:hAnsi="Consolas" w:cs="Consolas"/>
+          <w:u w:val="single"/>
+        </w:rPr>
+      </w:pPr>
+    </w:p>
+    <w:p>
+      <w:pPr>
+        <w:rPr>
+          <w:rFonts w:ascii="Consolas" w:hAnsi="Consolas" w:cs="Consolas"/>
+          <w:u w:val="single"/>
+        </w:rPr>
+      </w:pPr>
+    </w:p>
+    <w:p>
+      <w:pPr>
+        <w:rPr>
+          <w:rFonts w:ascii="Consolas" w:hAnsi="Consolas" w:cs="Consolas"/>
+          <w:u w:val="single"/>
+        </w:rPr>
+      </w:pPr>
+    </w:p>
+    <w:p>
+      <w:pPr>
+        <w:rPr>
+          <w:rFonts w:ascii="Consolas" w:hAnsi="Consolas" w:cs="Consolas"/>
+          <w:u w:val="single"/>
+        </w:rPr>
+      </w:pPr>
+    </w:p>
+    <w:p>
+      <w:pPr>
+        <w:rPr>
+          <w:rFonts w:ascii="Consolas" w:hAnsi="Consolas" w:cs="Consolas"/>
+          <w:u w:val="single"/>
+        </w:rPr>
+      </w:pPr>
+    </w:p>
+    <w:p>
+      <w:pPr>
+        <w:rPr>
+          <w:rFonts w:ascii="Consolas" w:hAnsi="Consolas" w:cs="Consolas"/>
+          <w:u w:val="single"/>
+        </w:rPr>
+      </w:pPr>
+    </w:p>
+    <w:p>
+      <w:pPr>
+        <w:rPr>
+          <w:rFonts w:ascii="Consolas" w:hAnsi="Consolas" w:cs="Consolas"/>
+          <w:u w:val="single"/>
+        </w:rPr>
+      </w:pPr>
+    </w:p>
+    <w:p>
+      <w:pPr>
+        <w:rPr>
+          <w:rFonts w:ascii="Consolas" w:hAnsi="Consolas" w:cs="Consolas"/>
+          <w:u w:val="single"/>
+        </w:rPr>
+      </w:pPr>
+    </w:p>
+    <w:p>
+      <w:pPr>
+        <w:rPr>
+          <w:rFonts w:ascii="Consolas" w:hAnsi="Consolas" w:cs="Consolas"/>
+          <w:u w:val="single"/>
+        </w:rPr>
+      </w:pPr>
+    </w:p>
+    <w:p>
+      <w:pPr>
+        <w:rPr>
+          <w:rFonts w:ascii="Consolas" w:hAnsi="Consolas" w:cs="Consolas"/>
+          <w:u w:val="single"/>
+        </w:rPr>
+      </w:pPr>
+    </w:p>
+    <w:p>
+      <w:pPr>
+        <w:rPr>
+          <w:rFonts w:ascii="Consolas" w:hAnsi="Consolas" w:cs="Consolas"/>
+          <w:u w:val="single"/>
+        </w:rPr>
+      </w:pPr>
+    </w:p>
+    <w:p>
+      <w:pPr>
+        <w:rPr>
+          <w:rFonts w:ascii="Consolas" w:hAnsi="Consolas" w:cs="Consolas"/>
+          <w:u w:val="single"/>
+        </w:rPr>
+      </w:pPr>
+    </w:p>
+    <w:p>
+      <w:pPr>
+        <w:rPr>
+          <w:rFonts w:ascii="Consolas" w:hAnsi="Consolas" w:cs="Consolas"/>
+          <w:u w:val="single"/>
+        </w:rPr>
+      </w:pPr>
+    </w:p>
+    <w:p>
+      <w:pPr>
+        <w:rPr>
+          <w:rFonts w:ascii="Consolas" w:hAnsi="Consolas" w:cs="Consolas"/>
+          <w:u w:val="single"/>
+        </w:rPr>
+      </w:pPr>
+    </w:p>
+    <w:p>
+      <w:pPr>
+        <w:rPr>
+          <w:rFonts w:ascii="Consolas" w:hAnsi="Consolas" w:cs="Consolas"/>
+          <w:u w:val="single"/>
+        </w:rPr>
+      </w:pPr>
+    </w:p>
+    <w:p>
+      <w:pPr>
+        <w:rPr>
+          <w:rFonts w:ascii="Consolas" w:hAnsi="Consolas" w:cs="Consolas"/>
+          <w:u w:val="single"/>
+        </w:rPr>
+      </w:pPr>
+    </w:p>
+    <w:p>
+      <w:pPr>
+        <w:rPr>
+          <w:rFonts w:ascii="Consolas" w:hAnsi="Consolas" w:cs="Consolas"/>
+          <w:u w:val="single"/>
+        </w:rPr>
+      </w:pPr>
+    </w:p>
+    <w:p>
+      <w:pPr>
+        <w:rPr>
+          <w:rFonts w:ascii="Consolas" w:hAnsi="Consolas" w:cs="Consolas"/>
+          <w:u w:val="single"/>
+        </w:rPr>
+      </w:pPr>
+    </w:p>
+    <w:p>
+      <w:pPr>
+        <w:rPr>
+          <w:rFonts w:ascii="Consolas" w:hAnsi="Consolas" w:cs="Consolas"/>
+          <w:u w:val="single"/>
+        </w:rPr>
+      </w:pPr>
+    </w:p>
+    <w:p>
+      <w:pPr>
+        <w:rPr>
+          <w:rFonts w:ascii="Consolas" w:hAnsi="Consolas" w:cs="Consolas"/>
+          <w:u w:val="single"/>
+        </w:rPr>
+      </w:pPr>
+    </w:p>
+    <w:p>
+      <w:pPr>
+        <w:rPr>
+          <w:rFonts w:ascii="Consolas" w:hAnsi="Consolas" w:cs="Consolas"/>
+          <w:u w:val="single"/>
+        </w:rPr>
+      </w:pPr>
+    </w:p>
+    <w:p>
+      <w:pPr>
+        <w:rPr>
+          <w:rFonts w:ascii="Consolas" w:hAnsi="Consolas" w:cs="Consolas"/>
+          <w:u w:val="single"/>
+        </w:rPr>
+      </w:pPr>
+    </w:p>
+    <w:p>
+      <w:pPr>
+        <w:rPr>
+          <w:rFonts w:ascii="Consolas" w:hAnsi="Consolas" w:cs="Consolas"/>
+          <w:u w:val="single"/>
+        </w:rPr>
+      </w:pPr>
+    </w:p>
+    <w:p>
+      <w:pPr>
+        <w:rPr>
+          <w:rFonts w:ascii="Consolas" w:hAnsi="Consolas" w:cs="Consolas"/>
+          <w:u w:val="single"/>
+        </w:rPr>
+      </w:pPr>
+    </w:p>
+    <w:p>
+      <w:pPr>
+        <w:rPr>
+          <w:rFonts w:ascii="Consolas" w:hAnsi="Consolas" w:cs="Consolas"/>
+          <w:u w:val="single"/>
+        </w:rPr>
+      </w:pPr>
+    </w:p>
+    <w:p>
+      <w:pPr>
         <w:rPr>
           <w:rFonts w:ascii="Consolas" w:hAnsi="Consolas" w:cs="Consolas"/>
           <w:u w:val="single"/>
@@ -475,15 +7297,196 @@
       <w:r>
         <w:rPr>
           <w:rFonts w:ascii="Consolas" w:hAnsi="Consolas" w:cs="Consolas"/>
-        </w:rPr>
-        <w:t>Cover error handling and decision making</w:t>
+          <w:u w:val="single"/>
+        </w:rPr>
+        <w:lastRenderedPageBreak/>
+        <w:t>Pseudocode Analysis:</w:t>
       </w:r>
     </w:p>
     <w:p>
       <w:pPr>
         <w:rPr>
           <w:rFonts w:ascii="Consolas" w:hAnsi="Consolas" w:cs="Consolas"/>
-          <w:u w:val="single"/>
+        </w:rPr>
+      </w:pPr>
+      <w:r>
+        <w:rPr>
+          <w:rFonts w:ascii="Consolas" w:hAnsi="Consolas" w:cs="Consolas"/>
+        </w:rPr>
+        <w:tab/>
+        <w:t>Note: variables/objects not defined in the module are defined in a separate module which is imported (mainly from the constants module)</w:t>
+      </w:r>
+    </w:p>
+    <w:p>
+      <w:pPr>
+        <w:rPr>
+          <w:rFonts w:ascii="Consolas" w:hAnsi="Consolas" w:cs="Consolas"/>
+        </w:rPr>
+      </w:pPr>
+    </w:p>
+    <w:p>
+      <w:pPr>
+        <w:ind w:left="720"/>
+        <w:rPr>
+          <w:rFonts w:ascii="Consolas" w:hAnsi="Consolas" w:cs="Consolas"/>
+        </w:rPr>
+      </w:pPr>
+    </w:p>
+    <w:p>
+      <w:pPr>
+        <w:ind w:left="720"/>
+        <w:rPr>
+          <w:rFonts w:ascii="Consolas" w:hAnsi="Consolas" w:cs="Consolas"/>
+        </w:rPr>
+      </w:pPr>
+      <w:r>
+        <w:rPr>
+          <w:rFonts w:ascii="Consolas" w:hAnsi="Consolas" w:cs="Consolas"/>
+        </w:rPr>
+        <w:t xml:space="preserve">The section highlighted in </w:t>
+      </w:r>
+      <w:r>
+        <w:rPr>
+          <w:rFonts w:ascii="Consolas" w:hAnsi="Consolas" w:cs="Consolas"/>
+          <w:highlight w:val="yellow"/>
+        </w:rPr>
+        <w:t>yellow</w:t>
+      </w:r>
+      <w:r>
+        <w:rPr>
+          <w:rFonts w:ascii="Consolas" w:hAnsi="Consolas" w:cs="Consolas"/>
+        </w:rPr>
+        <w:t xml:space="preserve"> is a section which is an example of where I have implemented error handling into my module. In that specific instance I used the error handling to handle </w:t>
+      </w:r>
+      <w:proofErr w:type="spellStart"/>
+      <w:r>
+        <w:rPr>
+          <w:rFonts w:ascii="Consolas" w:hAnsi="Consolas" w:cs="Consolas"/>
+        </w:rPr>
+        <w:t>ModuleNotFoundError</w:t>
+      </w:r>
+      <w:proofErr w:type="spellEnd"/>
+      <w:r>
+        <w:rPr>
+          <w:rFonts w:ascii="Consolas" w:hAnsi="Consolas" w:cs="Consolas"/>
+        </w:rPr>
+        <w:t xml:space="preserve"> which is raised if a module that is being imported is not found in which case the code would print the error and quit gracefully instead of crashing suddenly.</w:t>
+      </w:r>
+    </w:p>
+    <w:p>
+      <w:pPr>
+        <w:ind w:left="720"/>
+        <w:rPr>
+          <w:rFonts w:ascii="Consolas" w:hAnsi="Consolas" w:cs="Consolas"/>
+        </w:rPr>
+      </w:pPr>
+    </w:p>
+    <w:p>
+      <w:pPr>
+        <w:ind w:left="720"/>
+        <w:rPr>
+          <w:rFonts w:ascii="Consolas" w:hAnsi="Consolas" w:cs="Consolas"/>
+        </w:rPr>
+      </w:pPr>
+      <w:r>
+        <w:rPr>
+          <w:rFonts w:ascii="Consolas" w:hAnsi="Consolas" w:cs="Consolas"/>
+        </w:rPr>
+        <w:t xml:space="preserve">The sections highlighted in </w:t>
+      </w:r>
+      <w:r>
+        <w:rPr>
+          <w:rFonts w:ascii="Consolas" w:hAnsi="Consolas" w:cs="Consolas"/>
+          <w:highlight w:val="green"/>
+        </w:rPr>
+        <w:t>green</w:t>
+      </w:r>
+      <w:r>
+        <w:rPr>
+          <w:rFonts w:ascii="Consolas" w:hAnsi="Consolas" w:cs="Consolas"/>
+        </w:rPr>
+        <w:t xml:space="preserve"> show examples of OOP principles being implemented in my module. In those specific instances the</w:t>
+      </w:r>
+      <w:r>
+        <w:rPr>
+          <w:rFonts w:ascii="Consolas" w:hAnsi="Consolas" w:cs="Consolas"/>
+        </w:rPr>
+        <w:t xml:space="preserve"> upgrade() method is an example of inheritance as that method is inherited from the parent class Turret to the child classes of Cannon and </w:t>
+      </w:r>
+      <w:proofErr w:type="spellStart"/>
+      <w:r>
+        <w:rPr>
+          <w:rFonts w:ascii="Consolas" w:hAnsi="Consolas" w:cs="Consolas"/>
+        </w:rPr>
+        <w:t>Machinelaser</w:t>
+      </w:r>
+      <w:proofErr w:type="spellEnd"/>
+      <w:r>
+        <w:rPr>
+          <w:rFonts w:ascii="Consolas" w:hAnsi="Consolas" w:cs="Consolas"/>
+        </w:rPr>
+        <w:t xml:space="preserve">. On the other hand </w:t>
+      </w:r>
+      <w:proofErr w:type="spellStart"/>
+      <w:proofErr w:type="gramStart"/>
+      <w:r>
+        <w:rPr>
+          <w:rFonts w:ascii="Consolas" w:hAnsi="Consolas" w:cs="Consolas"/>
+        </w:rPr>
+        <w:t>MouseCheck</w:t>
+      </w:r>
+      <w:proofErr w:type="spellEnd"/>
+      <w:r>
+        <w:rPr>
+          <w:rFonts w:ascii="Consolas" w:hAnsi="Consolas" w:cs="Consolas"/>
+        </w:rPr>
+        <w:t>(</w:t>
+      </w:r>
+      <w:proofErr w:type="gramEnd"/>
+      <w:r>
+        <w:rPr>
+          <w:rFonts w:ascii="Consolas" w:hAnsi="Consolas" w:cs="Consolas"/>
+        </w:rPr>
+        <w:t xml:space="preserve">) and </w:t>
+      </w:r>
+      <w:proofErr w:type="spellStart"/>
+      <w:r>
+        <w:rPr>
+          <w:rFonts w:ascii="Consolas" w:hAnsi="Consolas" w:cs="Consolas"/>
+        </w:rPr>
+        <w:t>MouseClick</w:t>
+      </w:r>
+      <w:proofErr w:type="spellEnd"/>
+      <w:r>
+        <w:rPr>
+          <w:rFonts w:ascii="Consolas" w:hAnsi="Consolas" w:cs="Consolas"/>
+        </w:rPr>
+        <w:t xml:space="preserve">() functions are examples of </w:t>
+      </w:r>
+      <w:r>
+        <w:rPr>
+          <w:rFonts w:ascii="Consolas" w:hAnsi="Consolas" w:cs="Consolas"/>
+        </w:rPr>
+        <w:t>encapsulation as they allow for the use and modification of button object attributes which are all private attributes (aside from .active)</w:t>
+      </w:r>
+      <w:r>
+        <w:rPr>
+          <w:rFonts w:ascii="Consolas" w:hAnsi="Consolas" w:cs="Consolas"/>
+        </w:rPr>
+        <w:t xml:space="preserve"> securely and privately</w:t>
+      </w:r>
+      <w:r>
+        <w:rPr>
+          <w:rFonts w:ascii="Consolas" w:hAnsi="Consolas" w:cs="Consolas"/>
+        </w:rPr>
+        <w:t>.</w:t>
+      </w:r>
+    </w:p>
+    <w:p>
+      <w:pPr>
+        <w:ind w:left="720"/>
+        <w:rPr>
+          <w:rFonts w:ascii="Consolas" w:hAnsi="Consolas" w:cs="Consolas"/>
         </w:rPr>
       </w:pPr>
     </w:p>
@@ -1383,6 +8386,7 @@
                 <w:rFonts w:ascii="Consolas" w:hAnsi="Consolas" w:cs="Consolas"/>
                 <w:u w:val="single"/>
               </w:rPr>
+              <w:lastRenderedPageBreak/>
               <w:t>Button(</w:t>
             </w:r>
             <w:proofErr w:type="spellStart"/>
@@ -3938,7 +10942,6 @@
               <w:rPr>
                 <w:rFonts w:ascii="Consolas" w:hAnsi="Consolas" w:cs="Consolas"/>
               </w:rPr>
-              <w:lastRenderedPageBreak/>
               <w:t xml:space="preserve">+ </w:t>
             </w:r>
             <w:proofErr w:type="spellStart"/>
@@ -5601,7 +12604,6 @@
               <w:rPr>
                 <w:rFonts w:ascii="Consolas" w:hAnsi="Consolas" w:cs="Consolas"/>
               </w:rPr>
-              <w:lastRenderedPageBreak/>
               <w:t>+ range: int</w:t>
             </w:r>
           </w:p>
@@ -5854,6 +12856,7 @@
                 <w:rFonts w:ascii="Consolas" w:hAnsi="Consolas" w:cs="Consolas"/>
                 <w:u w:val="single"/>
               </w:rPr>
+              <w:lastRenderedPageBreak/>
               <w:t>Machine</w:t>
             </w:r>
             <w:r>
@@ -6337,6 +13340,7 @@
                               <w:t xml:space="preserve">FUNCTION </w:t>
                             </w:r>
                             <w:proofErr w:type="spellStart"/>
+                            <w:proofErr w:type="gramStart"/>
                             <w:r>
                               <w:rPr>
                                 <w:rFonts w:ascii="Consolas" w:hAnsi="Consolas" w:cs="Consolas"/>
@@ -6351,6 +13355,7 @@
                               <w:t>(</w:t>
                             </w:r>
                             <w:proofErr w:type="spellStart"/>
+                            <w:proofErr w:type="gramEnd"/>
                             <w:r>
                               <w:rPr>
                                 <w:rFonts w:ascii="Consolas" w:hAnsi="Consolas" w:cs="Consolas"/>
@@ -6418,7 +13423,29 @@
                               <w:rPr>
                                 <w:rFonts w:ascii="Consolas" w:hAnsi="Consolas" w:cs="Consolas"/>
                               </w:rPr>
-                              <w:t xml:space="preserve"> = mousePosition[0] // TILE_SIZE</w:t>
+                              <w:t xml:space="preserve"> = </w:t>
+                            </w:r>
+                            <w:proofErr w:type="spellStart"/>
+                            <w:proofErr w:type="gramStart"/>
+                            <w:r>
+                              <w:rPr>
+                                <w:rFonts w:ascii="Consolas" w:hAnsi="Consolas" w:cs="Consolas"/>
+                              </w:rPr>
+                              <w:t>mousePosition</w:t>
+                            </w:r>
+                            <w:proofErr w:type="spellEnd"/>
+                            <w:r>
+                              <w:rPr>
+                                <w:rFonts w:ascii="Consolas" w:hAnsi="Consolas" w:cs="Consolas"/>
+                              </w:rPr>
+                              <w:t>[</w:t>
+                            </w:r>
+                            <w:proofErr w:type="gramEnd"/>
+                            <w:r>
+                              <w:rPr>
+                                <w:rFonts w:ascii="Consolas" w:hAnsi="Consolas" w:cs="Consolas"/>
+                              </w:rPr>
+                              <w:t>0] // TILE_SIZE</w:t>
                             </w:r>
                           </w:p>
                           <w:p>
@@ -6428,11 +13455,41 @@
                                 <w:rFonts w:ascii="Consolas" w:hAnsi="Consolas" w:cs="Consolas"/>
                               </w:rPr>
                             </w:pPr>
-                            <w:r>
-                              <w:rPr>
-                                <w:rFonts w:ascii="Consolas" w:hAnsi="Consolas" w:cs="Consolas"/>
-                              </w:rPr>
-                              <w:t>tileY = mousePosition[1] // TILE_SIZE</w:t>
+                            <w:proofErr w:type="spellStart"/>
+                            <w:r>
+                              <w:rPr>
+                                <w:rFonts w:ascii="Consolas" w:hAnsi="Consolas" w:cs="Consolas"/>
+                              </w:rPr>
+                              <w:t>tileY</w:t>
+                            </w:r>
+                            <w:proofErr w:type="spellEnd"/>
+                            <w:r>
+                              <w:rPr>
+                                <w:rFonts w:ascii="Consolas" w:hAnsi="Consolas" w:cs="Consolas"/>
+                              </w:rPr>
+                              <w:t xml:space="preserve"> = </w:t>
+                            </w:r>
+                            <w:proofErr w:type="spellStart"/>
+                            <w:proofErr w:type="gramStart"/>
+                            <w:r>
+                              <w:rPr>
+                                <w:rFonts w:ascii="Consolas" w:hAnsi="Consolas" w:cs="Consolas"/>
+                              </w:rPr>
+                              <w:t>mousePosition</w:t>
+                            </w:r>
+                            <w:proofErr w:type="spellEnd"/>
+                            <w:r>
+                              <w:rPr>
+                                <w:rFonts w:ascii="Consolas" w:hAnsi="Consolas" w:cs="Consolas"/>
+                              </w:rPr>
+                              <w:t>[</w:t>
+                            </w:r>
+                            <w:proofErr w:type="gramEnd"/>
+                            <w:r>
+                              <w:rPr>
+                                <w:rFonts w:ascii="Consolas" w:hAnsi="Consolas" w:cs="Consolas"/>
+                              </w:rPr>
+                              <w:t>1] // TILE_SIZE</w:t>
                             </w:r>
                           </w:p>
                           <w:p>
@@ -6442,12 +13499,42 @@
                                 <w:rFonts w:ascii="Consolas" w:hAnsi="Consolas" w:cs="Consolas"/>
                               </w:rPr>
                             </w:pPr>
-                            <w:r>
-                              <w:rPr>
-                                <w:rFonts w:ascii="Consolas" w:hAnsi="Consolas" w:cs="Consolas"/>
-                              </w:rPr>
-                              <w:t>mouseTileNum = tileY * TILE_ROWS + tileX</w:t>
-                            </w:r>
+                            <w:proofErr w:type="spellStart"/>
+                            <w:r>
+                              <w:rPr>
+                                <w:rFonts w:ascii="Consolas" w:hAnsi="Consolas" w:cs="Consolas"/>
+                              </w:rPr>
+                              <w:t>mouseTileNum</w:t>
+                            </w:r>
+                            <w:proofErr w:type="spellEnd"/>
+                            <w:r>
+                              <w:rPr>
+                                <w:rFonts w:ascii="Consolas" w:hAnsi="Consolas" w:cs="Consolas"/>
+                              </w:rPr>
+                              <w:t xml:space="preserve"> = </w:t>
+                            </w:r>
+                            <w:proofErr w:type="spellStart"/>
+                            <w:r>
+                              <w:rPr>
+                                <w:rFonts w:ascii="Consolas" w:hAnsi="Consolas" w:cs="Consolas"/>
+                              </w:rPr>
+                              <w:t>tileY</w:t>
+                            </w:r>
+                            <w:proofErr w:type="spellEnd"/>
+                            <w:r>
+                              <w:rPr>
+                                <w:rFonts w:ascii="Consolas" w:hAnsi="Consolas" w:cs="Consolas"/>
+                              </w:rPr>
+                              <w:t xml:space="preserve"> * TILE_ROWS + </w:t>
+                            </w:r>
+                            <w:proofErr w:type="spellStart"/>
+                            <w:r>
+                              <w:rPr>
+                                <w:rFonts w:ascii="Consolas" w:hAnsi="Consolas" w:cs="Consolas"/>
+                              </w:rPr>
+                              <w:t>tileX</w:t>
+                            </w:r>
+                            <w:proofErr w:type="spellEnd"/>
                           </w:p>
                           <w:p>
                             <w:pPr>
@@ -6460,7 +13547,37 @@
                               <w:rPr>
                                 <w:rFonts w:ascii="Consolas" w:hAnsi="Consolas" w:cs="Consolas"/>
                               </w:rPr>
-                              <w:t>IF world.tilemap[mouseTileNum] IN GRASS_TILE_VALUES THEN</w:t>
+                              <w:t xml:space="preserve">IF </w:t>
+                            </w:r>
+                            <w:proofErr w:type="spellStart"/>
+                            <w:proofErr w:type="gramStart"/>
+                            <w:r>
+                              <w:rPr>
+                                <w:rFonts w:ascii="Consolas" w:hAnsi="Consolas" w:cs="Consolas"/>
+                              </w:rPr>
+                              <w:t>world.tilemap</w:t>
+                            </w:r>
+                            <w:proofErr w:type="spellEnd"/>
+                            <w:proofErr w:type="gramEnd"/>
+                            <w:r>
+                              <w:rPr>
+                                <w:rFonts w:ascii="Consolas" w:hAnsi="Consolas" w:cs="Consolas"/>
+                              </w:rPr>
+                              <w:t>[</w:t>
+                            </w:r>
+                            <w:proofErr w:type="spellStart"/>
+                            <w:r>
+                              <w:rPr>
+                                <w:rFonts w:ascii="Consolas" w:hAnsi="Consolas" w:cs="Consolas"/>
+                              </w:rPr>
+                              <w:t>mouseTileNum</w:t>
+                            </w:r>
+                            <w:proofErr w:type="spellEnd"/>
+                            <w:r>
+                              <w:rPr>
+                                <w:rFonts w:ascii="Consolas" w:hAnsi="Consolas" w:cs="Consolas"/>
+                              </w:rPr>
+                              <w:t>] IN GRASS_TILE_VALUES THEN</w:t>
                             </w:r>
                           </w:p>
                           <w:p>
@@ -6470,11 +13587,19 @@
                                 <w:rFonts w:ascii="Consolas" w:hAnsi="Consolas" w:cs="Consolas"/>
                               </w:rPr>
                             </w:pPr>
-                            <w:r>
-                              <w:rPr>
-                                <w:rFonts w:ascii="Consolas" w:hAnsi="Consolas" w:cs="Consolas"/>
-                              </w:rPr>
-                              <w:t>tileFree = True</w:t>
+                            <w:proofErr w:type="spellStart"/>
+                            <w:r>
+                              <w:rPr>
+                                <w:rFonts w:ascii="Consolas" w:hAnsi="Consolas" w:cs="Consolas"/>
+                              </w:rPr>
+                              <w:t>tileFree</w:t>
+                            </w:r>
+                            <w:proofErr w:type="spellEnd"/>
+                            <w:r>
+                              <w:rPr>
+                                <w:rFonts w:ascii="Consolas" w:hAnsi="Consolas" w:cs="Consolas"/>
+                              </w:rPr>
+                              <w:t xml:space="preserve"> = True</w:t>
                             </w:r>
                           </w:p>
                           <w:p>
@@ -6496,7 +13621,21 @@
                               <w:rPr>
                                 <w:rFonts w:ascii="Consolas" w:hAnsi="Consolas" w:cs="Consolas"/>
                               </w:rPr>
-                              <w:t>FOR turret IN allTurretsGroup DO</w:t>
+                              <w:t xml:space="preserve">FOR turret IN </w:t>
+                            </w:r>
+                            <w:proofErr w:type="spellStart"/>
+                            <w:r>
+                              <w:rPr>
+                                <w:rFonts w:ascii="Consolas" w:hAnsi="Consolas" w:cs="Consolas"/>
+                              </w:rPr>
+                              <w:t>allTurretsGroup</w:t>
+                            </w:r>
+                            <w:proofErr w:type="spellEnd"/>
+                            <w:r>
+                              <w:rPr>
+                                <w:rFonts w:ascii="Consolas" w:hAnsi="Consolas" w:cs="Consolas"/>
+                              </w:rPr>
+                              <w:t xml:space="preserve"> DO</w:t>
                             </w:r>
                           </w:p>
                           <w:p>
@@ -6510,8 +13649,60 @@
                               <w:rPr>
                                 <w:rFonts w:ascii="Consolas" w:hAnsi="Consolas" w:cs="Consolas"/>
                               </w:rPr>
-                              <w:t>IF (tileX, tileY) == (turret.tileX, turret.tileY</w:t>
-                            </w:r>
+                              <w:t>IF (</w:t>
+                            </w:r>
+                            <w:proofErr w:type="spellStart"/>
+                            <w:r>
+                              <w:rPr>
+                                <w:rFonts w:ascii="Consolas" w:hAnsi="Consolas" w:cs="Consolas"/>
+                              </w:rPr>
+                              <w:t>tileX</w:t>
+                            </w:r>
+                            <w:proofErr w:type="spellEnd"/>
+                            <w:r>
+                              <w:rPr>
+                                <w:rFonts w:ascii="Consolas" w:hAnsi="Consolas" w:cs="Consolas"/>
+                              </w:rPr>
+                              <w:t xml:space="preserve">, </w:t>
+                            </w:r>
+                            <w:proofErr w:type="spellStart"/>
+                            <w:r>
+                              <w:rPr>
+                                <w:rFonts w:ascii="Consolas" w:hAnsi="Consolas" w:cs="Consolas"/>
+                              </w:rPr>
+                              <w:t>tileY</w:t>
+                            </w:r>
+                            <w:proofErr w:type="spellEnd"/>
+                            <w:r>
+                              <w:rPr>
+                                <w:rFonts w:ascii="Consolas" w:hAnsi="Consolas" w:cs="Consolas"/>
+                              </w:rPr>
+                              <w:t>) == (</w:t>
+                            </w:r>
+                            <w:proofErr w:type="spellStart"/>
+                            <w:proofErr w:type="gramStart"/>
+                            <w:r>
+                              <w:rPr>
+                                <w:rFonts w:ascii="Consolas" w:hAnsi="Consolas" w:cs="Consolas"/>
+                              </w:rPr>
+                              <w:t>turret.tileX</w:t>
+                            </w:r>
+                            <w:proofErr w:type="spellEnd"/>
+                            <w:proofErr w:type="gramEnd"/>
+                            <w:r>
+                              <w:rPr>
+                                <w:rFonts w:ascii="Consolas" w:hAnsi="Consolas" w:cs="Consolas"/>
+                              </w:rPr>
+                              <w:t xml:space="preserve">, </w:t>
+                            </w:r>
+                            <w:proofErr w:type="spellStart"/>
+                            <w:r>
+                              <w:rPr>
+                                <w:rFonts w:ascii="Consolas" w:hAnsi="Consolas" w:cs="Consolas"/>
+                              </w:rPr>
+                              <w:t>turret.tileY</w:t>
+                            </w:r>
+                            <w:proofErr w:type="spellEnd"/>
                             <w:r>
                               <w:rPr>
                                 <w:rFonts w:ascii="Consolas" w:hAnsi="Consolas" w:cs="Consolas"/>
@@ -6532,11 +13723,19 @@
                                 <w:rFonts w:ascii="Consolas" w:hAnsi="Consolas" w:cs="Consolas"/>
                               </w:rPr>
                             </w:pPr>
-                            <w:r>
-                              <w:rPr>
-                                <w:rFonts w:ascii="Consolas" w:hAnsi="Consolas" w:cs="Consolas"/>
-                              </w:rPr>
-                              <w:t>tileFree = False</w:t>
+                            <w:proofErr w:type="spellStart"/>
+                            <w:r>
+                              <w:rPr>
+                                <w:rFonts w:ascii="Consolas" w:hAnsi="Consolas" w:cs="Consolas"/>
+                              </w:rPr>
+                              <w:t>tileFree</w:t>
+                            </w:r>
+                            <w:proofErr w:type="spellEnd"/>
+                            <w:r>
+                              <w:rPr>
+                                <w:rFonts w:ascii="Consolas" w:hAnsi="Consolas" w:cs="Consolas"/>
+                              </w:rPr>
+                              <w:t xml:space="preserve"> = False</w:t>
                             </w:r>
                           </w:p>
                           <w:p>
@@ -6629,8 +13828,16 @@
                               <w:rPr>
                                 <w:rFonts w:ascii="Consolas" w:hAnsi="Consolas" w:cs="Consolas"/>
                               </w:rPr>
-                              <w:t xml:space="preserve"> tileFree</w:t>
-                            </w:r>
+                              <w:t xml:space="preserve"> </w:t>
+                            </w:r>
+                            <w:proofErr w:type="spellStart"/>
+                            <w:r>
+                              <w:rPr>
+                                <w:rFonts w:ascii="Consolas" w:hAnsi="Consolas" w:cs="Consolas"/>
+                              </w:rPr>
+                              <w:t>tileFree</w:t>
+                            </w:r>
+                            <w:proofErr w:type="spellEnd"/>
                             <w:r>
                               <w:rPr>
                                 <w:rFonts w:ascii="Consolas" w:hAnsi="Consolas" w:cs="Consolas"/>
@@ -6650,7 +13857,21 @@
                                 <w:rFonts w:ascii="Consolas" w:hAnsi="Consolas" w:cs="Consolas"/>
                               </w:rPr>
                               <w:tab/>
-                              <w:t>IF turretType == “cannon” THEN</w:t>
+                              <w:t xml:space="preserve">IF </w:t>
+                            </w:r>
+                            <w:proofErr w:type="spellStart"/>
+                            <w:r>
+                              <w:rPr>
+                                <w:rFonts w:ascii="Consolas" w:hAnsi="Consolas" w:cs="Consolas"/>
+                              </w:rPr>
+                              <w:t>turretType</w:t>
+                            </w:r>
+                            <w:proofErr w:type="spellEnd"/>
+                            <w:r>
+                              <w:rPr>
+                                <w:rFonts w:ascii="Consolas" w:hAnsi="Consolas" w:cs="Consolas"/>
+                              </w:rPr>
+                              <w:t xml:space="preserve"> == “cannon” THEN</w:t>
                             </w:r>
                           </w:p>
                           <w:p>
@@ -6660,12 +13881,21 @@
                                 <w:rFonts w:ascii="Consolas" w:hAnsi="Consolas" w:cs="Consolas"/>
                               </w:rPr>
                             </w:pPr>
-                            <w:r>
-                              <w:rPr>
-                                <w:rFonts w:ascii="Consolas" w:hAnsi="Consolas" w:cs="Consolas"/>
-                              </w:rPr>
-                              <w:t xml:space="preserve">newTurret = </w:t>
-                            </w:r>
+                            <w:proofErr w:type="spellStart"/>
+                            <w:r>
+                              <w:rPr>
+                                <w:rFonts w:ascii="Consolas" w:hAnsi="Consolas" w:cs="Consolas"/>
+                              </w:rPr>
+                              <w:t>newTurret</w:t>
+                            </w:r>
+                            <w:proofErr w:type="spellEnd"/>
+                            <w:r>
+                              <w:rPr>
+                                <w:rFonts w:ascii="Consolas" w:hAnsi="Consolas" w:cs="Consolas"/>
+                              </w:rPr>
+                              <w:t xml:space="preserve"> = </w:t>
+                            </w:r>
+                            <w:proofErr w:type="gramStart"/>
                             <w:r>
                               <w:rPr>
                                 <w:rFonts w:ascii="Consolas" w:hAnsi="Consolas" w:cs="Consolas"/>
@@ -6676,14 +13906,71 @@
                               <w:rPr>
                                 <w:rFonts w:ascii="Consolas" w:hAnsi="Consolas" w:cs="Consolas"/>
                               </w:rPr>
-                              <w:t>(tileX, tileY)</w:t>
+                              <w:t>(</w:t>
+                            </w:r>
+                            <w:proofErr w:type="spellStart"/>
+                            <w:proofErr w:type="gramEnd"/>
+                            <w:r>
+                              <w:rPr>
+                                <w:rFonts w:ascii="Consolas" w:hAnsi="Consolas" w:cs="Consolas"/>
+                              </w:rPr>
+                              <w:t>tileX</w:t>
+                            </w:r>
+                            <w:proofErr w:type="spellEnd"/>
+                            <w:r>
+                              <w:rPr>
+                                <w:rFonts w:ascii="Consolas" w:hAnsi="Consolas" w:cs="Consolas"/>
+                              </w:rPr>
+                              <w:t xml:space="preserve">, </w:t>
+                            </w:r>
+                            <w:proofErr w:type="spellStart"/>
+                            <w:r>
+                              <w:rPr>
+                                <w:rFonts w:ascii="Consolas" w:hAnsi="Consolas" w:cs="Consolas"/>
+                              </w:rPr>
+                              <w:t>tileY</w:t>
+                            </w:r>
+                            <w:proofErr w:type="spellEnd"/>
+                            <w:r>
+                              <w:rPr>
+                                <w:rFonts w:ascii="Consolas" w:hAnsi="Consolas" w:cs="Consolas"/>
+                              </w:rPr>
+                              <w:t>)</w:t>
                             </w:r>
                             <w:r>
                               <w:rPr>
                                 <w:rFonts w:ascii="Consolas" w:hAnsi="Consolas" w:cs="Consolas"/>
                               </w:rPr>
                               <w:br/>
-                              <w:t>ELSE IF turretType == “machinelaser” THEN</w:t>
+                              <w:t xml:space="preserve">ELSE IF </w:t>
+                            </w:r>
+                            <w:proofErr w:type="spellStart"/>
+                            <w:r>
+                              <w:rPr>
+                                <w:rFonts w:ascii="Consolas" w:hAnsi="Consolas" w:cs="Consolas"/>
+                              </w:rPr>
+                              <w:t>turretType</w:t>
+                            </w:r>
+                            <w:proofErr w:type="spellEnd"/>
+                            <w:r>
+                              <w:rPr>
+                                <w:rFonts w:ascii="Consolas" w:hAnsi="Consolas" w:cs="Consolas"/>
+                              </w:rPr>
+                              <w:t xml:space="preserve"> == “</w:t>
+                            </w:r>
+                            <w:proofErr w:type="spellStart"/>
+                            <w:r>
+                              <w:rPr>
+                                <w:rFonts w:ascii="Consolas" w:hAnsi="Consolas" w:cs="Consolas"/>
+                              </w:rPr>
+                              <w:t>machinelaser</w:t>
+                            </w:r>
+                            <w:proofErr w:type="spellEnd"/>
+                            <w:r>
+                              <w:rPr>
+                                <w:rFonts w:ascii="Consolas" w:hAnsi="Consolas" w:cs="Consolas"/>
+                              </w:rPr>
+                              <w:t>” THEN</w:t>
                             </w:r>
                           </w:p>
                           <w:p>
@@ -6693,23 +13980,63 @@
                                 <w:rFonts w:ascii="Consolas" w:hAnsi="Consolas" w:cs="Consolas"/>
                               </w:rPr>
                             </w:pPr>
-                            <w:r>
-                              <w:rPr>
-                                <w:rFonts w:ascii="Consolas" w:hAnsi="Consolas" w:cs="Consolas"/>
-                              </w:rPr>
-                              <w:t xml:space="preserve">newTurret = </w:t>
-                            </w:r>
+                            <w:proofErr w:type="spellStart"/>
+                            <w:r>
+                              <w:rPr>
+                                <w:rFonts w:ascii="Consolas" w:hAnsi="Consolas" w:cs="Consolas"/>
+                              </w:rPr>
+                              <w:t>newTurret</w:t>
+                            </w:r>
+                            <w:proofErr w:type="spellEnd"/>
+                            <w:r>
+                              <w:rPr>
+                                <w:rFonts w:ascii="Consolas" w:hAnsi="Consolas" w:cs="Consolas"/>
+                              </w:rPr>
+                              <w:t xml:space="preserve"> = </w:t>
+                            </w:r>
+                            <w:proofErr w:type="spellStart"/>
+                            <w:proofErr w:type="gramStart"/>
                             <w:r>
                               <w:rPr>
                                 <w:rFonts w:ascii="Consolas" w:hAnsi="Consolas" w:cs="Consolas"/>
                               </w:rPr>
                               <w:t>Machinelaser</w:t>
                             </w:r>
-                            <w:r>
-                              <w:rPr>
-                                <w:rFonts w:ascii="Consolas" w:hAnsi="Consolas" w:cs="Consolas"/>
-                              </w:rPr>
-                              <w:t>(tileX, tileY)</w:t>
+                            <w:proofErr w:type="spellEnd"/>
+                            <w:r>
+                              <w:rPr>
+                                <w:rFonts w:ascii="Consolas" w:hAnsi="Consolas" w:cs="Consolas"/>
+                              </w:rPr>
+                              <w:t>(</w:t>
+                            </w:r>
+                            <w:proofErr w:type="spellStart"/>
+                            <w:proofErr w:type="gramEnd"/>
+                            <w:r>
+                              <w:rPr>
+                                <w:rFonts w:ascii="Consolas" w:hAnsi="Consolas" w:cs="Consolas"/>
+                              </w:rPr>
+                              <w:t>tileX</w:t>
+                            </w:r>
+                            <w:proofErr w:type="spellEnd"/>
+                            <w:r>
+                              <w:rPr>
+                                <w:rFonts w:ascii="Consolas" w:hAnsi="Consolas" w:cs="Consolas"/>
+                              </w:rPr>
+                              <w:t xml:space="preserve">, </w:t>
+                            </w:r>
+                            <w:proofErr w:type="spellStart"/>
+                            <w:r>
+                              <w:rPr>
+                                <w:rFonts w:ascii="Consolas" w:hAnsi="Consolas" w:cs="Consolas"/>
+                              </w:rPr>
+                              <w:t>tileY</w:t>
+                            </w:r>
+                            <w:proofErr w:type="spellEnd"/>
+                            <w:r>
+                              <w:rPr>
+                                <w:rFonts w:ascii="Consolas" w:hAnsi="Consolas" w:cs="Consolas"/>
+                              </w:rPr>
+                              <w:t>)</w:t>
                             </w:r>
                           </w:p>
                           <w:p>
@@ -6762,7 +14089,37 @@
                               <w:rPr>
                                 <w:rFonts w:ascii="Consolas" w:hAnsi="Consolas" w:cs="Consolas"/>
                               </w:rPr>
-                              <w:t xml:space="preserve"> world.money - newTurret.cost &gt;= 0</w:t>
+                              <w:t xml:space="preserve"> </w:t>
+                            </w:r>
+                            <w:proofErr w:type="spellStart"/>
+                            <w:proofErr w:type="gramStart"/>
+                            <w:r>
+                              <w:rPr>
+                                <w:rFonts w:ascii="Consolas" w:hAnsi="Consolas" w:cs="Consolas"/>
+                              </w:rPr>
+                              <w:t>world.money</w:t>
+                            </w:r>
+                            <w:proofErr w:type="spellEnd"/>
+                            <w:proofErr w:type="gramEnd"/>
+                            <w:r>
+                              <w:rPr>
+                                <w:rFonts w:ascii="Consolas" w:hAnsi="Consolas" w:cs="Consolas"/>
+                              </w:rPr>
+                              <w:t xml:space="preserve"> - </w:t>
+                            </w:r>
+                            <w:proofErr w:type="spellStart"/>
+                            <w:r>
+                              <w:rPr>
+                                <w:rFonts w:ascii="Consolas" w:hAnsi="Consolas" w:cs="Consolas"/>
+                              </w:rPr>
+                              <w:t>newTurret.cost</w:t>
+                            </w:r>
+                            <w:proofErr w:type="spellEnd"/>
+                            <w:r>
+                              <w:rPr>
+                                <w:rFonts w:ascii="Consolas" w:hAnsi="Consolas" w:cs="Consolas"/>
+                              </w:rPr>
+                              <w:t xml:space="preserve"> &gt;= 0</w:t>
                             </w:r>
                             <w:r>
                               <w:rPr>
@@ -6778,11 +14135,33 @@
                                 <w:rFonts w:ascii="Consolas" w:hAnsi="Consolas" w:cs="Consolas"/>
                               </w:rPr>
                             </w:pPr>
-                            <w:r>
-                              <w:rPr>
-                                <w:rFonts w:ascii="Consolas" w:hAnsi="Consolas" w:cs="Consolas"/>
-                              </w:rPr>
-                              <w:t>allTurretsGroup.add(newTurret)</w:t>
+                            <w:proofErr w:type="spellStart"/>
+                            <w:r>
+                              <w:rPr>
+                                <w:rFonts w:ascii="Consolas" w:hAnsi="Consolas" w:cs="Consolas"/>
+                              </w:rPr>
+                              <w:t>allTurretsGroup.add</w:t>
+                            </w:r>
+                            <w:proofErr w:type="spellEnd"/>
+                            <w:r>
+                              <w:rPr>
+                                <w:rFonts w:ascii="Consolas" w:hAnsi="Consolas" w:cs="Consolas"/>
+                              </w:rPr>
+                              <w:t>(</w:t>
+                            </w:r>
+                            <w:proofErr w:type="spellStart"/>
+                            <w:r>
+                              <w:rPr>
+                                <w:rFonts w:ascii="Consolas" w:hAnsi="Consolas" w:cs="Consolas"/>
+                              </w:rPr>
+                              <w:t>newTurret</w:t>
+                            </w:r>
+                            <w:proofErr w:type="spellEnd"/>
+                            <w:r>
+                              <w:rPr>
+                                <w:rFonts w:ascii="Consolas" w:hAnsi="Consolas" w:cs="Consolas"/>
+                              </w:rPr>
+                              <w:t>)</w:t>
                             </w:r>
                           </w:p>
                           <w:p>
@@ -6792,12 +14171,30 @@
                                 <w:rFonts w:ascii="Consolas" w:hAnsi="Consolas" w:cs="Consolas"/>
                               </w:rPr>
                             </w:pPr>
-                            <w:r>
-                              <w:rPr>
-                                <w:rFonts w:ascii="Consolas" w:hAnsi="Consolas" w:cs="Consolas"/>
-                              </w:rPr>
-                              <w:t>world.money -= newTurret.cost</w:t>
-                            </w:r>
+                            <w:proofErr w:type="spellStart"/>
+                            <w:proofErr w:type="gramStart"/>
+                            <w:r>
+                              <w:rPr>
+                                <w:rFonts w:ascii="Consolas" w:hAnsi="Consolas" w:cs="Consolas"/>
+                              </w:rPr>
+                              <w:t>world.money</w:t>
+                            </w:r>
+                            <w:proofErr w:type="spellEnd"/>
+                            <w:proofErr w:type="gramEnd"/>
+                            <w:r>
+                              <w:rPr>
+                                <w:rFonts w:ascii="Consolas" w:hAnsi="Consolas" w:cs="Consolas"/>
+                              </w:rPr>
+                              <w:t xml:space="preserve"> -= </w:t>
+                            </w:r>
+                            <w:proofErr w:type="spellStart"/>
+                            <w:r>
+                              <w:rPr>
+                                <w:rFonts w:ascii="Consolas" w:hAnsi="Consolas" w:cs="Consolas"/>
+                              </w:rPr>
+                              <w:t>newTurret.cost</w:t>
+                            </w:r>
+                            <w:proofErr w:type="spellEnd"/>
                             <w:r>
                               <w:rPr>
                                 <w:rFonts w:ascii="Consolas" w:hAnsi="Consolas" w:cs="Consolas"/>
@@ -6872,8 +14269,16 @@
                               <w:rPr>
                                 <w:rFonts w:ascii="Consolas" w:hAnsi="Consolas" w:cs="Consolas"/>
                               </w:rPr>
-                              <w:t>return allTurretsGroup</w:t>
-                            </w:r>
+                              <w:t xml:space="preserve">return </w:t>
+                            </w:r>
+                            <w:proofErr w:type="spellStart"/>
+                            <w:r>
+                              <w:rPr>
+                                <w:rFonts w:ascii="Consolas" w:hAnsi="Consolas" w:cs="Consolas"/>
+                              </w:rPr>
+                              <w:t>allTurretsGroup</w:t>
+                            </w:r>
+                            <w:proofErr w:type="spellEnd"/>
                           </w:p>
                           <w:p>
                             <w:pPr>
@@ -6887,12 +14292,14 @@
                             <w:r>
                               <w:t xml:space="preserve">END </w:t>
                             </w:r>
+                            <w:proofErr w:type="spellStart"/>
                             <w:r>
                               <w:rPr>
                                 <w:rFonts w:ascii="Consolas" w:hAnsi="Consolas" w:cs="Consolas"/>
                               </w:rPr>
                               <w:t>createTurret</w:t>
                             </w:r>
+                            <w:proofErr w:type="spellEnd"/>
                           </w:p>
                         </w:txbxContent>
                       </wps:txbx>
@@ -6916,11 +14323,7 @@
           </mc:Choice>
           <mc:Fallback>
             <w:pict>
-              <v:shapetype w14:anchorId="363EFD46" id="_x0000_t202" coordsize="21600,21600" o:spt="202" path="m,l,21600r21600,l21600,xe">
-                <v:stroke joinstyle="miter"/>
-                <v:path gradientshapeok="t" o:connecttype="rect"/>
-              </v:shapetype>
-              <v:shape id="Text Box 1" o:spid="_x0000_s1026" type="#_x0000_t202" style="position:absolute;margin-left:3.1pt;margin-top:7.75pt;width:515.4pt;height:445.95pt;z-index:251659264;visibility:visible;mso-wrap-style:square;mso-width-percent:0;mso-height-percent:0;mso-wrap-distance-left:9pt;mso-wrap-distance-top:0;mso-wrap-distance-right:9pt;mso-wrap-distance-bottom:0;mso-position-horizontal:absolute;mso-position-horizontal-relative:text;mso-position-vertical:absolute;mso-position-vertical-relative:text;mso-width-percent:0;mso-height-percent:0;mso-width-relative:margin;mso-height-relative:margin;v-text-anchor:top" o:gfxdata="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" fillcolor="white [3201]" strokeweight=".5pt">
+              <v:shape w14:anchorId="363EFD46" id="Text Box 1" o:spid="_x0000_s1028" type="#_x0000_t202" style="position:absolute;margin-left:3.1pt;margin-top:7.75pt;width:515.4pt;height:445.95pt;z-index:251659264;visibility:visible;mso-wrap-style:square;mso-width-percent:0;mso-height-percent:0;mso-wrap-distance-left:9pt;mso-wrap-distance-top:0;mso-wrap-distance-right:9pt;mso-wrap-distance-bottom:0;mso-position-horizontal:absolute;mso-position-horizontal-relative:text;mso-position-vertical:absolute;mso-position-vertical-relative:text;mso-width-percent:0;mso-height-percent:0;mso-width-relative:margin;mso-height-relative:margin;v-text-anchor:top" o:gfxdata="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" fillcolor="white [3201]" strokeweight=".5pt">
                 <v:textbox>
                   <w:txbxContent>
                     <w:p>
@@ -6936,6 +14339,7 @@
                         <w:t xml:space="preserve">FUNCTION </w:t>
                       </w:r>
                       <w:proofErr w:type="spellStart"/>
+                      <w:proofErr w:type="gramStart"/>
                       <w:r>
                         <w:rPr>
                           <w:rFonts w:ascii="Consolas" w:hAnsi="Consolas" w:cs="Consolas"/>
@@ -6950,6 +14354,7 @@
                         <w:t>(</w:t>
                       </w:r>
                       <w:proofErr w:type="spellStart"/>
+                      <w:proofErr w:type="gramEnd"/>
                       <w:r>
                         <w:rPr>
                           <w:rFonts w:ascii="Consolas" w:hAnsi="Consolas" w:cs="Consolas"/>
@@ -7017,7 +14422,29 @@
                         <w:rPr>
                           <w:rFonts w:ascii="Consolas" w:hAnsi="Consolas" w:cs="Consolas"/>
                         </w:rPr>
-                        <w:t xml:space="preserve"> = mousePosition[0] // TILE_SIZE</w:t>
+                        <w:t xml:space="preserve"> = </w:t>
+                      </w:r>
+                      <w:proofErr w:type="spellStart"/>
+                      <w:proofErr w:type="gramStart"/>
+                      <w:r>
+                        <w:rPr>
+                          <w:rFonts w:ascii="Consolas" w:hAnsi="Consolas" w:cs="Consolas"/>
+                        </w:rPr>
+                        <w:t>mousePosition</w:t>
+                      </w:r>
+                      <w:proofErr w:type="spellEnd"/>
+                      <w:r>
+                        <w:rPr>
+                          <w:rFonts w:ascii="Consolas" w:hAnsi="Consolas" w:cs="Consolas"/>
+                        </w:rPr>
+                        <w:t>[</w:t>
+                      </w:r>
+                      <w:proofErr w:type="gramEnd"/>
+                      <w:r>
+                        <w:rPr>
+                          <w:rFonts w:ascii="Consolas" w:hAnsi="Consolas" w:cs="Consolas"/>
+                        </w:rPr>
+                        <w:t>0] // TILE_SIZE</w:t>
                       </w:r>
                     </w:p>
                     <w:p>
@@ -7027,11 +14454,41 @@
                           <w:rFonts w:ascii="Consolas" w:hAnsi="Consolas" w:cs="Consolas"/>
                         </w:rPr>
                       </w:pPr>
-                      <w:r>
-                        <w:rPr>
-                          <w:rFonts w:ascii="Consolas" w:hAnsi="Consolas" w:cs="Consolas"/>
-                        </w:rPr>
-                        <w:t>tileY = mousePosition[1] // TILE_SIZE</w:t>
+                      <w:proofErr w:type="spellStart"/>
+                      <w:r>
+                        <w:rPr>
+                          <w:rFonts w:ascii="Consolas" w:hAnsi="Consolas" w:cs="Consolas"/>
+                        </w:rPr>
+                        <w:t>tileY</w:t>
+                      </w:r>
+                      <w:proofErr w:type="spellEnd"/>
+                      <w:r>
+                        <w:rPr>
+                          <w:rFonts w:ascii="Consolas" w:hAnsi="Consolas" w:cs="Consolas"/>
+                        </w:rPr>
+                        <w:t xml:space="preserve"> = </w:t>
+                      </w:r>
+                      <w:proofErr w:type="spellStart"/>
+                      <w:proofErr w:type="gramStart"/>
+                      <w:r>
+                        <w:rPr>
+                          <w:rFonts w:ascii="Consolas" w:hAnsi="Consolas" w:cs="Consolas"/>
+                        </w:rPr>
+                        <w:t>mousePosition</w:t>
+                      </w:r>
+                      <w:proofErr w:type="spellEnd"/>
+                      <w:r>
+                        <w:rPr>
+                          <w:rFonts w:ascii="Consolas" w:hAnsi="Consolas" w:cs="Consolas"/>
+                        </w:rPr>
+                        <w:t>[</w:t>
+                      </w:r>
+                      <w:proofErr w:type="gramEnd"/>
+                      <w:r>
+                        <w:rPr>
+                          <w:rFonts w:ascii="Consolas" w:hAnsi="Consolas" w:cs="Consolas"/>
+                        </w:rPr>
+                        <w:t>1] // TILE_SIZE</w:t>
                       </w:r>
                     </w:p>
                     <w:p>
@@ -7041,12 +14498,42 @@
                           <w:rFonts w:ascii="Consolas" w:hAnsi="Consolas" w:cs="Consolas"/>
                         </w:rPr>
                       </w:pPr>
-                      <w:r>
-                        <w:rPr>
-                          <w:rFonts w:ascii="Consolas" w:hAnsi="Consolas" w:cs="Consolas"/>
-                        </w:rPr>
-                        <w:t>mouseTileNum = tileY * TILE_ROWS + tileX</w:t>
-                      </w:r>
+                      <w:proofErr w:type="spellStart"/>
+                      <w:r>
+                        <w:rPr>
+                          <w:rFonts w:ascii="Consolas" w:hAnsi="Consolas" w:cs="Consolas"/>
+                        </w:rPr>
+                        <w:t>mouseTileNum</w:t>
+                      </w:r>
+                      <w:proofErr w:type="spellEnd"/>
+                      <w:r>
+                        <w:rPr>
+                          <w:rFonts w:ascii="Consolas" w:hAnsi="Consolas" w:cs="Consolas"/>
+                        </w:rPr>
+                        <w:t xml:space="preserve"> = </w:t>
+                      </w:r>
+                      <w:proofErr w:type="spellStart"/>
+                      <w:r>
+                        <w:rPr>
+                          <w:rFonts w:ascii="Consolas" w:hAnsi="Consolas" w:cs="Consolas"/>
+                        </w:rPr>
+                        <w:t>tileY</w:t>
+                      </w:r>
+                      <w:proofErr w:type="spellEnd"/>
+                      <w:r>
+                        <w:rPr>
+                          <w:rFonts w:ascii="Consolas" w:hAnsi="Consolas" w:cs="Consolas"/>
+                        </w:rPr>
+                        <w:t xml:space="preserve"> * TILE_ROWS + </w:t>
+                      </w:r>
+                      <w:proofErr w:type="spellStart"/>
+                      <w:r>
+                        <w:rPr>
+                          <w:rFonts w:ascii="Consolas" w:hAnsi="Consolas" w:cs="Consolas"/>
+                        </w:rPr>
+                        <w:t>tileX</w:t>
+                      </w:r>
+                      <w:proofErr w:type="spellEnd"/>
                     </w:p>
                     <w:p>
                       <w:pPr>
@@ -7059,7 +14546,37 @@
                         <w:rPr>
                           <w:rFonts w:ascii="Consolas" w:hAnsi="Consolas" w:cs="Consolas"/>
                         </w:rPr>
-                        <w:t>IF world.tilemap[mouseTileNum] IN GRASS_TILE_VALUES THEN</w:t>
+                        <w:t xml:space="preserve">IF </w:t>
+                      </w:r>
+                      <w:proofErr w:type="spellStart"/>
+                      <w:proofErr w:type="gramStart"/>
+                      <w:r>
+                        <w:rPr>
+                          <w:rFonts w:ascii="Consolas" w:hAnsi="Consolas" w:cs="Consolas"/>
+                        </w:rPr>
+                        <w:t>world.tilemap</w:t>
+                      </w:r>
+                      <w:proofErr w:type="spellEnd"/>
+                      <w:proofErr w:type="gramEnd"/>
+                      <w:r>
+                        <w:rPr>
+                          <w:rFonts w:ascii="Consolas" w:hAnsi="Consolas" w:cs="Consolas"/>
+                        </w:rPr>
+                        <w:t>[</w:t>
+                      </w:r>
+                      <w:proofErr w:type="spellStart"/>
+                      <w:r>
+                        <w:rPr>
+                          <w:rFonts w:ascii="Consolas" w:hAnsi="Consolas" w:cs="Consolas"/>
+                        </w:rPr>
+                        <w:t>mouseTileNum</w:t>
+                      </w:r>
+                      <w:proofErr w:type="spellEnd"/>
+                      <w:r>
+                        <w:rPr>
+                          <w:rFonts w:ascii="Consolas" w:hAnsi="Consolas" w:cs="Consolas"/>
+                        </w:rPr>
+                        <w:t>] IN GRASS_TILE_VALUES THEN</w:t>
                       </w:r>
                     </w:p>
                     <w:p>
@@ -7069,11 +14586,19 @@
                           <w:rFonts w:ascii="Consolas" w:hAnsi="Consolas" w:cs="Consolas"/>
                         </w:rPr>
                       </w:pPr>
-                      <w:r>
-                        <w:rPr>
-                          <w:rFonts w:ascii="Consolas" w:hAnsi="Consolas" w:cs="Consolas"/>
-                        </w:rPr>
-                        <w:t>tileFree = True</w:t>
+                      <w:proofErr w:type="spellStart"/>
+                      <w:r>
+                        <w:rPr>
+                          <w:rFonts w:ascii="Consolas" w:hAnsi="Consolas" w:cs="Consolas"/>
+                        </w:rPr>
+                        <w:t>tileFree</w:t>
+                      </w:r>
+                      <w:proofErr w:type="spellEnd"/>
+                      <w:r>
+                        <w:rPr>
+                          <w:rFonts w:ascii="Consolas" w:hAnsi="Consolas" w:cs="Consolas"/>
+                        </w:rPr>
+                        <w:t xml:space="preserve"> = True</w:t>
                       </w:r>
                     </w:p>
                     <w:p>
@@ -7095,7 +14620,21 @@
                         <w:rPr>
                           <w:rFonts w:ascii="Consolas" w:hAnsi="Consolas" w:cs="Consolas"/>
                         </w:rPr>
-                        <w:t>FOR turret IN allTurretsGroup DO</w:t>
+                        <w:t xml:space="preserve">FOR turret IN </w:t>
+                      </w:r>
+                      <w:proofErr w:type="spellStart"/>
+                      <w:r>
+                        <w:rPr>
+                          <w:rFonts w:ascii="Consolas" w:hAnsi="Consolas" w:cs="Consolas"/>
+                        </w:rPr>
+                        <w:t>allTurretsGroup</w:t>
+                      </w:r>
+                      <w:proofErr w:type="spellEnd"/>
+                      <w:r>
+                        <w:rPr>
+                          <w:rFonts w:ascii="Consolas" w:hAnsi="Consolas" w:cs="Consolas"/>
+                        </w:rPr>
+                        <w:t xml:space="preserve"> DO</w:t>
                       </w:r>
                     </w:p>
                     <w:p>
@@ -7109,8 +14648,60 @@
                         <w:rPr>
                           <w:rFonts w:ascii="Consolas" w:hAnsi="Consolas" w:cs="Consolas"/>
                         </w:rPr>
-                        <w:t>IF (tileX, tileY) == (turret.tileX, turret.tileY</w:t>
-                      </w:r>
+                        <w:t>IF (</w:t>
+                      </w:r>
+                      <w:proofErr w:type="spellStart"/>
+                      <w:r>
+                        <w:rPr>
+                          <w:rFonts w:ascii="Consolas" w:hAnsi="Consolas" w:cs="Consolas"/>
+                        </w:rPr>
+                        <w:t>tileX</w:t>
+                      </w:r>
+                      <w:proofErr w:type="spellEnd"/>
+                      <w:r>
+                        <w:rPr>
+                          <w:rFonts w:ascii="Consolas" w:hAnsi="Consolas" w:cs="Consolas"/>
+                        </w:rPr>
+                        <w:t xml:space="preserve">, </w:t>
+                      </w:r>
+                      <w:proofErr w:type="spellStart"/>
+                      <w:r>
+                        <w:rPr>
+                          <w:rFonts w:ascii="Consolas" w:hAnsi="Consolas" w:cs="Consolas"/>
+                        </w:rPr>
+                        <w:t>tileY</w:t>
+                      </w:r>
+                      <w:proofErr w:type="spellEnd"/>
+                      <w:r>
+                        <w:rPr>
+                          <w:rFonts w:ascii="Consolas" w:hAnsi="Consolas" w:cs="Consolas"/>
+                        </w:rPr>
+                        <w:t>) == (</w:t>
+                      </w:r>
+                      <w:proofErr w:type="spellStart"/>
+                      <w:proofErr w:type="gramStart"/>
+                      <w:r>
+                        <w:rPr>
+                          <w:rFonts w:ascii="Consolas" w:hAnsi="Consolas" w:cs="Consolas"/>
+                        </w:rPr>
+                        <w:t>turret.tileX</w:t>
+                      </w:r>
+                      <w:proofErr w:type="spellEnd"/>
+                      <w:proofErr w:type="gramEnd"/>
+                      <w:r>
+                        <w:rPr>
+                          <w:rFonts w:ascii="Consolas" w:hAnsi="Consolas" w:cs="Consolas"/>
+                        </w:rPr>
+                        <w:t xml:space="preserve">, </w:t>
+                      </w:r>
+                      <w:proofErr w:type="spellStart"/>
+                      <w:r>
+                        <w:rPr>
+                          <w:rFonts w:ascii="Consolas" w:hAnsi="Consolas" w:cs="Consolas"/>
+                        </w:rPr>
+                        <w:t>turret.tileY</w:t>
+                      </w:r>
+                      <w:proofErr w:type="spellEnd"/>
                       <w:r>
                         <w:rPr>
                           <w:rFonts w:ascii="Consolas" w:hAnsi="Consolas" w:cs="Consolas"/>
@@ -7131,11 +14722,19 @@
                           <w:rFonts w:ascii="Consolas" w:hAnsi="Consolas" w:cs="Consolas"/>
                         </w:rPr>
                       </w:pPr>
-                      <w:r>
-                        <w:rPr>
-                          <w:rFonts w:ascii="Consolas" w:hAnsi="Consolas" w:cs="Consolas"/>
-                        </w:rPr>
-                        <w:t>tileFree = False</w:t>
+                      <w:proofErr w:type="spellStart"/>
+                      <w:r>
+                        <w:rPr>
+                          <w:rFonts w:ascii="Consolas" w:hAnsi="Consolas" w:cs="Consolas"/>
+                        </w:rPr>
+                        <w:t>tileFree</w:t>
+                      </w:r>
+                      <w:proofErr w:type="spellEnd"/>
+                      <w:r>
+                        <w:rPr>
+                          <w:rFonts w:ascii="Consolas" w:hAnsi="Consolas" w:cs="Consolas"/>
+                        </w:rPr>
+                        <w:t xml:space="preserve"> = False</w:t>
                       </w:r>
                     </w:p>
                     <w:p>
@@ -7228,8 +14827,16 @@
                         <w:rPr>
                           <w:rFonts w:ascii="Consolas" w:hAnsi="Consolas" w:cs="Consolas"/>
                         </w:rPr>
-                        <w:t xml:space="preserve"> tileFree</w:t>
-                      </w:r>
+                        <w:t xml:space="preserve"> </w:t>
+                      </w:r>
+                      <w:proofErr w:type="spellStart"/>
+                      <w:r>
+                        <w:rPr>
+                          <w:rFonts w:ascii="Consolas" w:hAnsi="Consolas" w:cs="Consolas"/>
+                        </w:rPr>
+                        <w:t>tileFree</w:t>
+                      </w:r>
+                      <w:proofErr w:type="spellEnd"/>
                       <w:r>
                         <w:rPr>
                           <w:rFonts w:ascii="Consolas" w:hAnsi="Consolas" w:cs="Consolas"/>
@@ -7249,7 +14856,21 @@
                           <w:rFonts w:ascii="Consolas" w:hAnsi="Consolas" w:cs="Consolas"/>
                         </w:rPr>
                         <w:tab/>
-                        <w:t>IF turretType == “cannon” THEN</w:t>
+                        <w:t xml:space="preserve">IF </w:t>
+                      </w:r>
+                      <w:proofErr w:type="spellStart"/>
+                      <w:r>
+                        <w:rPr>
+                          <w:rFonts w:ascii="Consolas" w:hAnsi="Consolas" w:cs="Consolas"/>
+                        </w:rPr>
+                        <w:t>turretType</w:t>
+                      </w:r>
+                      <w:proofErr w:type="spellEnd"/>
+                      <w:r>
+                        <w:rPr>
+                          <w:rFonts w:ascii="Consolas" w:hAnsi="Consolas" w:cs="Consolas"/>
+                        </w:rPr>
+                        <w:t xml:space="preserve"> == “cannon” THEN</w:t>
                       </w:r>
                     </w:p>
                     <w:p>
@@ -7259,12 +14880,21 @@
                           <w:rFonts w:ascii="Consolas" w:hAnsi="Consolas" w:cs="Consolas"/>
                         </w:rPr>
                       </w:pPr>
-                      <w:r>
-                        <w:rPr>
-                          <w:rFonts w:ascii="Consolas" w:hAnsi="Consolas" w:cs="Consolas"/>
-                        </w:rPr>
-                        <w:t xml:space="preserve">newTurret = </w:t>
-                      </w:r>
+                      <w:proofErr w:type="spellStart"/>
+                      <w:r>
+                        <w:rPr>
+                          <w:rFonts w:ascii="Consolas" w:hAnsi="Consolas" w:cs="Consolas"/>
+                        </w:rPr>
+                        <w:t>newTurret</w:t>
+                      </w:r>
+                      <w:proofErr w:type="spellEnd"/>
+                      <w:r>
+                        <w:rPr>
+                          <w:rFonts w:ascii="Consolas" w:hAnsi="Consolas" w:cs="Consolas"/>
+                        </w:rPr>
+                        <w:t xml:space="preserve"> = </w:t>
+                      </w:r>
+                      <w:proofErr w:type="gramStart"/>
                       <w:r>
                         <w:rPr>
                           <w:rFonts w:ascii="Consolas" w:hAnsi="Consolas" w:cs="Consolas"/>
@@ -7275,14 +14905,71 @@
                         <w:rPr>
                           <w:rFonts w:ascii="Consolas" w:hAnsi="Consolas" w:cs="Consolas"/>
                         </w:rPr>
-                        <w:t>(tileX, tileY)</w:t>
+                        <w:t>(</w:t>
+                      </w:r>
+                      <w:proofErr w:type="spellStart"/>
+                      <w:proofErr w:type="gramEnd"/>
+                      <w:r>
+                        <w:rPr>
+                          <w:rFonts w:ascii="Consolas" w:hAnsi="Consolas" w:cs="Consolas"/>
+                        </w:rPr>
+                        <w:t>tileX</w:t>
+                      </w:r>
+                      <w:proofErr w:type="spellEnd"/>
+                      <w:r>
+                        <w:rPr>
+                          <w:rFonts w:ascii="Consolas" w:hAnsi="Consolas" w:cs="Consolas"/>
+                        </w:rPr>
+                        <w:t xml:space="preserve">, </w:t>
+                      </w:r>
+                      <w:proofErr w:type="spellStart"/>
+                      <w:r>
+                        <w:rPr>
+                          <w:rFonts w:ascii="Consolas" w:hAnsi="Consolas" w:cs="Consolas"/>
+                        </w:rPr>
+                        <w:t>tileY</w:t>
+                      </w:r>
+                      <w:proofErr w:type="spellEnd"/>
+                      <w:r>
+                        <w:rPr>
+                          <w:rFonts w:ascii="Consolas" w:hAnsi="Consolas" w:cs="Consolas"/>
+                        </w:rPr>
+                        <w:t>)</w:t>
                       </w:r>
                       <w:r>
                         <w:rPr>
                           <w:rFonts w:ascii="Consolas" w:hAnsi="Consolas" w:cs="Consolas"/>
                         </w:rPr>
                         <w:br/>
-                        <w:t>ELSE IF turretType == “machinelaser” THEN</w:t>
+                        <w:t xml:space="preserve">ELSE IF </w:t>
+                      </w:r>
+                      <w:proofErr w:type="spellStart"/>
+                      <w:r>
+                        <w:rPr>
+                          <w:rFonts w:ascii="Consolas" w:hAnsi="Consolas" w:cs="Consolas"/>
+                        </w:rPr>
+                        <w:t>turretType</w:t>
+                      </w:r>
+                      <w:proofErr w:type="spellEnd"/>
+                      <w:r>
+                        <w:rPr>
+                          <w:rFonts w:ascii="Consolas" w:hAnsi="Consolas" w:cs="Consolas"/>
+                        </w:rPr>
+                        <w:t xml:space="preserve"> == “</w:t>
+                      </w:r>
+                      <w:proofErr w:type="spellStart"/>
+                      <w:r>
+                        <w:rPr>
+                          <w:rFonts w:ascii="Consolas" w:hAnsi="Consolas" w:cs="Consolas"/>
+                        </w:rPr>
+                        <w:t>machinelaser</w:t>
+                      </w:r>
+                      <w:proofErr w:type="spellEnd"/>
+                      <w:r>
+                        <w:rPr>
+                          <w:rFonts w:ascii="Consolas" w:hAnsi="Consolas" w:cs="Consolas"/>
+                        </w:rPr>
+                        <w:t>” THEN</w:t>
                       </w:r>
                     </w:p>
                     <w:p>
@@ -7292,23 +14979,63 @@
                           <w:rFonts w:ascii="Consolas" w:hAnsi="Consolas" w:cs="Consolas"/>
                         </w:rPr>
                       </w:pPr>
-                      <w:r>
-                        <w:rPr>
-                          <w:rFonts w:ascii="Consolas" w:hAnsi="Consolas" w:cs="Consolas"/>
-                        </w:rPr>
-                        <w:t xml:space="preserve">newTurret = </w:t>
-                      </w:r>
+                      <w:proofErr w:type="spellStart"/>
+                      <w:r>
+                        <w:rPr>
+                          <w:rFonts w:ascii="Consolas" w:hAnsi="Consolas" w:cs="Consolas"/>
+                        </w:rPr>
+                        <w:t>newTurret</w:t>
+                      </w:r>
+                      <w:proofErr w:type="spellEnd"/>
+                      <w:r>
+                        <w:rPr>
+                          <w:rFonts w:ascii="Consolas" w:hAnsi="Consolas" w:cs="Consolas"/>
+                        </w:rPr>
+                        <w:t xml:space="preserve"> = </w:t>
+                      </w:r>
+                      <w:proofErr w:type="spellStart"/>
+                      <w:proofErr w:type="gramStart"/>
                       <w:r>
                         <w:rPr>
                           <w:rFonts w:ascii="Consolas" w:hAnsi="Consolas" w:cs="Consolas"/>
                         </w:rPr>
                         <w:t>Machinelaser</w:t>
                       </w:r>
-                      <w:r>
-                        <w:rPr>
-                          <w:rFonts w:ascii="Consolas" w:hAnsi="Consolas" w:cs="Consolas"/>
-                        </w:rPr>
-                        <w:t>(tileX, tileY)</w:t>
+                      <w:proofErr w:type="spellEnd"/>
+                      <w:r>
+                        <w:rPr>
+                          <w:rFonts w:ascii="Consolas" w:hAnsi="Consolas" w:cs="Consolas"/>
+                        </w:rPr>
+                        <w:t>(</w:t>
+                      </w:r>
+                      <w:proofErr w:type="spellStart"/>
+                      <w:proofErr w:type="gramEnd"/>
+                      <w:r>
+                        <w:rPr>
+                          <w:rFonts w:ascii="Consolas" w:hAnsi="Consolas" w:cs="Consolas"/>
+                        </w:rPr>
+                        <w:t>tileX</w:t>
+                      </w:r>
+                      <w:proofErr w:type="spellEnd"/>
+                      <w:r>
+                        <w:rPr>
+                          <w:rFonts w:ascii="Consolas" w:hAnsi="Consolas" w:cs="Consolas"/>
+                        </w:rPr>
+                        <w:t xml:space="preserve">, </w:t>
+                      </w:r>
+                      <w:proofErr w:type="spellStart"/>
+                      <w:r>
+                        <w:rPr>
+                          <w:rFonts w:ascii="Consolas" w:hAnsi="Consolas" w:cs="Consolas"/>
+                        </w:rPr>
+                        <w:t>tileY</w:t>
+                      </w:r>
+                      <w:proofErr w:type="spellEnd"/>
+                      <w:r>
+                        <w:rPr>
+                          <w:rFonts w:ascii="Consolas" w:hAnsi="Consolas" w:cs="Consolas"/>
+                        </w:rPr>
+                        <w:t>)</w:t>
                       </w:r>
                     </w:p>
                     <w:p>
@@ -7361,7 +15088,37 @@
                         <w:rPr>
                           <w:rFonts w:ascii="Consolas" w:hAnsi="Consolas" w:cs="Consolas"/>
                         </w:rPr>
-                        <w:t xml:space="preserve"> world.money - newTurret.cost &gt;= 0</w:t>
+                        <w:t xml:space="preserve"> </w:t>
+                      </w:r>
+                      <w:proofErr w:type="spellStart"/>
+                      <w:proofErr w:type="gramStart"/>
+                      <w:r>
+                        <w:rPr>
+                          <w:rFonts w:ascii="Consolas" w:hAnsi="Consolas" w:cs="Consolas"/>
+                        </w:rPr>
+                        <w:t>world.money</w:t>
+                      </w:r>
+                      <w:proofErr w:type="spellEnd"/>
+                      <w:proofErr w:type="gramEnd"/>
+                      <w:r>
+                        <w:rPr>
+                          <w:rFonts w:ascii="Consolas" w:hAnsi="Consolas" w:cs="Consolas"/>
+                        </w:rPr>
+                        <w:t xml:space="preserve"> - </w:t>
+                      </w:r>
+                      <w:proofErr w:type="spellStart"/>
+                      <w:r>
+                        <w:rPr>
+                          <w:rFonts w:ascii="Consolas" w:hAnsi="Consolas" w:cs="Consolas"/>
+                        </w:rPr>
+                        <w:t>newTurret.cost</w:t>
+                      </w:r>
+                      <w:proofErr w:type="spellEnd"/>
+                      <w:r>
+                        <w:rPr>
+                          <w:rFonts w:ascii="Consolas" w:hAnsi="Consolas" w:cs="Consolas"/>
+                        </w:rPr>
+                        <w:t xml:space="preserve"> &gt;= 0</w:t>
                       </w:r>
                       <w:r>
                         <w:rPr>
@@ -7377,11 +15134,33 @@
                           <w:rFonts w:ascii="Consolas" w:hAnsi="Consolas" w:cs="Consolas"/>
                         </w:rPr>
                       </w:pPr>
-                      <w:r>
-                        <w:rPr>
-                          <w:rFonts w:ascii="Consolas" w:hAnsi="Consolas" w:cs="Consolas"/>
-                        </w:rPr>
-                        <w:t>allTurretsGroup.add(newTurret)</w:t>
+                      <w:proofErr w:type="spellStart"/>
+                      <w:r>
+                        <w:rPr>
+                          <w:rFonts w:ascii="Consolas" w:hAnsi="Consolas" w:cs="Consolas"/>
+                        </w:rPr>
+                        <w:t>allTurretsGroup.add</w:t>
+                      </w:r>
+                      <w:proofErr w:type="spellEnd"/>
+                      <w:r>
+                        <w:rPr>
+                          <w:rFonts w:ascii="Consolas" w:hAnsi="Consolas" w:cs="Consolas"/>
+                        </w:rPr>
+                        <w:t>(</w:t>
+                      </w:r>
+                      <w:proofErr w:type="spellStart"/>
+                      <w:r>
+                        <w:rPr>
+                          <w:rFonts w:ascii="Consolas" w:hAnsi="Consolas" w:cs="Consolas"/>
+                        </w:rPr>
+                        <w:t>newTurret</w:t>
+                      </w:r>
+                      <w:proofErr w:type="spellEnd"/>
+                      <w:r>
+                        <w:rPr>
+                          <w:rFonts w:ascii="Consolas" w:hAnsi="Consolas" w:cs="Consolas"/>
+                        </w:rPr>
+                        <w:t>)</w:t>
                       </w:r>
                     </w:p>
                     <w:p>
@@ -7391,12 +15170,30 @@
                           <w:rFonts w:ascii="Consolas" w:hAnsi="Consolas" w:cs="Consolas"/>
                         </w:rPr>
                       </w:pPr>
-                      <w:r>
-                        <w:rPr>
-                          <w:rFonts w:ascii="Consolas" w:hAnsi="Consolas" w:cs="Consolas"/>
-                        </w:rPr>
-                        <w:t>world.money -= newTurret.cost</w:t>
-                      </w:r>
+                      <w:proofErr w:type="spellStart"/>
+                      <w:proofErr w:type="gramStart"/>
+                      <w:r>
+                        <w:rPr>
+                          <w:rFonts w:ascii="Consolas" w:hAnsi="Consolas" w:cs="Consolas"/>
+                        </w:rPr>
+                        <w:t>world.money</w:t>
+                      </w:r>
+                      <w:proofErr w:type="spellEnd"/>
+                      <w:proofErr w:type="gramEnd"/>
+                      <w:r>
+                        <w:rPr>
+                          <w:rFonts w:ascii="Consolas" w:hAnsi="Consolas" w:cs="Consolas"/>
+                        </w:rPr>
+                        <w:t xml:space="preserve"> -= </w:t>
+                      </w:r>
+                      <w:proofErr w:type="spellStart"/>
+                      <w:r>
+                        <w:rPr>
+                          <w:rFonts w:ascii="Consolas" w:hAnsi="Consolas" w:cs="Consolas"/>
+                        </w:rPr>
+                        <w:t>newTurret.cost</w:t>
+                      </w:r>
+                      <w:proofErr w:type="spellEnd"/>
                       <w:r>
                         <w:rPr>
                           <w:rFonts w:ascii="Consolas" w:hAnsi="Consolas" w:cs="Consolas"/>
@@ -7471,8 +15268,16 @@
                         <w:rPr>
                           <w:rFonts w:ascii="Consolas" w:hAnsi="Consolas" w:cs="Consolas"/>
                         </w:rPr>
-                        <w:t>return allTurretsGroup</w:t>
-                      </w:r>
+                        <w:t xml:space="preserve">return </w:t>
+                      </w:r>
+                      <w:proofErr w:type="spellStart"/>
+                      <w:r>
+                        <w:rPr>
+                          <w:rFonts w:ascii="Consolas" w:hAnsi="Consolas" w:cs="Consolas"/>
+                        </w:rPr>
+                        <w:t>allTurretsGroup</w:t>
+                      </w:r>
+                      <w:proofErr w:type="spellEnd"/>
                     </w:p>
                     <w:p>
                       <w:pPr>
@@ -7486,12 +15291,14 @@
                       <w:r>
                         <w:t xml:space="preserve">END </w:t>
                       </w:r>
+                      <w:proofErr w:type="spellStart"/>
                       <w:r>
                         <w:rPr>
                           <w:rFonts w:ascii="Consolas" w:hAnsi="Consolas" w:cs="Consolas"/>
                         </w:rPr>
                         <w:t>createTurret</w:t>
                       </w:r>
+                      <w:proofErr w:type="spellEnd"/>
                     </w:p>
                   </w:txbxContent>
                 </v:textbox>
@@ -8874,7 +16681,6 @@
   <w:style w:type="character" w:default="1" w:styleId="DefaultParagraphFont">
     <w:name w:val="Default Paragraph Font"/>
     <w:uiPriority w:val="1"/>
-    <w:semiHidden/>
     <w:unhideWhenUsed/>
   </w:style>
   <w:style w:type="table" w:default="1" w:styleId="TableNormal">
